--- a/downloads/student/ai-5-week-04.docx
+++ b/downloads/student/ai-5-week-04.docx
@@ -1090,6 +1090,16 @@
     <w:p>
       <w:r>
         <w:t>ReLU is one activation choice. Clipping negatives does not itself train the network or prove useful representation.</w:t>
+      </w:r>
+    </w:p>
+    <w:p>
+      <w:r>
+        <w:t>Read the labelled picture: Which original inputs cannot be distinguished by this network’s final output? Point to the relevant step in the picture, then write the changed result and the rule or evidence that supports it.</w:t>
+      </w:r>
+    </w:p>
+    <w:p>
+      <w:r>
+        <w:t>Change one thing: Replace ReLU with identity. Predict the result before checking the explanation. What remains the same?</w:t>
       </w:r>
     </w:p>
     <w:p>
@@ -2239,6 +2249,187 @@
         <w:t>Attempt the independent case before hints. Record whether you worked alone, used a hint or followed a model. After feedback, fix the first unsupported step and explain why it changed. A later check uses a changed case, not a copied answer.</w:t>
       </w:r>
     </w:p>
+    <w:p>
+      <w:pPr>
+        <w:pStyle w:val="Heading1"/>
+      </w:pPr>
+      <w:r>
+        <w:t>15. Your lesson route</w:t>
+      </w:r>
+    </w:p>
+    <w:p>
+      <w:r>
+        <w:t>Start with this question: See what ReLU removes before the next weighted step.</w:t>
+      </w:r>
+    </w:p>
+    <w:tbl>
+      <w:tblPr>
+        <w:tblStyle w:val="LightShading-Accent1"/>
+        <w:tblW w:type="auto" w:w="0"/>
+        <w:tblLook w:firstColumn="1" w:firstRow="1" w:lastColumn="0" w:lastRow="0" w:noHBand="0" w:noVBand="1" w:val="04A0"/>
+      </w:tblPr>
+      <w:tblGrid>
+        <w:gridCol w:w="5112"/>
+        <w:gridCol w:w="5112"/>
+      </w:tblGrid>
+      <w:tr>
+        <w:trPr>
+          <w:tblHeader/>
+        </w:trPr>
+        <w:tc>
+          <w:tcPr>
+            <w:tcW w:type="dxa" w:w="5112"/>
+          </w:tcPr>
+          <w:p>
+            <w:r>
+              <w:t>By the end, I can</w:t>
+            </w:r>
+          </w:p>
+        </w:tc>
+        <w:tc>
+          <w:tcPr>
+            <w:tcW w:type="dxa" w:w="5112"/>
+          </w:tcPr>
+          <w:p>
+            <w:r>
+              <w:t>How I will show it</w:t>
+            </w:r>
+          </w:p>
+        </w:tc>
+      </w:tr>
+      <w:tr>
+        <w:tc>
+          <w:tcPr>
+            <w:tcW w:type="dxa" w:w="5112"/>
+          </w:tcPr>
+          <w:p>
+            <w:r>
+              <w:t>Trace identity ReLU and sigmoid on a numerical score</w:t>
+            </w:r>
+          </w:p>
+        </w:tc>
+        <w:tc>
+          <w:tcPr>
+            <w:tcW w:type="dxa" w:w="5112"/>
+          </w:tcPr>
+          <w:p>
+            <w:r>
+              <w:t>Explain the deciding step, show a trace or test, and state one limit.</w:t>
+            </w:r>
+          </w:p>
+        </w:tc>
+      </w:tr>
+      <w:tr>
+        <w:tc>
+          <w:tcPr>
+            <w:tcW w:type="dxa" w:w="5112"/>
+          </w:tcPr>
+          <w:p>
+            <w:r>
+              <w:t>Explain how a nonlinear activation changes a computation</w:t>
+            </w:r>
+          </w:p>
+        </w:tc>
+        <w:tc>
+          <w:tcPr>
+            <w:tcW w:type="dxa" w:w="5112"/>
+          </w:tcPr>
+          <w:p>
+            <w:r>
+              <w:t>Explain the deciding step, show a trace or test, and state one limit.</w:t>
+            </w:r>
+          </w:p>
+        </w:tc>
+      </w:tr>
+      <w:tr>
+        <w:tc>
+          <w:tcPr>
+            <w:tcW w:type="dxa" w:w="5112"/>
+          </w:tcPr>
+          <w:p>
+            <w:r>
+              <w:t>Distinguish an activation output from a final class or verified probability</w:t>
+            </w:r>
+          </w:p>
+        </w:tc>
+        <w:tc>
+          <w:tcPr>
+            <w:tcW w:type="dxa" w:w="5112"/>
+          </w:tcPr>
+          <w:p>
+            <w:r>
+              <w:t>Explain the deciding step, show a trace or test, and state one limit.</w:t>
+            </w:r>
+          </w:p>
+        </w:tc>
+      </w:tr>
+    </w:tbl>
+    <w:p>
+      <w:r>
+        <w:t>Remember → watch and explain → try with help → investigate → try independently → keep project evidence. Your teacher may spread this lesson across several classes.</w:t>
+      </w:r>
+    </w:p>
+    <w:p>
+      <w:r>
+        <w:t>Keep your first prediction. Compare it with what the evidence shows and explain any change.</w:t>
+      </w:r>
+    </w:p>
+    <w:p>
+      <w:pPr>
+        <w:pStyle w:val="Heading1"/>
+      </w:pPr>
+      <w:r>
+        <w:t>16. Finish and return</w:t>
+      </w:r>
+    </w:p>
+    <w:p>
+      <w:r>
+        <w:t>Close your notes. Explain this goal in your own words: Trace identity ReLU and sigmoid on a numerical score</w:t>
+      </w:r>
+    </w:p>
+    <w:p>
+      <w:pPr>
+        <w:pStyle w:val="Heading3"/>
+      </w:pPr>
+      <w:r>
+        <w:t>My deciding step, evidence and one remaining question</w:t>
+      </w:r>
+    </w:p>
+    <w:p>
+      <w:r>
+        <w:t>________________________________________________________________</w:t>
+      </w:r>
+    </w:p>
+    <w:p>
+      <w:r>
+        <w:t>________________________________________________________________</w:t>
+      </w:r>
+    </w:p>
+    <w:p>
+      <w:r>
+        <w:t>________________________________________________________________</w:t>
+      </w:r>
+    </w:p>
+    <w:p>
+      <w:r>
+        <w:t>________________________________________________________________</w:t>
+      </w:r>
+    </w:p>
+    <w:p>
+      <w:r>
+        <w:t>________________________________________________________________</w:t>
+      </w:r>
+    </w:p>
+    <w:p>
+      <w:r>
+        <w:t>If you are unsure, return to the worked picture and explain one arrow. If you are ready, change an input or assumption and justify your prediction.</w:t>
+      </w:r>
+    </w:p>
+    <w:p>
+      <w:r>
+        <w:t>Save your workbook evidence. At the next review, try a different case before opening your old answer.</w:t>
+      </w:r>
+    </w:p>
     <w:sectPr>
       <w:pgSz w:w="12240" w:h="15840"/>
       <w:pgMar w:top="936" w:right="1008" w:bottom="936" w:left="1008" w:header="720" w:footer="720" w:gutter="0"/>

--- a/downloads/student/ai-5-week-04.docx
+++ b/downloads/student/ai-5-week-04.docx
@@ -2430,6 +2430,210 @@
         <w:t>Save your workbook evidence. At the next review, try a different case before opening your old answer.</w:t>
       </w:r>
     </w:p>
+    <w:p>
+      <w:pPr>
+        <w:pStyle w:val="Heading1"/>
+      </w:pPr>
+      <w:r>
+        <w:t>17. Supported practice, repair and portfolio</w:t>
+      </w:r>
+    </w:p>
+    <w:p>
+      <w:r>
+        <w:t>Use this supported practice once, in the browser or on paper. Keep the reserved independent assessment for a separate first attempt before teacher feedback.</w:t>
+      </w:r>
+    </w:p>
+    <w:p>
+      <w:r>
+        <w:t>See what ReLU removes before the next weighted step.</w:t>
+      </w:r>
+    </w:p>
+    <w:p>
+      <w:pPr>
+        <w:pStyle w:val="Heading3"/>
+      </w:pPr>
+      <w:r>
+        <w:t>Practice 1: explain the deciding evidence</w:t>
+      </w:r>
+    </w:p>
+    <w:p>
+      <w:r>
+        <w:t>Which labelled step matches this detail? y values are2, 2, 5; x = 1 and x = 3 collapse to the same output.</w:t>
+      </w:r>
+    </w:p>
+    <w:p>
+      <w:r>
+        <w:t>1. Apply ReLU</w:t>
+      </w:r>
+    </w:p>
+    <w:p>
+      <w:r>
+        <w:t>2. Compute output</w:t>
+      </w:r>
+    </w:p>
+    <w:p>
+      <w:r>
+        <w:t>3. Compute preactivation</w:t>
+      </w:r>
+    </w:p>
+    <w:p>
+      <w:pPr>
+        <w:pStyle w:val="Heading3"/>
+      </w:pPr>
+      <w:r>
+        <w:t>My selected conclusion, deciding fact and explanation</w:t>
+      </w:r>
+    </w:p>
+    <w:p>
+      <w:r>
+        <w:t>________________________________________________________________</w:t>
+      </w:r>
+    </w:p>
+    <w:p>
+      <w:r>
+        <w:t>________________________________________________________________</w:t>
+      </w:r>
+    </w:p>
+    <w:p>
+      <w:r>
+        <w:t>________________________________________________________________</w:t>
+      </w:r>
+    </w:p>
+    <w:p>
+      <w:r>
+        <w:t>________________________________________________________________</w:t>
+      </w:r>
+    </w:p>
+    <w:p>
+      <w:r>
+        <w:t>________________________________________________________________</w:t>
+      </w:r>
+    </w:p>
+    <w:p>
+      <w:r>
+        <w:t>Hint if needed: Read the steps in the pictorial case. Match the supplied detail to the stage that performs or records it.</w:t>
+      </w:r>
+    </w:p>
+    <w:p>
+      <w:r>
+        <w:t>After your attempt, compare with the supported explanation: Compute output y values are2, 2, 5; x = 1 and x = 3 collapse to the same output. ReLU means keep a positive value and replace a negative one with zero. The output layer receives that transformed value, not the original input. Inputs one and three therefore both deliver zero to the final layer and produce two. Replacing ReLU with identity changes the procedure: negative intermediate values now remain available to the next layer.</w:t>
+      </w:r>
+    </w:p>
+    <w:p>
+      <w:pPr>
+        <w:pStyle w:val="Heading3"/>
+      </w:pPr>
+      <w:r>
+        <w:t>Practice 2: explain the deciding evidence</w:t>
+      </w:r>
+    </w:p>
+    <w:p>
+      <w:r>
+        <w:t>Changed-case practice: Replace ReLU with identity. Which conclusion is supported by the supplied facts?</w:t>
+      </w:r>
+    </w:p>
+    <w:p>
+      <w:r>
+        <w:t>1. This one example guarantees correct results for every future input.</w:t>
+      </w:r>
+    </w:p>
+    <w:p>
+      <w:r>
+        <w:t>2. h becomes-2, 0, 1 and outputs become-4, 2, 5.</w:t>
+      </w:r>
+    </w:p>
+    <w:p>
+      <w:r>
+        <w:t>3. We can decide the result without examining the changed input or the procedure.</w:t>
+      </w:r>
+    </w:p>
+    <w:p>
+      <w:pPr>
+        <w:pStyle w:val="Heading3"/>
+      </w:pPr>
+      <w:r>
+        <w:t>My selected conclusion, deciding fact and explanation</w:t>
+      </w:r>
+    </w:p>
+    <w:p>
+      <w:r>
+        <w:t>________________________________________________________________</w:t>
+      </w:r>
+    </w:p>
+    <w:p>
+      <w:r>
+        <w:t>________________________________________________________________</w:t>
+      </w:r>
+    </w:p>
+    <w:p>
+      <w:r>
+        <w:t>________________________________________________________________</w:t>
+      </w:r>
+    </w:p>
+    <w:p>
+      <w:r>
+        <w:t>________________________________________________________________</w:t>
+      </w:r>
+    </w:p>
+    <w:p>
+      <w:r>
+        <w:t>________________________________________________________________</w:t>
+      </w:r>
+    </w:p>
+    <w:p>
+      <w:r>
+        <w:t>Hint if needed: Use the changed condition and the deciding step in the pictorial trace. The answer must say what follows from those facts.</w:t>
+      </w:r>
+    </w:p>
+    <w:p>
+      <w:r>
+        <w:t>After your attempt, compare with the supported explanation: h becomes-2, 0, 1 and outputs become-4, 2, 5. Identity retains the negative intermediate value instead of clipping it.</w:t>
+      </w:r>
+    </w:p>
+    <w:p>
+      <w:pPr>
+        <w:pStyle w:val="Heading3"/>
+      </w:pPr>
+      <w:r>
+        <w:t>Repair a missing building block</w:t>
+      </w:r>
+    </w:p>
+    <w:p>
+      <w:r>
+        <w:t>Review Bias terms and decision boundaries (ai-5/3). Goal: Calculate a weighted score with a bias term. Short practice: Is B positive under the original or changed model? Point to the relevant step in the picture, then write the changed result and the rule or evidence that supports it.. Return to this week and explain what you changed.</w:t>
+      </w:r>
+    </w:p>
+    <w:p>
+      <w:r>
+        <w:t>Review Representing inputs as vectors (ai-5/1). Goal: Encode a record using a fixed feature order and units. Short practice: Why does equal total brightness not make A and B identical inputs? Point to the relevant step in the picture, then write the changed result and the rule or evidence that supports it.. Return to this week and explain what you changed.</w:t>
+      </w:r>
+    </w:p>
+    <w:p>
+      <w:pPr>
+        <w:pStyle w:val="Heading3"/>
+      </w:pPr>
+      <w:r>
+        <w:t>Predict, run and debug</w:t>
+      </w:r>
+    </w:p>
+    <w:p>
+      <w:r>
+        <w:t>The browser lab lets you edit the supported Python examples already included in this lesson. Predict first, run, inspect the actual output or error, change one input, then run again. Keep code, predictions, actual results and a reasoned revision together. On paper, label your result as a trace rather than an execution.</w:t>
+      </w:r>
+    </w:p>
+    <w:p>
+      <w:pPr>
+        <w:pStyle w:val="Heading3"/>
+      </w:pPr>
+      <w:r>
+        <w:t>Keep your completed work</w:t>
+      </w:r>
+    </w:p>
+    <w:p>
+      <w:r>
+        <w:t>Use Download completed work in the hosted lesson to export your answers, reflections, practice feedback and code-run evidence. Open the HTML copy to read or print it. Drafts stay in this browser when storage is available; clear drafts on a shared device.</w:t>
+      </w:r>
+    </w:p>
     <w:sectPr>
       <w:pgSz w:w="12240" w:h="15840"/>
       <w:pgMar w:top="936" w:right="1008" w:bottom="936" w:left="1008" w:header="720" w:footer="720" w:gutter="0"/>

--- a/downloads/student/ai-5-week-04.docx
+++ b/downloads/student/ai-5-week-04.docx
@@ -42,6 +42,11 @@
       </w:r>
     </w:p>
     <w:p>
+      <w:r>
+        <w:t>Start with the target: Trace identity ReLU and sigmoid on a numerical score. Try the recall before opening notes.</w:t>
+      </w:r>
+    </w:p>
+    <w:p>
       <w:pPr>
         <w:pStyle w:val="Heading3"/>
       </w:pPr>
@@ -50,18 +55,72 @@
       </w:r>
     </w:p>
     <w:p>
-      <w:r>
-        <w:t>I can trace identity ReLU and sigmoid on a numerical score.</w:t>
-      </w:r>
-    </w:p>
-    <w:p>
-      <w:r>
+      <w:pPr>
+        <w:spacing w:line="336" w:lineRule="auto" w:after="180"/>
+      </w:pPr>
+      <w:r>
+        <w:rPr>
+          <w:b w:val="0"/>
+        </w:rPr>
+        <w:t xml:space="preserve">I can trace identity </w:t>
+      </w:r>
+      <w:r>
+        <w:rPr>
+          <w:b/>
+        </w:rPr>
+        <w:t>ReLU</w:t>
+      </w:r>
+      <w:r>
+        <w:rPr>
+          <w:b w:val="0"/>
+        </w:rPr>
+        <w:t xml:space="preserve"> and </w:t>
+      </w:r>
+      <w:r>
+        <w:rPr>
+          <w:b/>
+        </w:rPr>
+        <w:t>sigmoid</w:t>
+      </w:r>
+      <w:r>
+        <w:rPr>
+          <w:b w:val="0"/>
+        </w:rPr>
+        <w:t xml:space="preserve"> on a numerical score.</w:t>
+      </w:r>
+    </w:p>
+    <w:p>
+      <w:pPr>
+        <w:spacing w:line="336" w:lineRule="auto" w:after="180"/>
+      </w:pPr>
+      <w:r>
+        <w:rPr>
+          <w:b w:val="0"/>
+        </w:rPr>
         <w:t>I can explain how a nonlinear activation changes a computation.</w:t>
       </w:r>
     </w:p>
     <w:p>
-      <w:r>
-        <w:t>I can distinguish an activation output from a final class or verified probability.</w:t>
+      <w:pPr>
+        <w:spacing w:line="336" w:lineRule="auto" w:after="180"/>
+      </w:pPr>
+      <w:r>
+        <w:rPr>
+          <w:b w:val="0"/>
+        </w:rPr>
+        <w:t xml:space="preserve">I can distinguish an activation </w:t>
+      </w:r>
+      <w:r>
+        <w:rPr>
+          <w:b/>
+        </w:rPr>
+        <w:t>output</w:t>
+      </w:r>
+      <w:r>
+        <w:rPr>
+          <w:b w:val="0"/>
+        </w:rPr>
+        <w:t xml:space="preserve"> from a final class or verified probability.</w:t>
       </w:r>
     </w:p>
     <w:p>
@@ -73,43 +132,151 @@
       </w:r>
     </w:p>
     <w:p>
-      <w:r>
+      <w:pPr>
+        <w:spacing w:line="336" w:lineRule="auto" w:after="180"/>
+      </w:pPr>
+      <w:r>
+        <w:rPr>
+          <w:b w:val="0"/>
+        </w:rPr>
         <w:t>Close your notes first. A rough first answer helps us choose the right starting point; it is not a score for your ability.</w:t>
       </w:r>
     </w:p>
     <w:p>
-      <w:r>
+      <w:pPr>
+        <w:spacing w:line="336" w:lineRule="auto" w:after="180"/>
+      </w:pPr>
+      <w:r>
+        <w:rPr>
+          <w:b w:val="0"/>
+        </w:rPr>
         <w:t>Without opening the old lesson, explain one key idea from Bias terms and decision boundaries. Give an example and a mistake that the idea helps you avoid.</w:t>
       </w:r>
     </w:p>
     <w:p>
-      <w:r>
-        <w:t>Without opening the old lesson, explain one key idea from Representing inputs as vectors. Give an example and a mistake that the idea helps you avoid.</w:t>
-      </w:r>
-    </w:p>
-    <w:p>
-      <w:r>
-        <w:t>After trying, check the relevant lesson or ask your teacher. Change the part of your explanation that the evidence shows was wrong.</w:t>
-      </w:r>
-    </w:p>
-    <w:p>
-      <w:r>
+      <w:pPr>
+        <w:spacing w:line="336" w:lineRule="auto" w:after="180"/>
+      </w:pPr>
+      <w:r>
+        <w:rPr>
+          <w:b w:val="0"/>
+        </w:rPr>
+        <w:t xml:space="preserve">Without opening the old lesson, explain one key idea from Representing </w:t>
+      </w:r>
+      <w:r>
+        <w:rPr>
+          <w:b/>
+        </w:rPr>
+        <w:t>input</w:t>
+      </w:r>
+      <w:r>
+        <w:rPr>
+          <w:b w:val="0"/>
+        </w:rPr>
+        <w:t>s as vectors. Give an example and a mistake that the idea helps you avoid.</w:t>
+      </w:r>
+    </w:p>
+    <w:p>
+      <w:pPr>
+        <w:spacing w:line="336" w:lineRule="auto" w:after="180"/>
+      </w:pPr>
+      <w:r>
+        <w:rPr>
+          <w:b w:val="0"/>
+        </w:rPr>
+        <w:t xml:space="preserve">After trying, check the relevant lesson or ask your teacher. Change the part of your explanation that the </w:t>
+      </w:r>
+      <w:r>
+        <w:rPr>
+          <w:b/>
+        </w:rPr>
+        <w:t>evidence</w:t>
+      </w:r>
+      <w:r>
+        <w:rPr>
+          <w:b w:val="0"/>
+        </w:rPr>
+        <w:t xml:space="preserve"> shows was wrong.</w:t>
+      </w:r>
+    </w:p>
+    <w:p>
+      <w:pPr>
+        <w:spacing w:line="336" w:lineRule="auto" w:after="180"/>
+      </w:pPr>
+      <w:r>
+        <w:rPr>
+          <w:b w:val="0"/>
+        </w:rPr>
         <w:t>This week you will practise:</w:t>
       </w:r>
     </w:p>
     <w:p>
-      <w:r>
-        <w:t>Trace identity ReLU and sigmoid on a numerical score</w:t>
-      </w:r>
-    </w:p>
-    <w:p>
-      <w:r>
+      <w:pPr>
+        <w:spacing w:line="336" w:lineRule="auto" w:after="180"/>
+      </w:pPr>
+      <w:r>
+        <w:rPr>
+          <w:b w:val="0"/>
+        </w:rPr>
+        <w:t xml:space="preserve">Trace identity </w:t>
+      </w:r>
+      <w:r>
+        <w:rPr>
+          <w:b/>
+        </w:rPr>
+        <w:t>ReLU</w:t>
+      </w:r>
+      <w:r>
+        <w:rPr>
+          <w:b w:val="0"/>
+        </w:rPr>
+        <w:t xml:space="preserve"> and </w:t>
+      </w:r>
+      <w:r>
+        <w:rPr>
+          <w:b/>
+        </w:rPr>
+        <w:t>sigmoid</w:t>
+      </w:r>
+      <w:r>
+        <w:rPr>
+          <w:b w:val="0"/>
+        </w:rPr>
+        <w:t xml:space="preserve"> on a numerical score</w:t>
+      </w:r>
+    </w:p>
+    <w:p>
+      <w:pPr>
+        <w:spacing w:line="336" w:lineRule="auto" w:after="180"/>
+      </w:pPr>
+      <w:r>
+        <w:rPr>
+          <w:b w:val="0"/>
+        </w:rPr>
         <w:t>Explain how a nonlinear activation changes a computation</w:t>
       </w:r>
     </w:p>
     <w:p>
-      <w:r>
-        <w:t>Distinguish an activation output from a final class or verified probability</w:t>
+      <w:pPr>
+        <w:spacing w:line="336" w:lineRule="auto" w:after="180"/>
+      </w:pPr>
+      <w:r>
+        <w:rPr>
+          <w:b w:val="0"/>
+        </w:rPr>
+        <w:t xml:space="preserve">Distinguish an activation </w:t>
+      </w:r>
+      <w:r>
+        <w:rPr>
+          <w:b/>
+        </w:rPr>
+        <w:t>output</w:t>
+      </w:r>
+      <w:r>
+        <w:rPr>
+          <w:b w:val="0"/>
+        </w:rPr>
+        <w:t xml:space="preserve"> from a final class or verified probability</w:t>
       </w:r>
     </w:p>
     <w:p>
@@ -121,7 +288,14 @@
       </w:r>
     </w:p>
     <w:p>
-      <w:r>
+      <w:pPr>
+        <w:spacing w:line="336" w:lineRule="auto" w:after="180"/>
+        <w:shd w:fill="F5F1FB"/>
+      </w:pPr>
+      <w:r>
+        <w:rPr>
+          <w:b w:val="0"/>
+        </w:rPr>
         <w:t>For z = 2 times width - height - 3 at [3, 3], what are the score and class under z &gt;= 0?</w:t>
       </w:r>
     </w:p>
@@ -157,8 +331,26 @@
       </w:r>
     </w:p>
     <w:p>
-      <w:r>
-        <w:t>By the end, I can explain activation functions using a traced example and a stated limitation.</w:t>
+      <w:pPr>
+        <w:spacing w:line="336" w:lineRule="auto" w:after="180"/>
+      </w:pPr>
+      <w:r>
+        <w:rPr>
+          <w:b w:val="0"/>
+        </w:rPr>
+        <w:t xml:space="preserve">By the end, I can explain </w:t>
+      </w:r>
+      <w:r>
+        <w:rPr>
+          <w:b/>
+        </w:rPr>
+        <w:t>activation function</w:t>
+      </w:r>
+      <w:r>
+        <w:rPr>
+          <w:b w:val="0"/>
+        </w:rPr>
+        <w:t>s using a traced example and a stated limitation.</w:t>
       </w:r>
     </w:p>
     <w:p>
@@ -171,12 +363,124 @@
     </w:p>
     <w:p>
       <w:r>
-        <w:t>First compute an affine score z = w dot x + b. An activation then returns a = f(z). In a network this value may become an input to another layer; it is not automatically a class prediction. We will compare three functions using the same incoming scores so that only the activation changes.</w:t>
-      </w:r>
-    </w:p>
-    <w:p>
-      <w:r>
-        <w:t>Identity returns z unchanged. ReLU, pronounced ree-loo, returns the larger of zero and z. Thus ReLU(-2) = 0, ReLU(0) = 0 and ReLU(2) = 2. Positive scores keep their magnitude; ReLU does not turn every positive value into 1.</w:t>
+        <w:t>Investigate the supplied Activation functions case. Separate observations, given facts and assumptions before choosing an explanation.</w:t>
+      </w:r>
+    </w:p>
+    <w:p>
+      <w:pPr>
+        <w:spacing w:line="336" w:lineRule="auto" w:after="180"/>
+      </w:pPr>
+      <w:r>
+        <w:rPr>
+          <w:b w:val="0"/>
+        </w:rPr>
+        <w:t xml:space="preserve">First compute an affine score z = w dot x + b. An activation then returns a = f(z). In a network this value may become an </w:t>
+      </w:r>
+      <w:r>
+        <w:rPr>
+          <w:b/>
+        </w:rPr>
+        <w:t>input</w:t>
+      </w:r>
+      <w:r>
+        <w:rPr>
+          <w:b w:val="0"/>
+        </w:rPr>
+        <w:t xml:space="preserve"> to another layer; it is not automatically a class </w:t>
+      </w:r>
+      <w:r>
+        <w:rPr>
+          <w:b/>
+        </w:rPr>
+        <w:t>prediction</w:t>
+      </w:r>
+      <w:r>
+        <w:rPr>
+          <w:b w:val="0"/>
+        </w:rPr>
+        <w:t>.</w:t>
+      </w:r>
+    </w:p>
+    <w:p>
+      <w:pPr>
+        <w:spacing w:line="336" w:lineRule="auto" w:after="180"/>
+      </w:pPr>
+      <w:r>
+        <w:rPr>
+          <w:b w:val="0"/>
+        </w:rPr>
+        <w:t>We will compare three functions using the same incoming scores so that only the activation changes.</w:t>
+      </w:r>
+    </w:p>
+    <w:p>
+      <w:pPr>
+        <w:spacing w:line="336" w:lineRule="auto" w:after="180"/>
+      </w:pPr>
+      <w:r>
+        <w:rPr>
+          <w:b w:val="0"/>
+        </w:rPr>
+        <w:t xml:space="preserve">Identity returns z unchanged. </w:t>
+      </w:r>
+      <w:r>
+        <w:rPr>
+          <w:b/>
+        </w:rPr>
+        <w:t>ReLU</w:t>
+      </w:r>
+      <w:r>
+        <w:rPr>
+          <w:b w:val="0"/>
+        </w:rPr>
+        <w:t xml:space="preserve">, pronounced ree-loo, returns the larger of zero and z. Thus </w:t>
+      </w:r>
+      <w:r>
+        <w:rPr>
+          <w:b/>
+        </w:rPr>
+        <w:t>ReLU</w:t>
+      </w:r>
+      <w:r>
+        <w:rPr>
+          <w:b w:val="0"/>
+        </w:rPr>
+        <w:t xml:space="preserve">(-2) = 0, </w:t>
+      </w:r>
+      <w:r>
+        <w:rPr>
+          <w:b/>
+        </w:rPr>
+        <w:t>ReLU</w:t>
+      </w:r>
+      <w:r>
+        <w:rPr>
+          <w:b w:val="0"/>
+        </w:rPr>
+        <w:t xml:space="preserve">(0) = 0 and </w:t>
+      </w:r>
+      <w:r>
+        <w:rPr>
+          <w:b/>
+        </w:rPr>
+        <w:t>ReLU</w:t>
+      </w:r>
+      <w:r>
+        <w:rPr>
+          <w:b w:val="0"/>
+        </w:rPr>
+        <w:t xml:space="preserve">(2) = 2. Positive scores keep their magnitude; </w:t>
+      </w:r>
+      <w:r>
+        <w:rPr>
+          <w:b/>
+        </w:rPr>
+        <w:t>ReLU</w:t>
+      </w:r>
+      <w:r>
+        <w:rPr>
+          <w:b w:val="0"/>
+        </w:rPr>
+        <w:t xml:space="preserve"> does not turn every positive value into 1.</w:t>
       </w:r>
     </w:p>
     <w:tbl>
@@ -323,8 +627,38 @@
       </w:tr>
     </w:tbl>
     <w:p>
-      <w:r>
-        <w:t>These are fixed arithmetic functions. Selecting a function or changing its input is not itself a training procedure. Later weeks will introduce losses and parameter updates.</w:t>
+      <w:pPr>
+        <w:spacing w:line="336" w:lineRule="auto" w:after="180"/>
+      </w:pPr>
+      <w:r>
+        <w:rPr>
+          <w:b w:val="0"/>
+        </w:rPr>
+        <w:t xml:space="preserve">These are fixed arithmetic functions. Selecting a function or changing its </w:t>
+      </w:r>
+      <w:r>
+        <w:rPr>
+          <w:b/>
+        </w:rPr>
+        <w:t>input</w:t>
+      </w:r>
+      <w:r>
+        <w:rPr>
+          <w:b w:val="0"/>
+        </w:rPr>
+        <w:t xml:space="preserve"> is not itself a </w:t>
+      </w:r>
+      <w:r>
+        <w:rPr>
+          <w:b/>
+        </w:rPr>
+        <w:t>training</w:t>
+      </w:r>
+      <w:r>
+        <w:rPr>
+          <w:b w:val="0"/>
+        </w:rPr>
+        <w:t xml:space="preserve"> procedure. Later weeks will introduce losses and parameter updates.</w:t>
       </w:r>
     </w:p>
     <w:p>
@@ -360,12 +694,153 @@
     </w:p>
     <w:p>
       <w:r>
-        <w:t>Sigmoid is 1 / (1 + exp(-z)). Here exp(t) means e raised to power t, where e is approximately 2.718. A calculator or the supplied Python code can evaluate it; no calculus is required this week. For z = -2, 0 and 2, sigmoid outputs are approximately 0.1192, 0.5 and 0.8808.</w:t>
-      </w:r>
-    </w:p>
-    <w:p>
-      <w:r>
-        <w:t>For every finite mathematical input, sigmoid is strictly between 0 and 1, though computer rounding can produce an endpoint for extreme scores. Negative inputs produce values below 0.5, zero gives 0.5, and positive inputs give values above 0.5. A class rule still needs to be stated: if class 1 means sigmoid(z) &gt;= 0.5, these three predictions are 0, 1 and 1.</w:t>
+        <w:t>Follow the mechanism for Activation functions. Connect each labelled input, deciding step and result.</w:t>
+      </w:r>
+    </w:p>
+    <w:p>
+      <w:pPr>
+        <w:spacing w:line="336" w:lineRule="auto" w:after="180"/>
+      </w:pPr>
+      <w:r>
+        <w:rPr>
+          <w:b/>
+        </w:rPr>
+        <w:t>Sigmoid</w:t>
+      </w:r>
+      <w:r>
+        <w:rPr>
+          <w:b w:val="0"/>
+        </w:rPr>
+        <w:t xml:space="preserve"> is 1 / (1 + exp(-z)). Here exp(t) means e raised to power t, where e is approximately 2.718. A calculator or the supplied Python code can evaluate it; no calculus is required this week.</w:t>
+      </w:r>
+    </w:p>
+    <w:p>
+      <w:pPr>
+        <w:spacing w:line="336" w:lineRule="auto" w:after="180"/>
+      </w:pPr>
+      <w:r>
+        <w:rPr>
+          <w:b w:val="0"/>
+        </w:rPr>
+        <w:t xml:space="preserve">For z = -2, 0 and 2, </w:t>
+      </w:r>
+      <w:r>
+        <w:rPr>
+          <w:b/>
+        </w:rPr>
+        <w:t>sigmoid</w:t>
+      </w:r>
+      <w:r>
+        <w:rPr>
+          <w:b w:val="0"/>
+        </w:rPr>
+        <w:t xml:space="preserve"> </w:t>
+      </w:r>
+      <w:r>
+        <w:rPr>
+          <w:b/>
+        </w:rPr>
+        <w:t>output</w:t>
+      </w:r>
+      <w:r>
+        <w:rPr>
+          <w:b w:val="0"/>
+        </w:rPr>
+        <w:t>s are approximately 0.1192, 0.5 and 0.8808.</w:t>
+      </w:r>
+    </w:p>
+    <w:p>
+      <w:pPr>
+        <w:spacing w:line="336" w:lineRule="auto" w:after="180"/>
+      </w:pPr>
+      <w:r>
+        <w:rPr>
+          <w:b w:val="0"/>
+        </w:rPr>
+        <w:t xml:space="preserve">For every finite mathematical </w:t>
+      </w:r>
+      <w:r>
+        <w:rPr>
+          <w:b/>
+        </w:rPr>
+        <w:t>input</w:t>
+      </w:r>
+      <w:r>
+        <w:rPr>
+          <w:b w:val="0"/>
+        </w:rPr>
+        <w:t xml:space="preserve">, </w:t>
+      </w:r>
+      <w:r>
+        <w:rPr>
+          <w:b/>
+        </w:rPr>
+        <w:t>sigmoid</w:t>
+      </w:r>
+      <w:r>
+        <w:rPr>
+          <w:b w:val="0"/>
+        </w:rPr>
+        <w:t xml:space="preserve"> is strictly between 0 and 1, though computer rounding can produce an endpoint for extreme scores.</w:t>
+      </w:r>
+    </w:p>
+    <w:p>
+      <w:pPr>
+        <w:spacing w:line="336" w:lineRule="auto" w:after="180"/>
+      </w:pPr>
+      <w:r>
+        <w:rPr>
+          <w:b w:val="0"/>
+        </w:rPr>
+        <w:t xml:space="preserve">Negative </w:t>
+      </w:r>
+      <w:r>
+        <w:rPr>
+          <w:b/>
+        </w:rPr>
+        <w:t>input</w:t>
+      </w:r>
+      <w:r>
+        <w:rPr>
+          <w:b w:val="0"/>
+        </w:rPr>
+        <w:t xml:space="preserve">s produce values below 0.5, zero gives 0.5, and positive </w:t>
+      </w:r>
+      <w:r>
+        <w:rPr>
+          <w:b/>
+        </w:rPr>
+        <w:t>input</w:t>
+      </w:r>
+      <w:r>
+        <w:rPr>
+          <w:b w:val="0"/>
+        </w:rPr>
+        <w:t xml:space="preserve">s give values above 0.5. A class rule still needs to be stated: if class 1 means </w:t>
+      </w:r>
+      <w:r>
+        <w:rPr>
+          <w:b/>
+        </w:rPr>
+        <w:t>sigmoid</w:t>
+      </w:r>
+      <w:r>
+        <w:rPr>
+          <w:b w:val="0"/>
+        </w:rPr>
+        <w:t xml:space="preserve">(z) &gt;= 0.5, these three </w:t>
+      </w:r>
+      <w:r>
+        <w:rPr>
+          <w:b/>
+        </w:rPr>
+        <w:t>prediction</w:t>
+      </w:r>
+      <w:r>
+        <w:rPr>
+          <w:b w:val="0"/>
+        </w:rPr>
+        <w:t>s are 0, 1 and 1.</w:t>
       </w:r>
     </w:p>
     <w:p>
@@ -394,8 +869,26 @@
       </w:r>
     </w:p>
     <w:p>
-      <w:r>
-        <w:t>The two algebraically equivalent branches avoid taking exp of a large positive number. A value within [0, 1] is not automatically a reliable probability: its interpretation depends on the fitted task and evaluation evidence.</w:t>
+      <w:pPr>
+        <w:spacing w:line="336" w:lineRule="auto" w:after="180"/>
+      </w:pPr>
+      <w:r>
+        <w:rPr>
+          <w:b w:val="0"/>
+        </w:rPr>
+        <w:t xml:space="preserve">The two algebraically equivalent branches avoid taking exp of a large positive number. A value within [0, 1] is not automatically a reliable probability: its interpretation depends on the fitted task and evaluation </w:t>
+      </w:r>
+      <w:r>
+        <w:rPr>
+          <w:b/>
+        </w:rPr>
+        <w:t>evidence</w:t>
+      </w:r>
+      <w:r>
+        <w:rPr>
+          <w:b w:val="0"/>
+        </w:rPr>
+        <w:t>.</w:t>
       </w:r>
     </w:p>
     <w:p>
@@ -407,8 +900,26 @@
       </w:r>
     </w:p>
     <w:p>
-      <w:r>
-        <w:t>Point to the input, the deciding step and the result in this week’s visual. Explain the same step in ordinary words. A picture helps when you can say what each part represents.</w:t>
+      <w:pPr>
+        <w:spacing w:line="336" w:lineRule="auto" w:after="180"/>
+      </w:pPr>
+      <w:r>
+        <w:rPr>
+          <w:b w:val="0"/>
+        </w:rPr>
+        <w:t xml:space="preserve">Point to the </w:t>
+      </w:r>
+      <w:r>
+        <w:rPr>
+          <w:b/>
+        </w:rPr>
+        <w:t>input</w:t>
+      </w:r>
+      <w:r>
+        <w:rPr>
+          <w:b w:val="0"/>
+        </w:rPr>
+        <w:t>, the deciding step and the result in this week’s visual. Explain the same step in ordinary words. A picture helps when you can say what each part represents.</w:t>
       </w:r>
     </w:p>
     <w:p>
@@ -420,6 +931,11 @@
       </w:r>
     </w:p>
     <w:p>
+      <w:r>
+        <w:t>Compare the supplied cases for Activation functions. Identify the detail that changes the conclusion.</w:t>
+      </w:r>
+    </w:p>
+    <w:p>
       <w:pPr>
         <w:pStyle w:val="Heading3"/>
       </w:pPr>
@@ -428,8 +944,26 @@
       </w:r>
     </w:p>
     <w:p>
-      <w:r>
-        <w:t>Use the lesson sigmoid values for -2, 0, 2. Predict classes under a &gt;= 0.5, then explain the zero-score case.</w:t>
+      <w:pPr>
+        <w:spacing w:line="336" w:lineRule="auto" w:after="180"/>
+      </w:pPr>
+      <w:r>
+        <w:rPr>
+          <w:b w:val="0"/>
+        </w:rPr>
+        <w:t xml:space="preserve">Use the lesson </w:t>
+      </w:r>
+      <w:r>
+        <w:rPr>
+          <w:b/>
+        </w:rPr>
+        <w:t>sigmoid</w:t>
+      </w:r>
+      <w:r>
+        <w:rPr>
+          <w:b w:val="0"/>
+        </w:rPr>
+        <w:t xml:space="preserve"> values for -2, 0, 2. Predict classes under a &gt;= 0.5, then explain the zero-score case.</w:t>
       </w:r>
     </w:p>
     <w:p>
@@ -474,17 +1008,92 @@
       </w:r>
     </w:p>
     <w:p>
-      <w:r>
-        <w:t>Change: Replace ReLU with identity.</w:t>
-      </w:r>
-    </w:p>
-    <w:p>
-      <w:r>
-        <w:t>Prediction: h becomes-2, 0, 1 and outputs become-4, 2, 5.</w:t>
-      </w:r>
-    </w:p>
-    <w:p>
-      <w:r>
+      <w:pPr>
+        <w:pStyle w:val="Heading3"/>
+      </w:pPr>
+      <w:r>
+        <w:t>Change one thing</w:t>
+      </w:r>
+    </w:p>
+    <w:p>
+      <w:pPr>
+        <w:spacing w:line="336" w:lineRule="auto" w:after="180"/>
+        <w:shd w:fill="F5F1FB"/>
+      </w:pPr>
+      <w:r>
+        <w:rPr>
+          <w:b w:val="0"/>
+        </w:rPr>
+        <w:t xml:space="preserve">Change: Replace </w:t>
+      </w:r>
+      <w:r>
+        <w:rPr>
+          <w:b/>
+        </w:rPr>
+        <w:t>ReLU</w:t>
+      </w:r>
+      <w:r>
+        <w:rPr>
+          <w:b w:val="0"/>
+        </w:rPr>
+        <w:t xml:space="preserve"> with identity.</w:t>
+      </w:r>
+    </w:p>
+    <w:p>
+      <w:pPr>
+        <w:pStyle w:val="Heading3"/>
+      </w:pPr>
+      <w:r>
+        <w:t>Predicted result</w:t>
+      </w:r>
+    </w:p>
+    <w:p>
+      <w:pPr>
+        <w:spacing w:line="336" w:lineRule="auto" w:after="180"/>
+        <w:shd w:fill="F1F6FC"/>
+      </w:pPr>
+      <w:r>
+        <w:rPr>
+          <w:b/>
+        </w:rPr>
+        <w:t>Prediction</w:t>
+      </w:r>
+      <w:r>
+        <w:rPr>
+          <w:b w:val="0"/>
+        </w:rPr>
+        <w:t xml:space="preserve">: h becomes-2, 0, 1 and </w:t>
+      </w:r>
+      <w:r>
+        <w:rPr>
+          <w:b/>
+        </w:rPr>
+        <w:t>output</w:t>
+      </w:r>
+      <w:r>
+        <w:rPr>
+          <w:b w:val="0"/>
+        </w:rPr>
+        <w:t>s become-4, 2, 5.</w:t>
+      </w:r>
+    </w:p>
+    <w:p>
+      <w:pPr>
+        <w:pStyle w:val="Heading3"/>
+      </w:pPr>
+      <w:r>
+        <w:t>Why the result follows</w:t>
+      </w:r>
+    </w:p>
+    <w:p>
+      <w:pPr>
+        <w:spacing w:line="336" w:lineRule="auto" w:after="180"/>
+        <w:shd w:fill="F1F6FC"/>
+      </w:pPr>
+      <w:r>
+        <w:rPr>
+          <w:b w:val="0"/>
+        </w:rPr>
         <w:t>Reason: Identity retains the negative intermediate value instead of clipping it.</w:t>
       </w:r>
     </w:p>
@@ -494,6 +1103,11 @@
       </w:pPr>
       <w:r>
         <w:t>05. Words that unlock the idea</w:t>
+      </w:r>
+    </w:p>
+    <w:p>
+      <w:r>
+        <w:t>Use the vocabulary of Activation functions to explain a concrete decision, rather than only memorising definitions.</w:t>
       </w:r>
     </w:p>
     <w:tbl>
@@ -649,6 +1263,11 @@
       </w:pPr>
       <w:r>
         <w:t>06. Follow a worked example</w:t>
+      </w:r>
+    </w:p>
+    <w:p>
+      <w:r>
+        <w:t>Follow the worked trace for Activation functions, predict a step, then compare with its explanation.</w:t>
       </w:r>
     </w:p>
     <w:p>
@@ -844,7 +1463,13 @@
       </w:r>
     </w:p>
     <w:p>
-      <w:r>
+      <w:pPr>
+        <w:spacing w:line="336" w:lineRule="auto" w:after="180"/>
+      </w:pPr>
+      <w:r>
+        <w:rPr>
+          <w:b w:val="0"/>
+        </w:rPr>
         <w:t>Cover the result before checking it. Say what is given, choose the procedure, and follow one step at a time. Then uncover the result and explain your first mismatch. Ask why a step is allowed, not only what number it produces.</w:t>
       </w:r>
     </w:p>
@@ -857,8 +1482,26 @@
       </w:r>
     </w:p>
     <w:p>
-      <w:r>
-        <w:t>See what ReLU removes before the next weighted step.</w:t>
+      <w:pPr>
+        <w:spacing w:line="336" w:lineRule="auto" w:after="180"/>
+      </w:pPr>
+      <w:r>
+        <w:rPr>
+          <w:b w:val="0"/>
+        </w:rPr>
+        <w:t xml:space="preserve">See what </w:t>
+      </w:r>
+      <w:r>
+        <w:rPr>
+          <w:b/>
+        </w:rPr>
+        <w:t>ReLU</w:t>
+      </w:r>
+      <w:r>
+        <w:rPr>
+          <w:b w:val="0"/>
+        </w:rPr>
+        <w:t xml:space="preserve"> removes before the next weighted step.</w:t>
       </w:r>
     </w:p>
     <w:p>
@@ -870,13 +1513,67 @@
       </w:r>
     </w:p>
     <w:p>
-      <w:r>
-        <w:t>Toy network z=x-3; h=max(0, z); y=3h+2. Inputs x=1, 3, 4.</w:t>
-      </w:r>
-    </w:p>
-    <w:p>
-      <w:r>
-        <w:t>All inputs and outcomes in this worked example are invented classroom data; no real model run is claimed.</w:t>
+      <w:pPr>
+        <w:pStyle w:val="Heading3"/>
+      </w:pPr>
+      <w:r>
+        <w:t>Supplied facts</w:t>
+      </w:r>
+    </w:p>
+    <w:p>
+      <w:pPr>
+        <w:spacing w:line="336" w:lineRule="auto" w:after="180"/>
+        <w:shd w:fill="F1F6FC"/>
+      </w:pPr>
+      <w:r>
+        <w:rPr>
+          <w:b w:val="0"/>
+        </w:rPr>
+        <w:t xml:space="preserve">Toy network z=x-3; h=max(0, z); y=3h+2. </w:t>
+      </w:r>
+      <w:r>
+        <w:rPr>
+          <w:b/>
+        </w:rPr>
+        <w:t>Input</w:t>
+      </w:r>
+      <w:r>
+        <w:rPr>
+          <w:b w:val="0"/>
+        </w:rPr>
+        <w:t>s x=1, 3, 4.</w:t>
+      </w:r>
+    </w:p>
+    <w:p>
+      <w:pPr>
+        <w:pStyle w:val="Heading3"/>
+      </w:pPr>
+      <w:r>
+        <w:t>Supplied facts</w:t>
+      </w:r>
+    </w:p>
+    <w:p>
+      <w:pPr>
+        <w:spacing w:line="336" w:lineRule="auto" w:after="180"/>
+        <w:shd w:fill="F1F6FC"/>
+      </w:pPr>
+      <w:r>
+        <w:rPr>
+          <w:b w:val="0"/>
+        </w:rPr>
+        <w:t xml:space="preserve">All </w:t>
+      </w:r>
+      <w:r>
+        <w:rPr>
+          <w:b/>
+        </w:rPr>
+        <w:t>input</w:t>
+      </w:r>
+      <w:r>
+        <w:rPr>
+          <w:b w:val="0"/>
+        </w:rPr>
+        <w:t>s and outcomes in this worked example are invented classroom data; no real model run is claimed.</w:t>
       </w:r>
     </w:p>
     <w:p>
@@ -1075,31 +1772,205 @@
       </w:r>
     </w:p>
     <w:p>
-      <w:r>
-        <w:t>ReLU means keep a positive value and replace a negative one with zero. The output layer receives that transformed value, not the original input. Inputs one and three therefore both deliver zero to the final layer and produce two. Replacing ReLU with identity changes the procedure: negative intermediate values now remain available to the next layer.</w:t>
-      </w:r>
-    </w:p>
-    <w:p>
       <w:pPr>
         <w:pStyle w:val="Heading3"/>
       </w:pPr>
       <w:r>
+        <w:t>Why the result follows</w:t>
+      </w:r>
+    </w:p>
+    <w:p>
+      <w:pPr>
+        <w:spacing w:line="336" w:lineRule="auto" w:after="180"/>
+        <w:shd w:fill="F1F6FC"/>
+      </w:pPr>
+      <w:r>
+        <w:rPr>
+          <w:b/>
+        </w:rPr>
+        <w:t>ReLU</w:t>
+      </w:r>
+      <w:r>
+        <w:rPr>
+          <w:b w:val="0"/>
+        </w:rPr>
+        <w:t xml:space="preserve"> means keep a positive value and replace a negative one with zero. The </w:t>
+      </w:r>
+      <w:r>
+        <w:rPr>
+          <w:b/>
+        </w:rPr>
+        <w:t>output</w:t>
+      </w:r>
+      <w:r>
+        <w:rPr>
+          <w:b w:val="0"/>
+        </w:rPr>
+        <w:t xml:space="preserve"> layer receives that transformed value, not the original </w:t>
+      </w:r>
+      <w:r>
+        <w:rPr>
+          <w:b/>
+        </w:rPr>
+        <w:t>input</w:t>
+      </w:r>
+      <w:r>
+        <w:rPr>
+          <w:b w:val="0"/>
+        </w:rPr>
+        <w:t>.</w:t>
+      </w:r>
+    </w:p>
+    <w:p>
+      <w:pPr>
+        <w:spacing w:line="336" w:lineRule="auto" w:after="180"/>
+        <w:shd w:fill="F1F6FC"/>
+      </w:pPr>
+      <w:r>
+        <w:rPr>
+          <w:b/>
+        </w:rPr>
+        <w:t>Input</w:t>
+      </w:r>
+      <w:r>
+        <w:rPr>
+          <w:b w:val="0"/>
+        </w:rPr>
+        <w:t xml:space="preserve">s one and three therefore both deliver zero to the final layer and produce two. Replacing </w:t>
+      </w:r>
+      <w:r>
+        <w:rPr>
+          <w:b/>
+        </w:rPr>
+        <w:t>ReLU</w:t>
+      </w:r>
+      <w:r>
+        <w:rPr>
+          <w:b w:val="0"/>
+        </w:rPr>
+        <w:t xml:space="preserve"> with identity changes the procedure: negative intermediate values now remain available to the next layer.</w:t>
+      </w:r>
+    </w:p>
+    <w:p>
+      <w:pPr>
+        <w:pStyle w:val="Heading3"/>
+      </w:pPr>
+      <w:r>
         <w:t>What this example does not establish</w:t>
       </w:r>
     </w:p>
     <w:p>
-      <w:r>
-        <w:t>ReLU is one activation choice. Clipping negatives does not itself train the network or prove useful representation.</w:t>
-      </w:r>
-    </w:p>
-    <w:p>
-      <w:r>
-        <w:t>Read the labelled picture: Which original inputs cannot be distinguished by this network’s final output? Point to the relevant step in the picture, then write the changed result and the rule or evidence that supports it.</w:t>
-      </w:r>
-    </w:p>
-    <w:p>
-      <w:r>
-        <w:t>Change one thing: Replace ReLU with identity. Predict the result before checking the explanation. What remains the same?</w:t>
+      <w:pPr>
+        <w:pStyle w:val="Heading3"/>
+      </w:pPr>
+      <w:r>
+        <w:t>Keep the stated limit</w:t>
+      </w:r>
+    </w:p>
+    <w:p>
+      <w:pPr>
+        <w:spacing w:line="336" w:lineRule="auto" w:after="180"/>
+        <w:shd w:fill="FFF5E6"/>
+      </w:pPr>
+      <w:r>
+        <w:rPr>
+          <w:b/>
+        </w:rPr>
+        <w:t>ReLU</w:t>
+      </w:r>
+      <w:r>
+        <w:rPr>
+          <w:b w:val="0"/>
+        </w:rPr>
+        <w:t xml:space="preserve"> is one activation choice. Clipping negatives does not itself train the network or prove useful representation.</w:t>
+      </w:r>
+    </w:p>
+    <w:p>
+      <w:pPr>
+        <w:pStyle w:val="Heading3"/>
+      </w:pPr>
+      <w:r>
+        <w:t>Keep the stated limit</w:t>
+      </w:r>
+    </w:p>
+    <w:p>
+      <w:pPr>
+        <w:spacing w:line="336" w:lineRule="auto" w:after="180"/>
+        <w:shd w:fill="FFF5E6"/>
+      </w:pPr>
+      <w:r>
+        <w:rPr>
+          <w:b w:val="0"/>
+        </w:rPr>
+        <w:t xml:space="preserve">Read the labelled picture: Which original </w:t>
+      </w:r>
+      <w:r>
+        <w:rPr>
+          <w:b/>
+        </w:rPr>
+        <w:t>input</w:t>
+      </w:r>
+      <w:r>
+        <w:rPr>
+          <w:b w:val="0"/>
+        </w:rPr>
+        <w:t xml:space="preserve">s cannot be distinguished by this network’s final </w:t>
+      </w:r>
+      <w:r>
+        <w:rPr>
+          <w:b/>
+        </w:rPr>
+        <w:t>output</w:t>
+      </w:r>
+      <w:r>
+        <w:rPr>
+          <w:b w:val="0"/>
+        </w:rPr>
+        <w:t xml:space="preserve">? Point to the relevant step in the picture, then write the changed result and the rule or </w:t>
+      </w:r>
+      <w:r>
+        <w:rPr>
+          <w:b/>
+        </w:rPr>
+        <w:t>evidence</w:t>
+      </w:r>
+      <w:r>
+        <w:rPr>
+          <w:b w:val="0"/>
+        </w:rPr>
+        <w:t xml:space="preserve"> that supports it.</w:t>
+      </w:r>
+    </w:p>
+    <w:p>
+      <w:pPr>
+        <w:pStyle w:val="Heading3"/>
+      </w:pPr>
+      <w:r>
+        <w:t>Keep the stated limit</w:t>
+      </w:r>
+    </w:p>
+    <w:p>
+      <w:pPr>
+        <w:spacing w:line="336" w:lineRule="auto" w:after="180"/>
+        <w:shd w:fill="FFF5E6"/>
+      </w:pPr>
+      <w:r>
+        <w:rPr>
+          <w:b w:val="0"/>
+        </w:rPr>
+        <w:t xml:space="preserve">Change one thing: Replace </w:t>
+      </w:r>
+      <w:r>
+        <w:rPr>
+          <w:b/>
+        </w:rPr>
+        <w:t>ReLU</w:t>
+      </w:r>
+      <w:r>
+        <w:rPr>
+          <w:b w:val="0"/>
+        </w:rPr>
+        <w:t xml:space="preserve"> with identity. Predict the result before checking the explanation. What remains the same?</w:t>
       </w:r>
     </w:p>
     <w:p>
@@ -1112,12 +1983,7 @@
     </w:p>
     <w:p>
       <w:r>
-        <w:t>An affine function has one fixed slope. ReLU has slope zero on the negative side and slope one on the positive side, so no single straight line fits the whole function. For a concrete check, inputs -2, 0, 2 give outputs 0, 0, 2. The average of the endpoint outputs is 1, but the output at the midpoint 0 is 0. This differs from an affine function, which preserves midpoints.</w:t>
-      </w:r>
-    </w:p>
-    <w:p>
-      <w:r>
-        <w:t>For a one-input chain with identity between stages, h = 2x + 1 followed by y = 3h - 2 collapses to y = 6x + 1. Insert ReLU instead: h = max(0, 2x + 1), y = 3h - 2. At x = -1, the identity chain gives -5 while the ReLU chain gives -2. At x = 1, both give 7. The nonlinear step can change the overall family of functions.</w:t>
+        <w:t>Find the unsupported step in the Activation functions claim and explain a repair using the supplied evidence.</w:t>
       </w:r>
     </w:p>
     <w:p>
@@ -1125,12 +1991,226 @@
         <w:pStyle w:val="Heading3"/>
       </w:pPr>
       <w:r>
+        <w:t>Check the claim against the facts</w:t>
+      </w:r>
+    </w:p>
+    <w:p>
+      <w:pPr>
+        <w:spacing w:line="336" w:lineRule="auto" w:after="180"/>
+        <w:shd w:fill="FFF5E6"/>
+      </w:pPr>
+      <w:r>
+        <w:rPr>
+          <w:b w:val="0"/>
+        </w:rPr>
+        <w:t xml:space="preserve">An affine function has one fixed slope. </w:t>
+      </w:r>
+      <w:r>
+        <w:rPr>
+          <w:b/>
+        </w:rPr>
+        <w:t>ReLU</w:t>
+      </w:r>
+      <w:r>
+        <w:rPr>
+          <w:b w:val="0"/>
+        </w:rPr>
+        <w:t xml:space="preserve"> has slope zero on the negative side and slope one on the positive side, so no single straight line fits the whole function.</w:t>
+      </w:r>
+    </w:p>
+    <w:p>
+      <w:pPr>
+        <w:spacing w:line="336" w:lineRule="auto" w:after="180"/>
+        <w:shd w:fill="FFF5E6"/>
+      </w:pPr>
+      <w:r>
+        <w:rPr>
+          <w:b w:val="0"/>
+        </w:rPr>
+        <w:t xml:space="preserve">For a concrete check, </w:t>
+      </w:r>
+      <w:r>
+        <w:rPr>
+          <w:b/>
+        </w:rPr>
+        <w:t>input</w:t>
+      </w:r>
+      <w:r>
+        <w:rPr>
+          <w:b w:val="0"/>
+        </w:rPr>
+        <w:t xml:space="preserve">s -2, 0, 2 give </w:t>
+      </w:r>
+      <w:r>
+        <w:rPr>
+          <w:b/>
+        </w:rPr>
+        <w:t>output</w:t>
+      </w:r>
+      <w:r>
+        <w:rPr>
+          <w:b w:val="0"/>
+        </w:rPr>
+        <w:t xml:space="preserve">s 0, 0, 2. The average of the endpoint </w:t>
+      </w:r>
+      <w:r>
+        <w:rPr>
+          <w:b/>
+        </w:rPr>
+        <w:t>output</w:t>
+      </w:r>
+      <w:r>
+        <w:rPr>
+          <w:b w:val="0"/>
+        </w:rPr>
+        <w:t xml:space="preserve">s is 1, but the </w:t>
+      </w:r>
+      <w:r>
+        <w:rPr>
+          <w:b/>
+        </w:rPr>
+        <w:t>output</w:t>
+      </w:r>
+      <w:r>
+        <w:rPr>
+          <w:b w:val="0"/>
+        </w:rPr>
+        <w:t xml:space="preserve"> at the midpoint 0 is 0. This differs from an affine function, which preserves midpoints.</w:t>
+      </w:r>
+    </w:p>
+    <w:p>
+      <w:pPr>
+        <w:pStyle w:val="Heading3"/>
+      </w:pPr>
+      <w:r>
+        <w:t>Check the claim against the facts</w:t>
+      </w:r>
+    </w:p>
+    <w:p>
+      <w:pPr>
+        <w:spacing w:line="336" w:lineRule="auto" w:after="180"/>
+        <w:shd w:fill="FFF5E6"/>
+      </w:pPr>
+      <w:r>
+        <w:rPr>
+          <w:b w:val="0"/>
+        </w:rPr>
+        <w:t>For a one-</w:t>
+      </w:r>
+      <w:r>
+        <w:rPr>
+          <w:b/>
+        </w:rPr>
+        <w:t>input</w:t>
+      </w:r>
+      <w:r>
+        <w:rPr>
+          <w:b w:val="0"/>
+        </w:rPr>
+        <w:t xml:space="preserve"> chain with identity between stages, h = 2x + 1 followed by y = 3h - 2 collapses to y = 6x + 1. Insert </w:t>
+      </w:r>
+      <w:r>
+        <w:rPr>
+          <w:b/>
+        </w:rPr>
+        <w:t>ReLU</w:t>
+      </w:r>
+      <w:r>
+        <w:rPr>
+          <w:b w:val="0"/>
+        </w:rPr>
+        <w:t xml:space="preserve"> instead: h = max(0, 2x + 1), y = 3h - 2.</w:t>
+      </w:r>
+    </w:p>
+    <w:p>
+      <w:pPr>
+        <w:spacing w:line="336" w:lineRule="auto" w:after="180"/>
+        <w:shd w:fill="FFF5E6"/>
+      </w:pPr>
+      <w:r>
+        <w:rPr>
+          <w:b w:val="0"/>
+        </w:rPr>
+        <w:t xml:space="preserve">At x = -1, the identity chain gives -5 while the </w:t>
+      </w:r>
+      <w:r>
+        <w:rPr>
+          <w:b/>
+        </w:rPr>
+        <w:t>ReLU</w:t>
+      </w:r>
+      <w:r>
+        <w:rPr>
+          <w:b w:val="0"/>
+        </w:rPr>
+        <w:t xml:space="preserve"> chain gives -2. At x = 1, both give 7. The nonlinear step can change the overall family of functions.</w:t>
+      </w:r>
+    </w:p>
+    <w:p>
+      <w:pPr>
+        <w:pStyle w:val="Heading3"/>
+      </w:pPr>
+      <w:r>
         <w:t>Locate the earliest unsupported step</w:t>
       </w:r>
     </w:p>
     <w:p>
-      <w:r>
-        <w:t>Compare ReLU at inputs -2, 0, 2. Give the average of the two endpoint outputs and the output at the midpoint; explain what this shows.</w:t>
+      <w:pPr>
+        <w:spacing w:line="336" w:lineRule="auto" w:after="180"/>
+      </w:pPr>
+      <w:r>
+        <w:rPr>
+          <w:b w:val="0"/>
+        </w:rPr>
+        <w:t xml:space="preserve">Compare </w:t>
+      </w:r>
+      <w:r>
+        <w:rPr>
+          <w:b/>
+        </w:rPr>
+        <w:t>ReLU</w:t>
+      </w:r>
+      <w:r>
+        <w:rPr>
+          <w:b w:val="0"/>
+        </w:rPr>
+        <w:t xml:space="preserve"> at </w:t>
+      </w:r>
+      <w:r>
+        <w:rPr>
+          <w:b/>
+        </w:rPr>
+        <w:t>input</w:t>
+      </w:r>
+      <w:r>
+        <w:rPr>
+          <w:b w:val="0"/>
+        </w:rPr>
+        <w:t xml:space="preserve">s -2, 0, 2. Give the average of the two endpoint </w:t>
+      </w:r>
+      <w:r>
+        <w:rPr>
+          <w:b/>
+        </w:rPr>
+        <w:t>output</w:t>
+      </w:r>
+      <w:r>
+        <w:rPr>
+          <w:b w:val="0"/>
+        </w:rPr>
+        <w:t xml:space="preserve">s and the </w:t>
+      </w:r>
+      <w:r>
+        <w:rPr>
+          <w:b/>
+        </w:rPr>
+        <w:t>output</w:t>
+      </w:r>
+      <w:r>
+        <w:rPr>
+          <w:b w:val="0"/>
+        </w:rPr>
+        <w:t xml:space="preserve"> at the midpoint; explain what this shows.</w:t>
       </w:r>
     </w:p>
     <w:p>
@@ -1181,7 +2261,54 @@
     </w:p>
     <w:p>
       <w:r>
-        <w:t>For scores -2, 0, 2, list identity and ReLU outputs. Explain why ReLU(2) is not 1.</w:t>
+        <w:t>Practise Activation functions with support, then explain the deciding step in your own words.</w:t>
+      </w:r>
+    </w:p>
+    <w:p>
+      <w:pPr>
+        <w:spacing w:line="336" w:lineRule="auto" w:after="180"/>
+      </w:pPr>
+      <w:r>
+        <w:rPr>
+          <w:b w:val="0"/>
+        </w:rPr>
+        <w:t xml:space="preserve">For scores -2, 0, 2, list identity and </w:t>
+      </w:r>
+      <w:r>
+        <w:rPr>
+          <w:b/>
+        </w:rPr>
+        <w:t>ReLU</w:t>
+      </w:r>
+      <w:r>
+        <w:rPr>
+          <w:b w:val="0"/>
+        </w:rPr>
+        <w:t xml:space="preserve"> </w:t>
+      </w:r>
+      <w:r>
+        <w:rPr>
+          <w:b/>
+        </w:rPr>
+        <w:t>output</w:t>
+      </w:r>
+      <w:r>
+        <w:rPr>
+          <w:b w:val="0"/>
+        </w:rPr>
+        <w:t xml:space="preserve">s. Explain why </w:t>
+      </w:r>
+      <w:r>
+        <w:rPr>
+          <w:b/>
+        </w:rPr>
+        <w:t>ReLU</w:t>
+      </w:r>
+      <w:r>
+        <w:rPr>
+          <w:b w:val="0"/>
+        </w:rPr>
+        <w:t>(2) is not 1.</w:t>
       </w:r>
     </w:p>
     <w:p>
@@ -1249,8 +2376,38 @@
       </w:r>
     </w:p>
     <w:p>
-      <w:r>
-        <w:t>Use workbook W2 for the connected example “Activation functions”. First fill the input and rule boxes. Try the middle steps before asking for a hint. After a hint, try the next step yourself.</w:t>
+      <w:pPr>
+        <w:spacing w:line="336" w:lineRule="auto" w:after="180"/>
+      </w:pPr>
+      <w:r>
+        <w:rPr>
+          <w:b w:val="0"/>
+        </w:rPr>
+        <w:t>Use workbook W2 for the connected example “</w:t>
+      </w:r>
+      <w:r>
+        <w:rPr>
+          <w:b/>
+        </w:rPr>
+        <w:t>Activation function</w:t>
+      </w:r>
+      <w:r>
+        <w:rPr>
+          <w:b w:val="0"/>
+        </w:rPr>
+        <w:t xml:space="preserve">s”. First fill the </w:t>
+      </w:r>
+      <w:r>
+        <w:rPr>
+          <w:b/>
+        </w:rPr>
+        <w:t>input</w:t>
+      </w:r>
+      <w:r>
+        <w:rPr>
+          <w:b w:val="0"/>
+        </w:rPr>
+        <w:t xml:space="preserve"> and rule boxes. Try the middle steps before asking for a hint. After a hint, try the next step yourself.</w:t>
       </w:r>
     </w:p>
     <w:tbl>
@@ -1333,7 +2490,13 @@
       </w:tr>
     </w:tbl>
     <w:p>
-      <w:r>
+      <w:pPr>
+        <w:spacing w:line="336" w:lineRule="auto" w:after="180"/>
+      </w:pPr>
+      <w:r>
+        <w:rPr>
+          <w:b w:val="0"/>
+        </w:rPr>
         <w:t>Explain your trace to a partner. Your partner points to one step to check. Swap roles on the next case. Each person writes their own explanation.</w:t>
       </w:r>
     </w:p>
@@ -1346,12 +2509,48 @@
       </w:r>
     </w:p>
     <w:p>
-      <w:r>
-        <w:t>Use the worked case for Activation functions. Proposed explanation: “ReLU returns a class label”. Decide whether this explanation is supported. Point to the step or supplied fact that decides; explain your repair if needed.</w:t>
-      </w:r>
-    </w:p>
-    <w:p>
-      <w:r>
+      <w:pPr>
+        <w:spacing w:line="336" w:lineRule="auto" w:after="180"/>
+      </w:pPr>
+      <w:r>
+        <w:rPr>
+          <w:b w:val="0"/>
+        </w:rPr>
+        <w:t xml:space="preserve">Use the worked case for </w:t>
+      </w:r>
+      <w:r>
+        <w:rPr>
+          <w:b/>
+        </w:rPr>
+        <w:t>Activation function</w:t>
+      </w:r>
+      <w:r>
+        <w:rPr>
+          <w:b w:val="0"/>
+        </w:rPr>
+        <w:t>s. Proposed explanation: “</w:t>
+      </w:r>
+      <w:r>
+        <w:rPr>
+          <w:b/>
+        </w:rPr>
+        <w:t>ReLU</w:t>
+      </w:r>
+      <w:r>
+        <w:rPr>
+          <w:b w:val="0"/>
+        </w:rPr>
+        <w:t xml:space="preserve"> returns a class label”. Decide whether this explanation is supported. Point to the step or supplied fact that decides; explain your repair if needed.</w:t>
+      </w:r>
+    </w:p>
+    <w:p>
+      <w:pPr>
+        <w:spacing w:line="336" w:lineRule="auto" w:after="180"/>
+      </w:pPr>
+      <w:r>
+        <w:rPr>
+          <w:b w:val="0"/>
+        </w:rPr>
         <w:t>Answer on your own before discussion. If you are unsure, say which step you need help with.</w:t>
       </w:r>
     </w:p>
@@ -1364,8 +2563,50 @@
       </w:r>
     </w:p>
     <w:p>
-      <w:r>
-        <w:t>Which original inputs cannot be distinguished by this network’s final output? Point to the relevant step in the picture, then write the changed result and the rule or evidence that supports it.</w:t>
+      <w:pPr>
+        <w:spacing w:line="336" w:lineRule="auto" w:after="180"/>
+      </w:pPr>
+      <w:r>
+        <w:rPr>
+          <w:b w:val="0"/>
+        </w:rPr>
+        <w:t xml:space="preserve">Which original </w:t>
+      </w:r>
+      <w:r>
+        <w:rPr>
+          <w:b/>
+        </w:rPr>
+        <w:t>input</w:t>
+      </w:r>
+      <w:r>
+        <w:rPr>
+          <w:b w:val="0"/>
+        </w:rPr>
+        <w:t xml:space="preserve">s cannot be distinguished by this network’s final </w:t>
+      </w:r>
+      <w:r>
+        <w:rPr>
+          <w:b/>
+        </w:rPr>
+        <w:t>output</w:t>
+      </w:r>
+      <w:r>
+        <w:rPr>
+          <w:b w:val="0"/>
+        </w:rPr>
+        <w:t xml:space="preserve">? Point to the relevant step in the picture, then write the changed result and the rule or </w:t>
+      </w:r>
+      <w:r>
+        <w:rPr>
+          <w:b/>
+        </w:rPr>
+        <w:t>evidence</w:t>
+      </w:r>
+      <w:r>
+        <w:rPr>
+          <w:b w:val="0"/>
+        </w:rPr>
+        <w:t xml:space="preserve"> that supports it.</w:t>
       </w:r>
     </w:p>
     <w:p>
@@ -1397,7 +2638,13 @@
       </w:r>
     </w:p>
     <w:p>
-      <w:r>
+      <w:pPr>
+        <w:spacing w:line="336" w:lineRule="auto" w:after="180"/>
+      </w:pPr>
+      <w:r>
+        <w:rPr>
+          <w:b w:val="0"/>
+        </w:rPr>
         <w:t>This is supported practice. Keep the separately named independent case for an attempt before feedback.</w:t>
       </w:r>
     </w:p>
@@ -1410,6 +2657,11 @@
       </w:r>
     </w:p>
     <w:p>
+      <w:r>
+        <w:t>Investigate Activation functions. Record the prediction, actual observation or labelled paper trace, explanation and next test separately.</w:t>
+      </w:r>
+    </w:p>
+    <w:p>
       <w:pPr>
         <w:pStyle w:val="Heading3"/>
       </w:pPr>
@@ -1418,8 +2670,26 @@
       </w:r>
     </w:p>
     <w:p>
-      <w:r>
-        <w:t>Use the lesson sigmoid values for -2, 0, 2. Predict classes under a &gt;= 0.5, then explain the zero-score case.</w:t>
+      <w:pPr>
+        <w:spacing w:line="336" w:lineRule="auto" w:after="180"/>
+      </w:pPr>
+      <w:r>
+        <w:rPr>
+          <w:b w:val="0"/>
+        </w:rPr>
+        <w:t xml:space="preserve">Use the lesson </w:t>
+      </w:r>
+      <w:r>
+        <w:rPr>
+          <w:b/>
+        </w:rPr>
+        <w:t>sigmoid</w:t>
+      </w:r>
+      <w:r>
+        <w:rPr>
+          <w:b w:val="0"/>
+        </w:rPr>
+        <w:t xml:space="preserve"> values for -2, 0, 2. Predict classes under a &gt;= 0.5, then explain the zero-score case.</w:t>
       </w:r>
     </w:p>
     <w:p>
@@ -1584,7 +2854,13 @@
       </w:tr>
     </w:tbl>
     <w:p>
-      <w:r>
+      <w:pPr>
+        <w:spacing w:line="336" w:lineRule="auto" w:after="180"/>
+      </w:pPr>
+      <w:r>
+        <w:rPr>
+          <w:b w:val="0"/>
+        </w:rPr>
         <w:t>On paper, trace the supplied procedure. If code is provided, predict before running it in a local practice file. Never write an expected answer as though it were an observed run.</w:t>
       </w:r>
     </w:p>
@@ -1597,7 +2873,13 @@
       </w:r>
     </w:p>
     <w:p>
-      <w:r>
+      <w:pPr>
+        <w:spacing w:line="336" w:lineRule="auto" w:after="180"/>
+      </w:pPr>
+      <w:r>
+        <w:rPr>
+          <w:b w:val="0"/>
+        </w:rPr>
         <w:t>Before trying: what do I expect, and why? While trying: which step could first go wrong? Afterwards: what did I actually observe, and what should change? Keep “not run” if you only traced the procedure.</w:t>
       </w:r>
     </w:p>
@@ -1610,6 +2892,11 @@
       </w:r>
     </w:p>
     <w:p>
+      <w:r>
+        <w:t>Move from recall to tracing, diagnosis and transfer in Activation functions. Explain why each step is justified.</w:t>
+      </w:r>
+    </w:p>
+    <w:p>
       <w:pPr>
         <w:pStyle w:val="Heading3"/>
       </w:pPr>
@@ -1618,18 +2905,132 @@
       </w:r>
     </w:p>
     <w:p>
-      <w:r>
-        <w:t>For scores -2, 0, 2, list identity and ReLU outputs. Explain why ReLU(2) is not 1.</w:t>
-      </w:r>
-    </w:p>
-    <w:p>
-      <w:r>
-        <w:t>Compare ReLU at inputs -2, 0, 2. Give the average of the two endpoint outputs and the output at the midpoint; explain what this shows.</w:t>
-      </w:r>
-    </w:p>
-    <w:p>
-      <w:r>
-        <w:t>A model returns a sigmoid value 0.9 on one case. Does the numerical range alone establish a calibrated 90 percent probability? Explain what needs checking.</w:t>
+      <w:pPr>
+        <w:spacing w:line="336" w:lineRule="auto" w:after="180"/>
+      </w:pPr>
+      <w:r>
+        <w:rPr>
+          <w:b w:val="0"/>
+        </w:rPr>
+        <w:t xml:space="preserve">For scores -2, 0, 2, list identity and </w:t>
+      </w:r>
+      <w:r>
+        <w:rPr>
+          <w:b/>
+        </w:rPr>
+        <w:t>ReLU</w:t>
+      </w:r>
+      <w:r>
+        <w:rPr>
+          <w:b w:val="0"/>
+        </w:rPr>
+        <w:t xml:space="preserve"> </w:t>
+      </w:r>
+      <w:r>
+        <w:rPr>
+          <w:b/>
+        </w:rPr>
+        <w:t>output</w:t>
+      </w:r>
+      <w:r>
+        <w:rPr>
+          <w:b w:val="0"/>
+        </w:rPr>
+        <w:t xml:space="preserve">s. Explain why </w:t>
+      </w:r>
+      <w:r>
+        <w:rPr>
+          <w:b/>
+        </w:rPr>
+        <w:t>ReLU</w:t>
+      </w:r>
+      <w:r>
+        <w:rPr>
+          <w:b w:val="0"/>
+        </w:rPr>
+        <w:t>(2) is not 1.</w:t>
+      </w:r>
+    </w:p>
+    <w:p>
+      <w:pPr>
+        <w:spacing w:line="336" w:lineRule="auto" w:after="180"/>
+      </w:pPr>
+      <w:r>
+        <w:rPr>
+          <w:b w:val="0"/>
+        </w:rPr>
+        <w:t xml:space="preserve">Compare </w:t>
+      </w:r>
+      <w:r>
+        <w:rPr>
+          <w:b/>
+        </w:rPr>
+        <w:t>ReLU</w:t>
+      </w:r>
+      <w:r>
+        <w:rPr>
+          <w:b w:val="0"/>
+        </w:rPr>
+        <w:t xml:space="preserve"> at </w:t>
+      </w:r>
+      <w:r>
+        <w:rPr>
+          <w:b/>
+        </w:rPr>
+        <w:t>input</w:t>
+      </w:r>
+      <w:r>
+        <w:rPr>
+          <w:b w:val="0"/>
+        </w:rPr>
+        <w:t xml:space="preserve">s -2, 0, 2. Give the average of the two endpoint </w:t>
+      </w:r>
+      <w:r>
+        <w:rPr>
+          <w:b/>
+        </w:rPr>
+        <w:t>output</w:t>
+      </w:r>
+      <w:r>
+        <w:rPr>
+          <w:b w:val="0"/>
+        </w:rPr>
+        <w:t xml:space="preserve">s and the </w:t>
+      </w:r>
+      <w:r>
+        <w:rPr>
+          <w:b/>
+        </w:rPr>
+        <w:t>output</w:t>
+      </w:r>
+      <w:r>
+        <w:rPr>
+          <w:b w:val="0"/>
+        </w:rPr>
+        <w:t xml:space="preserve"> at the midpoint; explain what this shows.</w:t>
+      </w:r>
+    </w:p>
+    <w:p>
+      <w:pPr>
+        <w:spacing w:line="336" w:lineRule="auto" w:after="180"/>
+      </w:pPr>
+      <w:r>
+        <w:rPr>
+          <w:b w:val="0"/>
+        </w:rPr>
+        <w:t xml:space="preserve">A model returns a </w:t>
+      </w:r>
+      <w:r>
+        <w:rPr>
+          <w:b/>
+        </w:rPr>
+        <w:t>sigmoid</w:t>
+      </w:r>
+      <w:r>
+        <w:rPr>
+          <w:b w:val="0"/>
+        </w:rPr>
+        <w:t xml:space="preserve"> value 0.9 on one case. Does the numerical range alone establish a calibrated 90 percent probability? Explain what needs checking.</w:t>
       </w:r>
     </w:p>
     <w:p>
@@ -1675,7 +3076,101 @@
     </w:p>
     <w:p>
       <w:r>
-        <w:t>Add a labelled activation functions evidence sheet to Image-pattern Network Investigation. Show how you can trace identity relu and sigmoid on a numerical score. Use the supplied fictional case and keep its inputs, intermediate steps, calculation or prediction, and limitation. Connect this record to last week’s record; a matching answer without a trace is insufficient.</w:t>
+        <w:t>Apply this week’s idea to Image-pattern Network Investigation. Keep an annotated decision and the evidence supporting it.</w:t>
+      </w:r>
+    </w:p>
+    <w:p>
+      <w:pPr>
+        <w:spacing w:line="336" w:lineRule="auto" w:after="180"/>
+      </w:pPr>
+      <w:r>
+        <w:rPr>
+          <w:b w:val="0"/>
+        </w:rPr>
+        <w:t xml:space="preserve">Add a labelled </w:t>
+      </w:r>
+      <w:r>
+        <w:rPr>
+          <w:b/>
+        </w:rPr>
+        <w:t>activation function</w:t>
+      </w:r>
+      <w:r>
+        <w:rPr>
+          <w:b w:val="0"/>
+        </w:rPr>
+        <w:t xml:space="preserve">s </w:t>
+      </w:r>
+      <w:r>
+        <w:rPr>
+          <w:b/>
+        </w:rPr>
+        <w:t>evidence</w:t>
+      </w:r>
+      <w:r>
+        <w:rPr>
+          <w:b w:val="0"/>
+        </w:rPr>
+        <w:t xml:space="preserve"> sheet to Image-pattern Network Investigation. Show how you can trace identity </w:t>
+      </w:r>
+      <w:r>
+        <w:rPr>
+          <w:b/>
+        </w:rPr>
+        <w:t>relu</w:t>
+      </w:r>
+      <w:r>
+        <w:rPr>
+          <w:b w:val="0"/>
+        </w:rPr>
+        <w:t xml:space="preserve"> and </w:t>
+      </w:r>
+      <w:r>
+        <w:rPr>
+          <w:b/>
+        </w:rPr>
+        <w:t>sigmoid</w:t>
+      </w:r>
+      <w:r>
+        <w:rPr>
+          <w:b w:val="0"/>
+        </w:rPr>
+        <w:t xml:space="preserve"> on a numerical score.</w:t>
+      </w:r>
+    </w:p>
+    <w:p>
+      <w:pPr>
+        <w:spacing w:line="336" w:lineRule="auto" w:after="180"/>
+      </w:pPr>
+      <w:r>
+        <w:rPr>
+          <w:b w:val="0"/>
+        </w:rPr>
+        <w:t xml:space="preserve">Use the supplied fictional case and keep its </w:t>
+      </w:r>
+      <w:r>
+        <w:rPr>
+          <w:b/>
+        </w:rPr>
+        <w:t>input</w:t>
+      </w:r>
+      <w:r>
+        <w:rPr>
+          <w:b w:val="0"/>
+        </w:rPr>
+        <w:t xml:space="preserve">s, intermediate steps, calculation or </w:t>
+      </w:r>
+      <w:r>
+        <w:rPr>
+          <w:b/>
+        </w:rPr>
+        <w:t>prediction</w:t>
+      </w:r>
+      <w:r>
+        <w:rPr>
+          <w:b w:val="0"/>
+        </w:rPr>
+        <w:t>, and limitation. Connect this record to last week’s record; a matching answer without a trace is insufficient.</w:t>
       </w:r>
     </w:p>
     <w:tbl>
@@ -1803,8 +3298,37 @@
       </w:r>
     </w:p>
     <w:p>
-      <w:r>
-        <w:t>For your Image-pattern Network Investigation, save the input, procedure, observed result and limitation of this check. Label this worked example as practice; use a different, previously unreviewed case when checking independent understanding.</w:t>
+      <w:pPr>
+        <w:spacing w:line="336" w:lineRule="auto" w:after="180"/>
+      </w:pPr>
+      <w:r>
+        <w:rPr>
+          <w:b w:val="0"/>
+        </w:rPr>
+        <w:t xml:space="preserve">For your Image-pattern Network Investigation, save the </w:t>
+      </w:r>
+      <w:r>
+        <w:rPr>
+          <w:b/>
+        </w:rPr>
+        <w:t>input</w:t>
+      </w:r>
+      <w:r>
+        <w:rPr>
+          <w:b w:val="0"/>
+        </w:rPr>
+        <w:t>, procedure, observed result and limitation of this check.</w:t>
+      </w:r>
+    </w:p>
+    <w:p>
+      <w:pPr>
+        <w:spacing w:line="336" w:lineRule="auto" w:after="180"/>
+      </w:pPr>
+      <w:r>
+        <w:rPr>
+          <w:b w:val="0"/>
+        </w:rPr>
+        <w:t>Label this worked example as practice; use a different, previously unreviewed case when checking independent understanding.</w:t>
       </w:r>
     </w:p>
     <w:p>
@@ -1817,7 +3341,71 @@
     </w:p>
     <w:p>
       <w:r>
-        <w:t>A nonlinear activation allows a network to represent relationships that a chain of affine operations alone cannot express. It does not guarantee that training will find a useful model or that more layers will help. ReLU can erase differences between negative scores; sigmoid can compress very large scores into nearly identical values. The architecture, data and training procedure still matter.</w:t>
+        <w:t>Use a genuinely new case for independent evidence. Previously discussed examples remain practice; use the separately named independent case before feedback.</w:t>
+      </w:r>
+    </w:p>
+    <w:p>
+      <w:pPr>
+        <w:spacing w:line="336" w:lineRule="auto" w:after="180"/>
+      </w:pPr>
+      <w:r>
+        <w:rPr>
+          <w:b w:val="0"/>
+        </w:rPr>
+        <w:t xml:space="preserve">A nonlinear activation allows a network to represent relationships that a chain of affine operations alone cannot express. It does not guarantee that </w:t>
+      </w:r>
+      <w:r>
+        <w:rPr>
+          <w:b/>
+        </w:rPr>
+        <w:t>training</w:t>
+      </w:r>
+      <w:r>
+        <w:rPr>
+          <w:b w:val="0"/>
+        </w:rPr>
+        <w:t xml:space="preserve"> will find a useful model or that more layers will help.</w:t>
+      </w:r>
+    </w:p>
+    <w:p>
+      <w:pPr>
+        <w:spacing w:line="336" w:lineRule="auto" w:after="180"/>
+      </w:pPr>
+      <w:r>
+        <w:rPr>
+          <w:b/>
+        </w:rPr>
+        <w:t>ReLU</w:t>
+      </w:r>
+      <w:r>
+        <w:rPr>
+          <w:b w:val="0"/>
+        </w:rPr>
+        <w:t xml:space="preserve"> can erase differences between negative scores; </w:t>
+      </w:r>
+      <w:r>
+        <w:rPr>
+          <w:b/>
+        </w:rPr>
+        <w:t>sigmoid</w:t>
+      </w:r>
+      <w:r>
+        <w:rPr>
+          <w:b w:val="0"/>
+        </w:rPr>
+        <w:t xml:space="preserve"> can compress very large scores into nearly identical values. The architecture, data and </w:t>
+      </w:r>
+      <w:r>
+        <w:rPr>
+          <w:b/>
+        </w:rPr>
+        <w:t>training</w:t>
+      </w:r>
+      <w:r>
+        <w:rPr>
+          <w:b w:val="0"/>
+        </w:rPr>
+        <w:t xml:space="preserve"> procedure still matter.</w:t>
       </w:r>
     </w:p>
     <w:p>
@@ -1849,13 +3437,37 @@
       </w:r>
     </w:p>
     <w:p>
-      <w:r>
+      <w:pPr>
+        <w:spacing w:line="336" w:lineRule="auto" w:after="180"/>
+      </w:pPr>
+      <w:r>
+        <w:rPr>
+          <w:b w:val="0"/>
+        </w:rPr>
         <w:t>Next week, we will compose layers while keeping every intermediate value and its role visible.</w:t>
       </w:r>
     </w:p>
     <w:p>
-      <w:r>
-        <w:t>A model returns a sigmoid value 0.9 on one case. Does the numerical range alone establish a calibrated 90 percent probability? Explain what needs checking.</w:t>
+      <w:pPr>
+        <w:spacing w:line="336" w:lineRule="auto" w:after="180"/>
+      </w:pPr>
+      <w:r>
+        <w:rPr>
+          <w:b w:val="0"/>
+        </w:rPr>
+        <w:t xml:space="preserve">A model returns a </w:t>
+      </w:r>
+      <w:r>
+        <w:rPr>
+          <w:b/>
+        </w:rPr>
+        <w:t>sigmoid</w:t>
+      </w:r>
+      <w:r>
+        <w:rPr>
+          <w:b w:val="0"/>
+        </w:rPr>
+        <w:t xml:space="preserve"> value 0.9 on one case. Does the numerical range alone establish a calibrated 90 percent probability? Explain what needs checking.</w:t>
       </w:r>
     </w:p>
     <w:p>
@@ -1892,6 +3504,11 @@
       </w:pPr>
       <w:r>
         <w:t>13. Study a complete case</w:t>
+      </w:r>
+    </w:p>
+    <w:p>
+      <w:r>
+        <w:t>Revisit the complete Activation functions case for supported practice. Repeated examples do not become fresh assessments.</w:t>
       </w:r>
     </w:p>
     <w:p>
@@ -2059,8 +3676,26 @@
       </w:r>
     </w:p>
     <w:p>
-      <w:r>
-        <w:t>Follow the input through the stated procedure to its result. Cover the result first, predict it, then explain every intermediate step. The text/table accompanies the figure so the example can be read without colour.</w:t>
+      <w:pPr>
+        <w:spacing w:line="336" w:lineRule="auto" w:after="180"/>
+      </w:pPr>
+      <w:r>
+        <w:rPr>
+          <w:b w:val="0"/>
+        </w:rPr>
+        <w:t xml:space="preserve">Follow the </w:t>
+      </w:r>
+      <w:r>
+        <w:rPr>
+          <w:b/>
+        </w:rPr>
+        <w:t>input</w:t>
+      </w:r>
+      <w:r>
+        <w:rPr>
+          <w:b w:val="0"/>
+        </w:rPr>
+        <w:t xml:space="preserve"> through the stated procedure to its result. Cover the result first, predict it, then explain every intermediate step. The text/table accompanies the figure so the example can be read without colour.</w:t>
       </w:r>
     </w:p>
     <w:p>
@@ -2110,6 +3745,11 @@
       </w:r>
     </w:p>
     <w:p>
+      <w:r>
+        <w:t>Attempt the reserved new case before feedback. Record support; the earlier examples below remain additional practice.</w:t>
+      </w:r>
+    </w:p>
+    <w:p>
       <w:pPr>
         <w:pStyle w:val="Heading3"/>
       </w:pPr>
@@ -2118,8 +3758,75 @@
       </w:r>
     </w:p>
     <w:p>
-      <w:r>
-        <w:t>Let z = x - 2, a = ReLU(z), y = 2a + 1. For x = 0, 2, 5, record every z, a and y. Then replace ReLU with identity and give all three y values. Which inputs have the same ReLU output, and why?</w:t>
+      <w:pPr>
+        <w:spacing w:line="336" w:lineRule="auto" w:after="180"/>
+        <w:shd w:fill="F5F1FB"/>
+      </w:pPr>
+      <w:r>
+        <w:rPr>
+          <w:b w:val="0"/>
+        </w:rPr>
+        <w:t xml:space="preserve">Let z = x - 2, a = </w:t>
+      </w:r>
+      <w:r>
+        <w:rPr>
+          <w:b/>
+        </w:rPr>
+        <w:t>ReLU</w:t>
+      </w:r>
+      <w:r>
+        <w:rPr>
+          <w:b w:val="0"/>
+        </w:rPr>
+        <w:t xml:space="preserve">(z), y = 2a + 1. For x = 0, 2, 5, record every z, a and y. Then replace </w:t>
+      </w:r>
+      <w:r>
+        <w:rPr>
+          <w:b/>
+        </w:rPr>
+        <w:t>ReLU</w:t>
+      </w:r>
+      <w:r>
+        <w:rPr>
+          <w:b w:val="0"/>
+        </w:rPr>
+        <w:t xml:space="preserve"> with identity and give all three y values. Which </w:t>
+      </w:r>
+      <w:r>
+        <w:rPr>
+          <w:b/>
+        </w:rPr>
+        <w:t>input</w:t>
+      </w:r>
+      <w:r>
+        <w:rPr>
+          <w:b w:val="0"/>
+        </w:rPr>
+        <w:t xml:space="preserve">s have the same </w:t>
+      </w:r>
+      <w:r>
+        <w:rPr>
+          <w:b/>
+        </w:rPr>
+        <w:t>ReLU</w:t>
+      </w:r>
+      <w:r>
+        <w:rPr>
+          <w:b w:val="0"/>
+        </w:rPr>
+        <w:t xml:space="preserve"> </w:t>
+      </w:r>
+      <w:r>
+        <w:rPr>
+          <w:b/>
+        </w:rPr>
+        <w:t>output</w:t>
+      </w:r>
+      <w:r>
+        <w:rPr>
+          <w:b w:val="0"/>
+        </w:rPr>
+        <w:t>, and why?</w:t>
       </w:r>
     </w:p>
     <w:p>
@@ -2166,7 +3873,13 @@
       </w:r>
     </w:p>
     <w:p>
-      <w:r>
+      <w:pPr>
+        <w:spacing w:line="336" w:lineRule="auto" w:after="180"/>
+      </w:pPr>
+      <w:r>
+        <w:rPr>
+          <w:b w:val="0"/>
+        </w:rPr>
         <w:t>Attempt this case before feedback. Record any help. Earlier examples below are further practice; a case already practised with feedback cannot establish fresh transfer.</w:t>
       </w:r>
     </w:p>
@@ -2179,8 +3892,75 @@
       </w:r>
     </w:p>
     <w:p>
-      <w:r>
-        <w:t>Let z = x - 2, a = ReLU(z), y = 2a + 1. For x = 0, 2, 5, record every z, a and y. Then replace ReLU with identity and give all three y values. Which inputs have the same ReLU output, and why?</w:t>
+      <w:pPr>
+        <w:spacing w:line="336" w:lineRule="auto" w:after="180"/>
+        <w:shd w:fill="F5F1FB"/>
+      </w:pPr>
+      <w:r>
+        <w:rPr>
+          <w:b w:val="0"/>
+        </w:rPr>
+        <w:t xml:space="preserve">Let z = x - 2, a = </w:t>
+      </w:r>
+      <w:r>
+        <w:rPr>
+          <w:b/>
+        </w:rPr>
+        <w:t>ReLU</w:t>
+      </w:r>
+      <w:r>
+        <w:rPr>
+          <w:b w:val="0"/>
+        </w:rPr>
+        <w:t xml:space="preserve">(z), y = 2a + 1. For x = 0, 2, 5, record every z, a and y. Then replace </w:t>
+      </w:r>
+      <w:r>
+        <w:rPr>
+          <w:b/>
+        </w:rPr>
+        <w:t>ReLU</w:t>
+      </w:r>
+      <w:r>
+        <w:rPr>
+          <w:b w:val="0"/>
+        </w:rPr>
+        <w:t xml:space="preserve"> with identity and give all three y values. Which </w:t>
+      </w:r>
+      <w:r>
+        <w:rPr>
+          <w:b/>
+        </w:rPr>
+        <w:t>input</w:t>
+      </w:r>
+      <w:r>
+        <w:rPr>
+          <w:b w:val="0"/>
+        </w:rPr>
+        <w:t xml:space="preserve">s have the same </w:t>
+      </w:r>
+      <w:r>
+        <w:rPr>
+          <w:b/>
+        </w:rPr>
+        <w:t>ReLU</w:t>
+      </w:r>
+      <w:r>
+        <w:rPr>
+          <w:b w:val="0"/>
+        </w:rPr>
+        <w:t xml:space="preserve"> </w:t>
+      </w:r>
+      <w:r>
+        <w:rPr>
+          <w:b/>
+        </w:rPr>
+        <w:t>output</w:t>
+      </w:r>
+      <w:r>
+        <w:rPr>
+          <w:b w:val="0"/>
+        </w:rPr>
+        <w:t>, and why?</w:t>
       </w:r>
     </w:p>
     <w:p>
@@ -2232,7 +4012,13 @@
       </w:r>
     </w:p>
     <w:p>
-      <w:r>
+      <w:pPr>
+        <w:spacing w:line="336" w:lineRule="auto" w:after="180"/>
+      </w:pPr>
+      <w:r>
+        <w:rPr>
+          <w:b w:val="0"/>
+        </w:rPr>
         <w:t>Record support used: none, hint or teacher explanation. After feedback, a different case is needed to demonstrate independence.</w:t>
       </w:r>
     </w:p>
@@ -2245,8 +4031,25 @@
       </w:r>
     </w:p>
     <w:p>
-      <w:r>
-        <w:t>Attempt the independent case before hints. Record whether you worked alone, used a hint or followed a model. After feedback, fix the first unsupported step and explain why it changed. A later check uses a changed case, not a copied answer.</w:t>
+      <w:pPr>
+        <w:spacing w:line="336" w:lineRule="auto" w:after="180"/>
+      </w:pPr>
+      <w:r>
+        <w:rPr>
+          <w:b w:val="0"/>
+        </w:rPr>
+        <w:t>Attempt the independent case before hints. Record whether you worked alone, used a hint or followed a model. After feedback, fix the first unsupported step and explain why it changed.</w:t>
+      </w:r>
+    </w:p>
+    <w:p>
+      <w:pPr>
+        <w:spacing w:line="336" w:lineRule="auto" w:after="180"/>
+      </w:pPr>
+      <w:r>
+        <w:rPr>
+          <w:b w:val="0"/>
+        </w:rPr>
+        <w:t>A later check uses a changed case, not a copied answer.</w:t>
       </w:r>
     </w:p>
     <w:p>
@@ -2259,7 +4062,30 @@
     </w:p>
     <w:p>
       <w:r>
-        <w:t>Start with this question: See what ReLU removes before the next weighted step.</w:t>
+        <w:t>Use this map to navigate Activation functions, connect the goals to tasks and keep one evidence record for each attempt.</w:t>
+      </w:r>
+    </w:p>
+    <w:p>
+      <w:pPr>
+        <w:spacing w:line="336" w:lineRule="auto" w:after="180"/>
+      </w:pPr>
+      <w:r>
+        <w:rPr>
+          <w:b w:val="0"/>
+        </w:rPr>
+        <w:t xml:space="preserve">Start with this question: See what </w:t>
+      </w:r>
+      <w:r>
+        <w:rPr>
+          <w:b/>
+        </w:rPr>
+        <w:t>ReLU</w:t>
+      </w:r>
+      <w:r>
+        <w:rPr>
+          <w:b w:val="0"/>
+        </w:rPr>
+        <w:t xml:space="preserve"> removes before the next weighted step.</w:t>
       </w:r>
     </w:p>
     <w:tbl>
@@ -2365,13 +4191,61 @@
       </w:tr>
     </w:tbl>
     <w:p>
-      <w:r>
-        <w:t>Remember → watch and explain → try with help → investigate → try independently → keep project evidence. Your teacher may spread this lesson across several classes.</w:t>
-      </w:r>
-    </w:p>
-    <w:p>
-      <w:r>
-        <w:t>Keep your first prediction. Compare it with what the evidence shows and explain any change.</w:t>
+      <w:pPr>
+        <w:spacing w:line="336" w:lineRule="auto" w:after="180"/>
+      </w:pPr>
+      <w:r>
+        <w:rPr>
+          <w:b w:val="0"/>
+        </w:rPr>
+        <w:t xml:space="preserve">Remember → watch and explain → try with help → investigate → try independently → keep project </w:t>
+      </w:r>
+      <w:r>
+        <w:rPr>
+          <w:b/>
+        </w:rPr>
+        <w:t>evidence</w:t>
+      </w:r>
+      <w:r>
+        <w:rPr>
+          <w:b w:val="0"/>
+        </w:rPr>
+        <w:t>. Your teacher may spread this lesson across several classes.</w:t>
+      </w:r>
+    </w:p>
+    <w:p>
+      <w:pPr>
+        <w:spacing w:line="336" w:lineRule="auto" w:after="180"/>
+      </w:pPr>
+      <w:r>
+        <w:rPr>
+          <w:b w:val="0"/>
+        </w:rPr>
+        <w:t xml:space="preserve">Keep your first </w:t>
+      </w:r>
+      <w:r>
+        <w:rPr>
+          <w:b/>
+        </w:rPr>
+        <w:t>prediction</w:t>
+      </w:r>
+      <w:r>
+        <w:rPr>
+          <w:b w:val="0"/>
+        </w:rPr>
+        <w:t xml:space="preserve">. Compare it with what the </w:t>
+      </w:r>
+      <w:r>
+        <w:rPr>
+          <w:b/>
+        </w:rPr>
+        <w:t>evidence</w:t>
+      </w:r>
+      <w:r>
+        <w:rPr>
+          <w:b w:val="0"/>
+        </w:rPr>
+        <w:t xml:space="preserve"> shows and explain any change.</w:t>
       </w:r>
     </w:p>
     <w:p>
@@ -2384,7 +4258,42 @@
     </w:p>
     <w:p>
       <w:r>
-        <w:t>Close your notes. Explain this goal in your own words: Trace identity ReLU and sigmoid on a numerical score</w:t>
+        <w:t>Explain Activation functions without notes, identify a remaining question and plan a later check with a changed case.</w:t>
+      </w:r>
+    </w:p>
+    <w:p>
+      <w:pPr>
+        <w:spacing w:line="336" w:lineRule="auto" w:after="180"/>
+      </w:pPr>
+      <w:r>
+        <w:rPr>
+          <w:b w:val="0"/>
+        </w:rPr>
+        <w:t xml:space="preserve">Close your notes. Explain this goal in your own words: Trace identity </w:t>
+      </w:r>
+      <w:r>
+        <w:rPr>
+          <w:b/>
+        </w:rPr>
+        <w:t>ReLU</w:t>
+      </w:r>
+      <w:r>
+        <w:rPr>
+          <w:b w:val="0"/>
+        </w:rPr>
+        <w:t xml:space="preserve"> and </w:t>
+      </w:r>
+      <w:r>
+        <w:rPr>
+          <w:b/>
+        </w:rPr>
+        <w:t>sigmoid</w:t>
+      </w:r>
+      <w:r>
+        <w:rPr>
+          <w:b w:val="0"/>
+        </w:rPr>
+        <w:t xml:space="preserve"> on a numerical score</w:t>
       </w:r>
     </w:p>
     <w:p>
@@ -2421,13 +4330,61 @@
       </w:r>
     </w:p>
     <w:p>
-      <w:r>
-        <w:t>If you are unsure, return to the worked picture and explain one arrow. If you are ready, change an input or assumption and justify your prediction.</w:t>
-      </w:r>
-    </w:p>
-    <w:p>
-      <w:r>
-        <w:t>Save your workbook evidence. At the next review, try a different case before opening your old answer.</w:t>
+      <w:pPr>
+        <w:spacing w:line="336" w:lineRule="auto" w:after="180"/>
+      </w:pPr>
+      <w:r>
+        <w:rPr>
+          <w:b w:val="0"/>
+        </w:rPr>
+        <w:t xml:space="preserve">If you are unsure, return to the worked picture and explain one arrow. If you are ready, change an </w:t>
+      </w:r>
+      <w:r>
+        <w:rPr>
+          <w:b/>
+        </w:rPr>
+        <w:t>input</w:t>
+      </w:r>
+      <w:r>
+        <w:rPr>
+          <w:b w:val="0"/>
+        </w:rPr>
+        <w:t xml:space="preserve"> or assumption and justify your </w:t>
+      </w:r>
+      <w:r>
+        <w:rPr>
+          <w:b/>
+        </w:rPr>
+        <w:t>prediction</w:t>
+      </w:r>
+      <w:r>
+        <w:rPr>
+          <w:b w:val="0"/>
+        </w:rPr>
+        <w:t>.</w:t>
+      </w:r>
+    </w:p>
+    <w:p>
+      <w:pPr>
+        <w:spacing w:line="336" w:lineRule="auto" w:after="180"/>
+      </w:pPr>
+      <w:r>
+        <w:rPr>
+          <w:b w:val="0"/>
+        </w:rPr>
+        <w:t xml:space="preserve">Save your workbook </w:t>
+      </w:r>
+      <w:r>
+        <w:rPr>
+          <w:b/>
+        </w:rPr>
+        <w:t>evidence</w:t>
+      </w:r>
+      <w:r>
+        <w:rPr>
+          <w:b w:val="0"/>
+        </w:rPr>
+        <w:t>. At the next review, try a different case before opening your old answer.</w:t>
       </w:r>
     </w:p>
     <w:p>
@@ -2440,12 +4397,41 @@
     </w:p>
     <w:p>
       <w:r>
+        <w:t>Attempt supported questions before using hints or feedback. Review a missing building block, then keep the completed work.</w:t>
+      </w:r>
+    </w:p>
+    <w:p>
+      <w:pPr>
+        <w:spacing w:line="336" w:lineRule="auto" w:after="180"/>
+      </w:pPr>
+      <w:r>
+        <w:rPr>
+          <w:b w:val="0"/>
+        </w:rPr>
         <w:t>Use this supported practice once, in the browser or on paper. Keep the reserved independent assessment for a separate first attempt before teacher feedback.</w:t>
       </w:r>
     </w:p>
     <w:p>
-      <w:r>
-        <w:t>See what ReLU removes before the next weighted step.</w:t>
+      <w:pPr>
+        <w:spacing w:line="336" w:lineRule="auto" w:after="180"/>
+      </w:pPr>
+      <w:r>
+        <w:rPr>
+          <w:b w:val="0"/>
+        </w:rPr>
+        <w:t xml:space="preserve">See what </w:t>
+      </w:r>
+      <w:r>
+        <w:rPr>
+          <w:b/>
+        </w:rPr>
+        <w:t>ReLU</w:t>
+      </w:r>
+      <w:r>
+        <w:rPr>
+          <w:b w:val="0"/>
+        </w:rPr>
+        <w:t xml:space="preserve"> removes before the next weighted step.</w:t>
       </w:r>
     </w:p>
     <w:p>
@@ -2457,22 +4443,73 @@
       </w:r>
     </w:p>
     <w:p>
-      <w:r>
-        <w:t>Which labelled step matches this detail? y values are2, 2, 5; x = 1 and x = 3 collapse to the same output.</w:t>
-      </w:r>
-    </w:p>
-    <w:p>
-      <w:r>
-        <w:t>1. Apply ReLU</w:t>
-      </w:r>
-    </w:p>
-    <w:p>
-      <w:r>
-        <w:t>2. Compute output</w:t>
-      </w:r>
-    </w:p>
-    <w:p>
-      <w:r>
+      <w:pPr>
+        <w:spacing w:line="336" w:lineRule="auto" w:after="180"/>
+      </w:pPr>
+      <w:r>
+        <w:rPr>
+          <w:b w:val="0"/>
+        </w:rPr>
+        <w:t xml:space="preserve">Which labelled step matches this detail? y values are2, 2, 5; x = 1 and x = 3 collapse to the same </w:t>
+      </w:r>
+      <w:r>
+        <w:rPr>
+          <w:b/>
+        </w:rPr>
+        <w:t>output</w:t>
+      </w:r>
+      <w:r>
+        <w:rPr>
+          <w:b w:val="0"/>
+        </w:rPr>
+        <w:t>.</w:t>
+      </w:r>
+    </w:p>
+    <w:p>
+      <w:pPr>
+        <w:spacing w:line="336" w:lineRule="auto" w:after="180"/>
+        <w:shd w:fill="F4F9FC"/>
+      </w:pPr>
+      <w:r>
+        <w:rPr>
+          <w:b w:val="0"/>
+        </w:rPr>
+        <w:t xml:space="preserve">1. Apply </w:t>
+      </w:r>
+      <w:r>
+        <w:rPr>
+          <w:b/>
+        </w:rPr>
+        <w:t>ReLU</w:t>
+      </w:r>
+    </w:p>
+    <w:p>
+      <w:pPr>
+        <w:spacing w:line="336" w:lineRule="auto" w:after="180"/>
+        <w:shd w:fill="F4F9FC"/>
+      </w:pPr>
+      <w:r>
+        <w:rPr>
+          <w:b w:val="0"/>
+        </w:rPr>
+        <w:t xml:space="preserve">2. Compute </w:t>
+      </w:r>
+      <w:r>
+        <w:rPr>
+          <w:b/>
+        </w:rPr>
+        <w:t>output</w:t>
+      </w:r>
+    </w:p>
+    <w:p>
+      <w:pPr>
+        <w:spacing w:line="336" w:lineRule="auto" w:after="180"/>
+        <w:shd w:fill="F4F9FC"/>
+      </w:pPr>
+      <w:r>
+        <w:rPr>
+          <w:b w:val="0"/>
+        </w:rPr>
         <w:t>3. Compute preactivation</w:t>
       </w:r>
     </w:p>
@@ -2510,48 +4547,270 @@
       </w:r>
     </w:p>
     <w:p>
-      <w:r>
+      <w:pPr>
+        <w:pStyle w:val="Heading3"/>
+      </w:pPr>
+      <w:r>
+        <w:t>Hint · try first</w:t>
+      </w:r>
+    </w:p>
+    <w:p>
+      <w:pPr>
+        <w:spacing w:line="336" w:lineRule="auto" w:after="180"/>
+        <w:shd w:fill="F1F6F8"/>
+      </w:pPr>
+      <w:r>
+        <w:rPr>
+          <w:b w:val="0"/>
+        </w:rPr>
         <w:t>Hint if needed: Read the steps in the pictorial case. Match the supplied detail to the stage that performs or records it.</w:t>
       </w:r>
     </w:p>
     <w:p>
-      <w:r>
-        <w:t>After your attempt, compare with the supported explanation: Compute output y values are2, 2, 5; x = 1 and x = 3 collapse to the same output. ReLU means keep a positive value and replace a negative one with zero. The output layer receives that transformed value, not the original input. Inputs one and three therefore both deliver zero to the final layer and produce two. Replacing ReLU with identity changes the procedure: negative intermediate values now remain available to the next layer.</w:t>
-      </w:r>
-    </w:p>
-    <w:p>
       <w:pPr>
         <w:pStyle w:val="Heading3"/>
       </w:pPr>
       <w:r>
+        <w:t>Feedback · compare after trying</w:t>
+      </w:r>
+    </w:p>
+    <w:p>
+      <w:pPr>
+        <w:spacing w:line="336" w:lineRule="auto" w:after="180"/>
+        <w:shd w:fill="F1F6FC"/>
+      </w:pPr>
+      <w:r>
+        <w:rPr>
+          <w:b w:val="0"/>
+        </w:rPr>
+        <w:t xml:space="preserve">After your attempt, compare with the supported explanation: Compute </w:t>
+      </w:r>
+      <w:r>
+        <w:rPr>
+          <w:b/>
+        </w:rPr>
+        <w:t>output</w:t>
+      </w:r>
+      <w:r>
+        <w:rPr>
+          <w:b w:val="0"/>
+        </w:rPr>
+        <w:t xml:space="preserve"> y values are2, 2, 5; x = 1 and x = 3 collapse to the same </w:t>
+      </w:r>
+      <w:r>
+        <w:rPr>
+          <w:b/>
+        </w:rPr>
+        <w:t>output</w:t>
+      </w:r>
+      <w:r>
+        <w:rPr>
+          <w:b w:val="0"/>
+        </w:rPr>
+        <w:t xml:space="preserve">. </w:t>
+      </w:r>
+      <w:r>
+        <w:rPr>
+          <w:b/>
+        </w:rPr>
+        <w:t>ReLU</w:t>
+      </w:r>
+      <w:r>
+        <w:rPr>
+          <w:b w:val="0"/>
+        </w:rPr>
+        <w:t xml:space="preserve"> means keep a positive value and replace a negative one with zero.</w:t>
+      </w:r>
+    </w:p>
+    <w:p>
+      <w:pPr>
+        <w:spacing w:line="336" w:lineRule="auto" w:after="180"/>
+        <w:shd w:fill="F1F6FC"/>
+      </w:pPr>
+      <w:r>
+        <w:rPr>
+          <w:b w:val="0"/>
+        </w:rPr>
+        <w:t xml:space="preserve">The </w:t>
+      </w:r>
+      <w:r>
+        <w:rPr>
+          <w:b/>
+        </w:rPr>
+        <w:t>output</w:t>
+      </w:r>
+      <w:r>
+        <w:rPr>
+          <w:b w:val="0"/>
+        </w:rPr>
+        <w:t xml:space="preserve"> layer receives that transformed value, not the original </w:t>
+      </w:r>
+      <w:r>
+        <w:rPr>
+          <w:b/>
+        </w:rPr>
+        <w:t>input</w:t>
+      </w:r>
+      <w:r>
+        <w:rPr>
+          <w:b w:val="0"/>
+        </w:rPr>
+        <w:t xml:space="preserve">. </w:t>
+      </w:r>
+      <w:r>
+        <w:rPr>
+          <w:b/>
+        </w:rPr>
+        <w:t>Input</w:t>
+      </w:r>
+      <w:r>
+        <w:rPr>
+          <w:b w:val="0"/>
+        </w:rPr>
+        <w:t>s one and three therefore both deliver zero to the final layer and produce two.</w:t>
+      </w:r>
+    </w:p>
+    <w:p>
+      <w:pPr>
+        <w:spacing w:line="336" w:lineRule="auto" w:after="180"/>
+        <w:shd w:fill="F1F6FC"/>
+      </w:pPr>
+      <w:r>
+        <w:rPr>
+          <w:b w:val="0"/>
+        </w:rPr>
+        <w:t xml:space="preserve">Replacing </w:t>
+      </w:r>
+      <w:r>
+        <w:rPr>
+          <w:b/>
+        </w:rPr>
+        <w:t>ReLU</w:t>
+      </w:r>
+      <w:r>
+        <w:rPr>
+          <w:b w:val="0"/>
+        </w:rPr>
+        <w:t xml:space="preserve"> with identity changes the procedure: negative intermediate values now remain available to the next layer.</w:t>
+      </w:r>
+    </w:p>
+    <w:p>
+      <w:pPr>
+        <w:pStyle w:val="Heading3"/>
+      </w:pPr>
+      <w:r>
         <w:t>Practice 2: explain the deciding evidence</w:t>
       </w:r>
     </w:p>
     <w:p>
-      <w:r>
-        <w:t>Changed-case practice: Replace ReLU with identity. Which conclusion is supported by the supplied facts?</w:t>
-      </w:r>
-    </w:p>
-    <w:p>
-      <w:r>
-        <w:t>1. This one example guarantees correct results for every future input.</w:t>
-      </w:r>
-    </w:p>
-    <w:p>
-      <w:r>
-        <w:t>2. h becomes-2, 0, 1 and outputs become-4, 2, 5.</w:t>
-      </w:r>
-    </w:p>
-    <w:p>
-      <w:r>
-        <w:t>3. We can decide the result without examining the changed input or the procedure.</w:t>
-      </w:r>
-    </w:p>
-    <w:p>
       <w:pPr>
         <w:pStyle w:val="Heading3"/>
       </w:pPr>
       <w:r>
+        <w:t>Changed case · predict first</w:t>
+      </w:r>
+    </w:p>
+    <w:p>
+      <w:pPr>
+        <w:spacing w:line="336" w:lineRule="auto" w:after="180"/>
+        <w:shd w:fill="F5F1FB"/>
+      </w:pPr>
+      <w:r>
+        <w:rPr>
+          <w:b w:val="0"/>
+        </w:rPr>
+        <w:t xml:space="preserve">Changed-case practice: Replace </w:t>
+      </w:r>
+      <w:r>
+        <w:rPr>
+          <w:b/>
+        </w:rPr>
+        <w:t>ReLU</w:t>
+      </w:r>
+      <w:r>
+        <w:rPr>
+          <w:b w:val="0"/>
+        </w:rPr>
+        <w:t xml:space="preserve"> with identity. Which conclusion is supported by the supplied facts?</w:t>
+      </w:r>
+    </w:p>
+    <w:p>
+      <w:pPr>
+        <w:spacing w:line="336" w:lineRule="auto" w:after="180"/>
+        <w:shd w:fill="F4F9FC"/>
+      </w:pPr>
+      <w:r>
+        <w:rPr>
+          <w:b w:val="0"/>
+        </w:rPr>
+        <w:t xml:space="preserve">1. This one example guarantees correct results for every future </w:t>
+      </w:r>
+      <w:r>
+        <w:rPr>
+          <w:b/>
+        </w:rPr>
+        <w:t>input</w:t>
+      </w:r>
+      <w:r>
+        <w:rPr>
+          <w:b w:val="0"/>
+        </w:rPr>
+        <w:t>.</w:t>
+      </w:r>
+    </w:p>
+    <w:p>
+      <w:pPr>
+        <w:spacing w:line="336" w:lineRule="auto" w:after="180"/>
+        <w:shd w:fill="F4F9FC"/>
+      </w:pPr>
+      <w:r>
+        <w:rPr>
+          <w:b w:val="0"/>
+        </w:rPr>
+        <w:t xml:space="preserve">2. h becomes-2, 0, 1 and </w:t>
+      </w:r>
+      <w:r>
+        <w:rPr>
+          <w:b/>
+        </w:rPr>
+        <w:t>output</w:t>
+      </w:r>
+      <w:r>
+        <w:rPr>
+          <w:b w:val="0"/>
+        </w:rPr>
+        <w:t>s become-4, 2, 5.</w:t>
+      </w:r>
+    </w:p>
+    <w:p>
+      <w:pPr>
+        <w:spacing w:line="336" w:lineRule="auto" w:after="180"/>
+        <w:shd w:fill="F4F9FC"/>
+      </w:pPr>
+      <w:r>
+        <w:rPr>
+          <w:b w:val="0"/>
+        </w:rPr>
+        <w:t xml:space="preserve">3. We can decide the result without examining the changed </w:t>
+      </w:r>
+      <w:r>
+        <w:rPr>
+          <w:b/>
+        </w:rPr>
+        <w:t>input</w:t>
+      </w:r>
+      <w:r>
+        <w:rPr>
+          <w:b w:val="0"/>
+        </w:rPr>
+        <w:t xml:space="preserve"> or the procedure.</w:t>
+      </w:r>
+    </w:p>
+    <w:p>
+      <w:pPr>
+        <w:pStyle w:val="Heading3"/>
+      </w:pPr>
+      <w:r>
         <w:t>My selected conclusion, deciding fact and explanation</w:t>
       </w:r>
     </w:p>
@@ -2581,31 +4840,155 @@
       </w:r>
     </w:p>
     <w:p>
-      <w:r>
+      <w:pPr>
+        <w:pStyle w:val="Heading3"/>
+      </w:pPr>
+      <w:r>
+        <w:t>Hint · try first</w:t>
+      </w:r>
+    </w:p>
+    <w:p>
+      <w:pPr>
+        <w:spacing w:line="336" w:lineRule="auto" w:after="180"/>
+        <w:shd w:fill="F1F6F8"/>
+      </w:pPr>
+      <w:r>
+        <w:rPr>
+          <w:b w:val="0"/>
+        </w:rPr>
         <w:t>Hint if needed: Use the changed condition and the deciding step in the pictorial trace. The answer must say what follows from those facts.</w:t>
       </w:r>
     </w:p>
     <w:p>
-      <w:r>
-        <w:t>After your attempt, compare with the supported explanation: h becomes-2, 0, 1 and outputs become-4, 2, 5. Identity retains the negative intermediate value instead of clipping it.</w:t>
-      </w:r>
-    </w:p>
-    <w:p>
       <w:pPr>
         <w:pStyle w:val="Heading3"/>
       </w:pPr>
       <w:r>
+        <w:t>Feedback · compare after trying</w:t>
+      </w:r>
+    </w:p>
+    <w:p>
+      <w:pPr>
+        <w:spacing w:line="336" w:lineRule="auto" w:after="180"/>
+        <w:shd w:fill="F1F6FC"/>
+      </w:pPr>
+      <w:r>
+        <w:rPr>
+          <w:b w:val="0"/>
+        </w:rPr>
+        <w:t xml:space="preserve">After your attempt, compare with the supported explanation: h becomes-2, 0, 1 and </w:t>
+      </w:r>
+      <w:r>
+        <w:rPr>
+          <w:b/>
+        </w:rPr>
+        <w:t>output</w:t>
+      </w:r>
+      <w:r>
+        <w:rPr>
+          <w:b w:val="0"/>
+        </w:rPr>
+        <w:t>s become-4, 2, 5. Identity retains the negative intermediate value instead of clipping it.</w:t>
+      </w:r>
+    </w:p>
+    <w:p>
+      <w:pPr>
+        <w:pStyle w:val="Heading3"/>
+      </w:pPr>
+      <w:r>
         <w:t>Repair a missing building block</w:t>
       </w:r>
     </w:p>
     <w:p>
-      <w:r>
-        <w:t>Review Bias terms and decision boundaries (ai-5/3). Goal: Calculate a weighted score with a bias term. Short practice: Is B positive under the original or changed model? Point to the relevant step in the picture, then write the changed result and the rule or evidence that supports it.. Return to this week and explain what you changed.</w:t>
-      </w:r>
-    </w:p>
-    <w:p>
-      <w:r>
-        <w:t>Review Representing inputs as vectors (ai-5/1). Goal: Encode a record using a fixed feature order and units. Short practice: Why does equal total brightness not make A and B identical inputs? Point to the relevant step in the picture, then write the changed result and the rule or evidence that supports it.. Return to this week and explain what you changed.</w:t>
+      <w:pPr>
+        <w:spacing w:line="336" w:lineRule="auto" w:after="180"/>
+      </w:pPr>
+      <w:r>
+        <w:rPr>
+          <w:b w:val="0"/>
+        </w:rPr>
+        <w:t>Review Bias terms and decision boundaries (ai-5/3). Goal: Calculate a weighted score with a bias term. Short practice: Is B positive under the original or changed model?</w:t>
+      </w:r>
+    </w:p>
+    <w:p>
+      <w:pPr>
+        <w:spacing w:line="336" w:lineRule="auto" w:after="180"/>
+      </w:pPr>
+      <w:r>
+        <w:rPr>
+          <w:b w:val="0"/>
+        </w:rPr>
+        <w:t xml:space="preserve">Point to the relevant step in the picture, then write the changed result and the rule or </w:t>
+      </w:r>
+      <w:r>
+        <w:rPr>
+          <w:b/>
+        </w:rPr>
+        <w:t>evidence</w:t>
+      </w:r>
+      <w:r>
+        <w:rPr>
+          <w:b w:val="0"/>
+        </w:rPr>
+        <w:t xml:space="preserve"> that supports it.. Return to this week and explain what you changed.</w:t>
+      </w:r>
+    </w:p>
+    <w:p>
+      <w:pPr>
+        <w:spacing w:line="336" w:lineRule="auto" w:after="180"/>
+      </w:pPr>
+      <w:r>
+        <w:rPr>
+          <w:b w:val="0"/>
+        </w:rPr>
+        <w:t xml:space="preserve">Review Representing </w:t>
+      </w:r>
+      <w:r>
+        <w:rPr>
+          <w:b/>
+        </w:rPr>
+        <w:t>input</w:t>
+      </w:r>
+      <w:r>
+        <w:rPr>
+          <w:b w:val="0"/>
+        </w:rPr>
+        <w:t xml:space="preserve">s as vectors (ai-5/1). Goal: Encode a record using a fixed feature order and units. Short practice: Why does equal total brightness not make A and B identical </w:t>
+      </w:r>
+      <w:r>
+        <w:rPr>
+          <w:b/>
+        </w:rPr>
+        <w:t>input</w:t>
+      </w:r>
+      <w:r>
+        <w:rPr>
+          <w:b w:val="0"/>
+        </w:rPr>
+        <w:t>s?</w:t>
+      </w:r>
+    </w:p>
+    <w:p>
+      <w:pPr>
+        <w:spacing w:line="336" w:lineRule="auto" w:after="180"/>
+      </w:pPr>
+      <w:r>
+        <w:rPr>
+          <w:b w:val="0"/>
+        </w:rPr>
+        <w:t xml:space="preserve">Point to the relevant step in the picture, then write the changed result and the rule or </w:t>
+      </w:r>
+      <w:r>
+        <w:rPr>
+          <w:b/>
+        </w:rPr>
+        <w:t>evidence</w:t>
+      </w:r>
+      <w:r>
+        <w:rPr>
+          <w:b w:val="0"/>
+        </w:rPr>
+        <w:t xml:space="preserve"> that supports it.. Return to this week and explain what you changed.</w:t>
       </w:r>
     </w:p>
     <w:p>
@@ -2617,8 +5000,61 @@
       </w:r>
     </w:p>
     <w:p>
-      <w:r>
-        <w:t>The browser lab lets you edit the supported Python examples already included in this lesson. Predict first, run, inspect the actual output or error, change one input, then run again. Keep code, predictions, actual results and a reasoned revision together. On paper, label your result as a trace rather than an execution.</w:t>
+      <w:pPr>
+        <w:spacing w:line="336" w:lineRule="auto" w:after="180"/>
+      </w:pPr>
+      <w:r>
+        <w:rPr>
+          <w:b w:val="0"/>
+        </w:rPr>
+        <w:t xml:space="preserve">The browser lab lets you edit the supported Python examples already included in this lesson. Predict first, run, inspect the actual </w:t>
+      </w:r>
+      <w:r>
+        <w:rPr>
+          <w:b/>
+        </w:rPr>
+        <w:t>output</w:t>
+      </w:r>
+      <w:r>
+        <w:rPr>
+          <w:b w:val="0"/>
+        </w:rPr>
+        <w:t xml:space="preserve"> or error, change one </w:t>
+      </w:r>
+      <w:r>
+        <w:rPr>
+          <w:b/>
+        </w:rPr>
+        <w:t>input</w:t>
+      </w:r>
+      <w:r>
+        <w:rPr>
+          <w:b w:val="0"/>
+        </w:rPr>
+        <w:t>, then run again.</w:t>
+      </w:r>
+    </w:p>
+    <w:p>
+      <w:pPr>
+        <w:spacing w:line="336" w:lineRule="auto" w:after="180"/>
+      </w:pPr>
+      <w:r>
+        <w:rPr>
+          <w:b w:val="0"/>
+        </w:rPr>
+        <w:t xml:space="preserve">Keep code, </w:t>
+      </w:r>
+      <w:r>
+        <w:rPr>
+          <w:b/>
+        </w:rPr>
+        <w:t>prediction</w:t>
+      </w:r>
+      <w:r>
+        <w:rPr>
+          <w:b w:val="0"/>
+        </w:rPr>
+        <w:t>s, actual results and a reasoned revision together. On paper, label your result as a trace rather than an execution.</w:t>
       </w:r>
     </w:p>
     <w:p>
@@ -2630,8 +5066,812 @@
       </w:r>
     </w:p>
     <w:p>
-      <w:r>
-        <w:t>Use Download completed work in the hosted lesson to export your answers, reflections, practice feedback and code-run evidence. Open the HTML copy to read or print it. Drafts stay in this browser when storage is available; clear drafts on a shared device.</w:t>
+      <w:pPr>
+        <w:spacing w:line="336" w:lineRule="auto" w:after="180"/>
+      </w:pPr>
+      <w:r>
+        <w:rPr>
+          <w:b w:val="0"/>
+        </w:rPr>
+        <w:t xml:space="preserve">Use Download completed work in the hosted lesson to export your answers, reflections, practice feedback and code-run </w:t>
+      </w:r>
+      <w:r>
+        <w:rPr>
+          <w:b/>
+        </w:rPr>
+        <w:t>evidence</w:t>
+      </w:r>
+      <w:r>
+        <w:rPr>
+          <w:b w:val="0"/>
+        </w:rPr>
+        <w:t>. Open the HTML copy to read or print it.</w:t>
+      </w:r>
+    </w:p>
+    <w:p>
+      <w:pPr>
+        <w:spacing w:line="336" w:lineRule="auto" w:after="180"/>
+      </w:pPr>
+      <w:r>
+        <w:rPr>
+          <w:b w:val="0"/>
+        </w:rPr>
+        <w:t>Drafts stay in this browser when storage is available; clear drafts on a shared device.</w:t>
+      </w:r>
+    </w:p>
+    <w:p>
+      <w:pPr>
+        <w:pStyle w:val="Heading1"/>
+      </w:pPr>
+      <w:r>
+        <w:t>18. Visual concept journey</w:t>
+      </w:r>
+    </w:p>
+    <w:p>
+      <w:r>
+        <w:t>Explain each Activation functions graphic using its labels, deciding evidence and relevant limitation.</w:t>
+      </w:r>
+    </w:p>
+    <w:p>
+      <w:pPr>
+        <w:pStyle w:val="Heading3"/>
+      </w:pPr>
+      <w:r>
+        <w:t>01. Activation functions: the case</w:t>
+      </w:r>
+    </w:p>
+    <w:p>
+      <w:r>
+        <w:drawing>
+          <wp:inline xmlns:a="http://schemas.openxmlformats.org/drawingml/2006/main" xmlns:pic="http://schemas.openxmlformats.org/drawingml/2006/picture">
+            <wp:extent cx="5486400" cy="2840736"/>
+            <wp:docPr id="3" name="Picture 3" descr="See what ReLU removes before the next weighted step. Supplied facts: Toy network z=x-3; h=max(0, z); y=3h+2. Inputs x=1, 3, 4. All inputs and outcomes in this worked example are invented classroom data; no real model run is claimed."/>
+            <wp:cNvGraphicFramePr>
+              <a:graphicFrameLocks noChangeAspect="1"/>
+            </wp:cNvGraphicFramePr>
+            <a:graphic>
+              <a:graphicData uri="http://schemas.openxmlformats.org/drawingml/2006/picture">
+                <pic:pic>
+                  <pic:nvPicPr>
+                    <pic:cNvPr id="0" name="academy-story-ai-5-4-01.png"/>
+                    <pic:cNvPicPr/>
+                  </pic:nvPicPr>
+                  <pic:blipFill>
+                    <a:blip r:embed="rId11"/>
+                    <a:stretch>
+                      <a:fillRect/>
+                    </a:stretch>
+                  </pic:blipFill>
+                  <pic:spPr>
+                    <a:xfrm>
+                      <a:off x="0" y="0"/>
+                      <a:ext cx="5486400" cy="2840736"/>
+                    </a:xfrm>
+                    <a:prstGeom prst="rect"/>
+                  </pic:spPr>
+                </pic:pic>
+              </a:graphicData>
+            </a:graphic>
+          </wp:inline>
+        </w:drawing>
+      </w:r>
+    </w:p>
+    <w:p>
+      <w:pPr>
+        <w:spacing w:line="336" w:lineRule="auto" w:after="180"/>
+      </w:pPr>
+      <w:r>
+        <w:rPr>
+          <w:b w:val="0"/>
+        </w:rPr>
+        <w:t xml:space="preserve">See what </w:t>
+      </w:r>
+      <w:r>
+        <w:rPr>
+          <w:b/>
+        </w:rPr>
+        <w:t>ReLU</w:t>
+      </w:r>
+      <w:r>
+        <w:rPr>
+          <w:b w:val="0"/>
+        </w:rPr>
+        <w:t xml:space="preserve"> removes before the next weighted step. Supplied facts: Toy network z=x-3; h=max(0, z); y=3h+2. </w:t>
+      </w:r>
+      <w:r>
+        <w:rPr>
+          <w:b/>
+        </w:rPr>
+        <w:t>Input</w:t>
+      </w:r>
+      <w:r>
+        <w:rPr>
+          <w:b w:val="0"/>
+        </w:rPr>
+        <w:t>s x=1, 3, 4.</w:t>
+      </w:r>
+    </w:p>
+    <w:p>
+      <w:pPr>
+        <w:spacing w:line="336" w:lineRule="auto" w:after="180"/>
+      </w:pPr>
+      <w:r>
+        <w:rPr>
+          <w:b w:val="0"/>
+        </w:rPr>
+        <w:t xml:space="preserve">All </w:t>
+      </w:r>
+      <w:r>
+        <w:rPr>
+          <w:b/>
+        </w:rPr>
+        <w:t>input</w:t>
+      </w:r>
+      <w:r>
+        <w:rPr>
+          <w:b w:val="0"/>
+        </w:rPr>
+        <w:t>s and outcomes in this worked example are invented classroom data; no real model run is claimed.</w:t>
+      </w:r>
+    </w:p>
+    <w:p>
+      <w:pPr>
+        <w:spacing w:line="336" w:lineRule="auto" w:after="180"/>
+        <w:shd w:fill="F5F1FB"/>
+      </w:pPr>
+      <w:r>
+        <w:rPr>
+          <w:b w:val="0"/>
+        </w:rPr>
+        <w:t>Point to the given fact that matters most. Explain why it matters.</w:t>
+      </w:r>
+    </w:p>
+    <w:p>
+      <w:pPr>
+        <w:pStyle w:val="Heading3"/>
+      </w:pPr>
+      <w:r>
+        <w:t>02. Follow the deciding steps</w:t>
+      </w:r>
+    </w:p>
+    <w:p>
+      <w:r>
+        <w:drawing>
+          <wp:inline xmlns:a="http://schemas.openxmlformats.org/drawingml/2006/main" xmlns:pic="http://schemas.openxmlformats.org/drawingml/2006/picture">
+            <wp:extent cx="5486400" cy="3182112"/>
+            <wp:docPr id="4" name="Picture 4" descr="Compute preactivation: z values are-2, 0, 1. → Apply ReLU: h values are 0, 0, 1; the negative value is replaced by0. → Compute output: y values are2, 2, 5; x = 1 and x = 3 collapse to the same output."/>
+            <wp:cNvGraphicFramePr>
+              <a:graphicFrameLocks noChangeAspect="1"/>
+            </wp:cNvGraphicFramePr>
+            <a:graphic>
+              <a:graphicData uri="http://schemas.openxmlformats.org/drawingml/2006/picture">
+                <pic:pic>
+                  <pic:nvPicPr>
+                    <pic:cNvPr id="0" name="academy-story-ai-5-4-02.png"/>
+                    <pic:cNvPicPr/>
+                  </pic:nvPicPr>
+                  <pic:blipFill>
+                    <a:blip r:embed="rId12"/>
+                    <a:stretch>
+                      <a:fillRect/>
+                    </a:stretch>
+                  </pic:blipFill>
+                  <pic:spPr>
+                    <a:xfrm>
+                      <a:off x="0" y="0"/>
+                      <a:ext cx="5486400" cy="3182112"/>
+                    </a:xfrm>
+                    <a:prstGeom prst="rect"/>
+                  </pic:spPr>
+                </pic:pic>
+              </a:graphicData>
+            </a:graphic>
+          </wp:inline>
+        </w:drawing>
+      </w:r>
+    </w:p>
+    <w:p>
+      <w:pPr>
+        <w:spacing w:line="336" w:lineRule="auto" w:after="180"/>
+      </w:pPr>
+      <w:r>
+        <w:rPr>
+          <w:b w:val="0"/>
+        </w:rPr>
+        <w:t xml:space="preserve">Compute preactivation: z values are-2, 0, 1. → Apply </w:t>
+      </w:r>
+      <w:r>
+        <w:rPr>
+          <w:b/>
+        </w:rPr>
+        <w:t>ReLU</w:t>
+      </w:r>
+      <w:r>
+        <w:rPr>
+          <w:b w:val="0"/>
+        </w:rPr>
+        <w:t xml:space="preserve">: h values are 0, 0, 1; the negative value is replaced by0. → Compute </w:t>
+      </w:r>
+      <w:r>
+        <w:rPr>
+          <w:b/>
+        </w:rPr>
+        <w:t>output</w:t>
+      </w:r>
+      <w:r>
+        <w:rPr>
+          <w:b w:val="0"/>
+        </w:rPr>
+        <w:t xml:space="preserve">: y values are2, 2, 5; x = 1 and x = 3 collapse to the same </w:t>
+      </w:r>
+      <w:r>
+        <w:rPr>
+          <w:b/>
+        </w:rPr>
+        <w:t>output</w:t>
+      </w:r>
+      <w:r>
+        <w:rPr>
+          <w:b w:val="0"/>
+        </w:rPr>
+        <w:t>.</w:t>
+      </w:r>
+    </w:p>
+    <w:p>
+      <w:pPr>
+        <w:spacing w:line="336" w:lineRule="auto" w:after="180"/>
+        <w:shd w:fill="F5F1FB"/>
+      </w:pPr>
+      <w:r>
+        <w:rPr>
+          <w:b w:val="0"/>
+        </w:rPr>
+        <w:t xml:space="preserve">Point to each numbered stage and explain which recorded </w:t>
+      </w:r>
+      <w:r>
+        <w:rPr>
+          <w:b/>
+        </w:rPr>
+        <w:t>input</w:t>
+      </w:r>
+      <w:r>
+        <w:rPr>
+          <w:b w:val="0"/>
+        </w:rPr>
+        <w:t xml:space="preserve"> it uses.</w:t>
+      </w:r>
+    </w:p>
+    <w:p>
+      <w:pPr>
+        <w:pStyle w:val="Heading3"/>
+      </w:pPr>
+      <w:r>
+        <w:t>03. ReLU hidden computation at x=1</w:t>
+      </w:r>
+    </w:p>
+    <w:p>
+      <w:r>
+        <w:drawing>
+          <wp:inline xmlns:a="http://schemas.openxmlformats.org/drawingml/2006/main" xmlns:pic="http://schemas.openxmlformats.org/drawingml/2006/picture">
+            <wp:extent cx="5486400" cy="2834640"/>
+            <wp:docPr id="5" name="Picture 5" descr="ReLU hidden computation at x=1. Inputs: [1]; weights: [1]; bias: -3; activation: relu; output: 0."/>
+            <wp:cNvGraphicFramePr>
+              <a:graphicFrameLocks noChangeAspect="1"/>
+            </wp:cNvGraphicFramePr>
+            <a:graphic>
+              <a:graphicData uri="http://schemas.openxmlformats.org/drawingml/2006/picture">
+                <pic:pic>
+                  <pic:nvPicPr>
+                    <pic:cNvPr id="0" name="academy-story-ai-5-4-03.png"/>
+                    <pic:cNvPicPr/>
+                  </pic:nvPicPr>
+                  <pic:blipFill>
+                    <a:blip r:embed="rId13"/>
+                    <a:stretch>
+                      <a:fillRect/>
+                    </a:stretch>
+                  </pic:blipFill>
+                  <pic:spPr>
+                    <a:xfrm>
+                      <a:off x="0" y="0"/>
+                      <a:ext cx="5486400" cy="2834640"/>
+                    </a:xfrm>
+                    <a:prstGeom prst="rect"/>
+                  </pic:spPr>
+                </pic:pic>
+              </a:graphicData>
+            </a:graphic>
+          </wp:inline>
+        </w:drawing>
+      </w:r>
+    </w:p>
+    <w:p>
+      <w:pPr>
+        <w:spacing w:line="336" w:lineRule="auto" w:after="180"/>
+      </w:pPr>
+      <w:r>
+        <w:rPr>
+          <w:b/>
+        </w:rPr>
+        <w:t>ReLU</w:t>
+      </w:r>
+      <w:r>
+        <w:rPr>
+          <w:b w:val="0"/>
+        </w:rPr>
+        <w:t xml:space="preserve"> hidden computation at x=1. </w:t>
+      </w:r>
+      <w:r>
+        <w:rPr>
+          <w:b/>
+        </w:rPr>
+        <w:t>Input</w:t>
+      </w:r>
+      <w:r>
+        <w:rPr>
+          <w:b w:val="0"/>
+        </w:rPr>
+        <w:t xml:space="preserve">s: [1]; weights: [1]; bias: -3; activation: </w:t>
+      </w:r>
+      <w:r>
+        <w:rPr>
+          <w:b/>
+        </w:rPr>
+        <w:t>relu</w:t>
+      </w:r>
+      <w:r>
+        <w:rPr>
+          <w:b w:val="0"/>
+        </w:rPr>
+        <w:t xml:space="preserve">; </w:t>
+      </w:r>
+      <w:r>
+        <w:rPr>
+          <w:b/>
+        </w:rPr>
+        <w:t>output</w:t>
+      </w:r>
+      <w:r>
+        <w:rPr>
+          <w:b w:val="0"/>
+        </w:rPr>
+        <w:t>: 0.</w:t>
+      </w:r>
+    </w:p>
+    <w:p>
+      <w:pPr>
+        <w:spacing w:line="336" w:lineRule="auto" w:after="180"/>
+        <w:shd w:fill="F5F1FB"/>
+      </w:pPr>
+      <w:r>
+        <w:rPr>
+          <w:b w:val="0"/>
+        </w:rPr>
+        <w:t>Read the labels and values. Explain the relationship the model shows.</w:t>
+      </w:r>
+    </w:p>
+    <w:p>
+      <w:pPr>
+        <w:pStyle w:val="Heading3"/>
+      </w:pPr>
+      <w:r>
+        <w:t>04. Change one thing. Trace what follows.</w:t>
+      </w:r>
+    </w:p>
+    <w:p>
+      <w:r>
+        <w:drawing>
+          <wp:inline xmlns:a="http://schemas.openxmlformats.org/drawingml/2006/main" xmlns:pic="http://schemas.openxmlformats.org/drawingml/2006/picture">
+            <wp:extent cx="5486400" cy="3026664"/>
+            <wp:docPr id="6" name="Picture 6" descr="Original case: y values are2, 2, 5; x = 1 and x = 3 collapse to the same output. Changed condition: Replace ReLU with identity. Expected result: h becomes-2, 0, 1 and outputs become-4, 2, 5. Reason: Identity retains the negative intermediate value instead of clipping it."/>
+            <wp:cNvGraphicFramePr>
+              <a:graphicFrameLocks noChangeAspect="1"/>
+            </wp:cNvGraphicFramePr>
+            <a:graphic>
+              <a:graphicData uri="http://schemas.openxmlformats.org/drawingml/2006/picture">
+                <pic:pic>
+                  <pic:nvPicPr>
+                    <pic:cNvPr id="0" name="academy-story-ai-5-4-04.png"/>
+                    <pic:cNvPicPr/>
+                  </pic:nvPicPr>
+                  <pic:blipFill>
+                    <a:blip r:embed="rId14"/>
+                    <a:stretch>
+                      <a:fillRect/>
+                    </a:stretch>
+                  </pic:blipFill>
+                  <pic:spPr>
+                    <a:xfrm>
+                      <a:off x="0" y="0"/>
+                      <a:ext cx="5486400" cy="3026664"/>
+                    </a:xfrm>
+                    <a:prstGeom prst="rect"/>
+                  </pic:spPr>
+                </pic:pic>
+              </a:graphicData>
+            </a:graphic>
+          </wp:inline>
+        </w:drawing>
+      </w:r>
+    </w:p>
+    <w:p>
+      <w:pPr>
+        <w:spacing w:line="336" w:lineRule="auto" w:after="180"/>
+      </w:pPr>
+      <w:r>
+        <w:rPr>
+          <w:b w:val="0"/>
+        </w:rPr>
+        <w:t xml:space="preserve">Original case: y values are2, 2, 5; x = 1 and x = 3 collapse to the same </w:t>
+      </w:r>
+      <w:r>
+        <w:rPr>
+          <w:b/>
+        </w:rPr>
+        <w:t>output</w:t>
+      </w:r>
+      <w:r>
+        <w:rPr>
+          <w:b w:val="0"/>
+        </w:rPr>
+        <w:t xml:space="preserve">. Changed condition: Replace </w:t>
+      </w:r>
+      <w:r>
+        <w:rPr>
+          <w:b/>
+        </w:rPr>
+        <w:t>ReLU</w:t>
+      </w:r>
+      <w:r>
+        <w:rPr>
+          <w:b w:val="0"/>
+        </w:rPr>
+        <w:t xml:space="preserve"> with identity. Expected result: h becomes-2, 0, 1 and </w:t>
+      </w:r>
+      <w:r>
+        <w:rPr>
+          <w:b/>
+        </w:rPr>
+        <w:t>output</w:t>
+      </w:r>
+      <w:r>
+        <w:rPr>
+          <w:b w:val="0"/>
+        </w:rPr>
+        <w:t>s become-4, 2, 5.</w:t>
+      </w:r>
+    </w:p>
+    <w:p>
+      <w:pPr>
+        <w:spacing w:line="336" w:lineRule="auto" w:after="180"/>
+      </w:pPr>
+      <w:r>
+        <w:rPr>
+          <w:b w:val="0"/>
+        </w:rPr>
+        <w:t>Reason: Identity retains the negative intermediate value instead of clipping it.</w:t>
+      </w:r>
+    </w:p>
+    <w:p>
+      <w:pPr>
+        <w:spacing w:line="336" w:lineRule="auto" w:after="180"/>
+        <w:shd w:fill="F5F1FB"/>
+      </w:pPr>
+      <w:r>
+        <w:rPr>
+          <w:b w:val="0"/>
+        </w:rPr>
+        <w:t>Predict before checking the worked changed-case result. Name what changed and what the supplied facts allow you to conclude.</w:t>
+      </w:r>
+    </w:p>
+    <w:p>
+      <w:pPr>
+        <w:pStyle w:val="Heading3"/>
+      </w:pPr>
+      <w:r>
+        <w:t>05. Connect the explanation to its limit</w:t>
+      </w:r>
+    </w:p>
+    <w:p>
+      <w:r>
+        <w:drawing>
+          <wp:inline xmlns:a="http://schemas.openxmlformats.org/drawingml/2006/main" xmlns:pic="http://schemas.openxmlformats.org/drawingml/2006/picture">
+            <wp:extent cx="5486400" cy="2834640"/>
+            <wp:docPr id="7" name="Picture 7" descr="ReLU means keep a positive value and replace a negative one with zero. The output layer receives that transformed value, not the original input. Inputs one and three therefore both deliver zero to the final layer and produce two. Replacing ReLU with identity changes the procedure: negative intermediate values now remain available to the next layer. Limit: ReLU is one activation choice. Clipping negatives does not itself train the network or prove useful representation."/>
+            <wp:cNvGraphicFramePr>
+              <a:graphicFrameLocks noChangeAspect="1"/>
+            </wp:cNvGraphicFramePr>
+            <a:graphic>
+              <a:graphicData uri="http://schemas.openxmlformats.org/drawingml/2006/picture">
+                <pic:pic>
+                  <pic:nvPicPr>
+                    <pic:cNvPr id="0" name="academy-story-ai-5-4-05.png"/>
+                    <pic:cNvPicPr/>
+                  </pic:nvPicPr>
+                  <pic:blipFill>
+                    <a:blip r:embed="rId15"/>
+                    <a:stretch>
+                      <a:fillRect/>
+                    </a:stretch>
+                  </pic:blipFill>
+                  <pic:spPr>
+                    <a:xfrm>
+                      <a:off x="0" y="0"/>
+                      <a:ext cx="5486400" cy="2834640"/>
+                    </a:xfrm>
+                    <a:prstGeom prst="rect"/>
+                  </pic:spPr>
+                </pic:pic>
+              </a:graphicData>
+            </a:graphic>
+          </wp:inline>
+        </w:drawing>
+      </w:r>
+    </w:p>
+    <w:p>
+      <w:pPr>
+        <w:spacing w:line="336" w:lineRule="auto" w:after="180"/>
+      </w:pPr>
+      <w:r>
+        <w:rPr>
+          <w:b/>
+        </w:rPr>
+        <w:t>ReLU</w:t>
+      </w:r>
+      <w:r>
+        <w:rPr>
+          <w:b w:val="0"/>
+        </w:rPr>
+        <w:t xml:space="preserve"> means keep a positive value and replace a negative one with zero. The </w:t>
+      </w:r>
+      <w:r>
+        <w:rPr>
+          <w:b/>
+        </w:rPr>
+        <w:t>output</w:t>
+      </w:r>
+      <w:r>
+        <w:rPr>
+          <w:b w:val="0"/>
+        </w:rPr>
+        <w:t xml:space="preserve"> layer receives that transformed value, not the original </w:t>
+      </w:r>
+      <w:r>
+        <w:rPr>
+          <w:b/>
+        </w:rPr>
+        <w:t>input</w:t>
+      </w:r>
+      <w:r>
+        <w:rPr>
+          <w:b w:val="0"/>
+        </w:rPr>
+        <w:t>.</w:t>
+      </w:r>
+    </w:p>
+    <w:p>
+      <w:pPr>
+        <w:spacing w:line="336" w:lineRule="auto" w:after="180"/>
+      </w:pPr>
+      <w:r>
+        <w:rPr>
+          <w:b/>
+        </w:rPr>
+        <w:t>Input</w:t>
+      </w:r>
+      <w:r>
+        <w:rPr>
+          <w:b w:val="0"/>
+        </w:rPr>
+        <w:t xml:space="preserve">s one and three therefore both deliver zero to the final layer and produce two. Replacing </w:t>
+      </w:r>
+      <w:r>
+        <w:rPr>
+          <w:b/>
+        </w:rPr>
+        <w:t>ReLU</w:t>
+      </w:r>
+      <w:r>
+        <w:rPr>
+          <w:b w:val="0"/>
+        </w:rPr>
+        <w:t xml:space="preserve"> with identity changes the procedure: negative intermediate values now remain available to the next layer.</w:t>
+      </w:r>
+    </w:p>
+    <w:p>
+      <w:pPr>
+        <w:spacing w:line="336" w:lineRule="auto" w:after="180"/>
+      </w:pPr>
+      <w:r>
+        <w:rPr>
+          <w:b w:val="0"/>
+        </w:rPr>
+        <w:t xml:space="preserve">Limit: </w:t>
+      </w:r>
+      <w:r>
+        <w:rPr>
+          <w:b/>
+        </w:rPr>
+        <w:t>ReLU</w:t>
+      </w:r>
+      <w:r>
+        <w:rPr>
+          <w:b w:val="0"/>
+        </w:rPr>
+        <w:t xml:space="preserve"> is one activation choice. Clipping negatives does not itself train the network or prove useful representation.</w:t>
+      </w:r>
+    </w:p>
+    <w:p>
+      <w:pPr>
+        <w:spacing w:line="336" w:lineRule="auto" w:after="180"/>
+        <w:shd w:fill="F5F1FB"/>
+      </w:pPr>
+      <w:r>
+        <w:rPr>
+          <w:b w:val="0"/>
+        </w:rPr>
+        <w:t>Explain the case, then point to a limit on the claim.</w:t>
+      </w:r>
+    </w:p>
+    <w:p>
+      <w:pPr>
+        <w:pStyle w:val="Heading3"/>
+      </w:pPr>
+      <w:r>
+        <w:t>06. Make the idea visible in your project</w:t>
+      </w:r>
+    </w:p>
+    <w:p>
+      <w:r>
+        <w:drawing>
+          <wp:inline xmlns:a="http://schemas.openxmlformats.org/drawingml/2006/main" xmlns:pic="http://schemas.openxmlformats.org/drawingml/2006/picture">
+            <wp:extent cx="5486400" cy="3681984"/>
+            <wp:docPr id="8" name="Picture 8" descr="For your Image-pattern Network Investigation, save the input, procedure, observed result and limitation of this check. Label this worked example as practice; use a different, previously unreviewed case when checking independent understanding. Draw your input, deciding step, result and limit. Supported question: Which original inputs cannot be distinguished by this network’s final output? Point to the relevant step in the picture, then write the changed result and the rule or evidence that supports it."/>
+            <wp:cNvGraphicFramePr>
+              <a:graphicFrameLocks noChangeAspect="1"/>
+            </wp:cNvGraphicFramePr>
+            <a:graphic>
+              <a:graphicData uri="http://schemas.openxmlformats.org/drawingml/2006/picture">
+                <pic:pic>
+                  <pic:nvPicPr>
+                    <pic:cNvPr id="0" name="academy-story-ai-5-4-06.png"/>
+                    <pic:cNvPicPr/>
+                  </pic:nvPicPr>
+                  <pic:blipFill>
+                    <a:blip r:embed="rId16"/>
+                    <a:stretch>
+                      <a:fillRect/>
+                    </a:stretch>
+                  </pic:blipFill>
+                  <pic:spPr>
+                    <a:xfrm>
+                      <a:off x="0" y="0"/>
+                      <a:ext cx="5486400" cy="3681984"/>
+                    </a:xfrm>
+                    <a:prstGeom prst="rect"/>
+                  </pic:spPr>
+                </pic:pic>
+              </a:graphicData>
+            </a:graphic>
+          </wp:inline>
+        </w:drawing>
+      </w:r>
+    </w:p>
+    <w:p>
+      <w:pPr>
+        <w:spacing w:line="336" w:lineRule="auto" w:after="180"/>
+      </w:pPr>
+      <w:r>
+        <w:rPr>
+          <w:b w:val="0"/>
+        </w:rPr>
+        <w:t xml:space="preserve">For your Image-pattern Network Investigation, save the </w:t>
+      </w:r>
+      <w:r>
+        <w:rPr>
+          <w:b/>
+        </w:rPr>
+        <w:t>input</w:t>
+      </w:r>
+      <w:r>
+        <w:rPr>
+          <w:b w:val="0"/>
+        </w:rPr>
+        <w:t>, procedure, observed result and limitation of this check.</w:t>
+      </w:r>
+    </w:p>
+    <w:p>
+      <w:pPr>
+        <w:spacing w:line="336" w:lineRule="auto" w:after="180"/>
+      </w:pPr>
+      <w:r>
+        <w:rPr>
+          <w:b w:val="0"/>
+        </w:rPr>
+        <w:t xml:space="preserve">Label this worked example as practice; use a different, previously unreviewed case when checking independent understanding. Draw your </w:t>
+      </w:r>
+      <w:r>
+        <w:rPr>
+          <w:b/>
+        </w:rPr>
+        <w:t>input</w:t>
+      </w:r>
+      <w:r>
+        <w:rPr>
+          <w:b w:val="0"/>
+        </w:rPr>
+        <w:t>, deciding step, result and limit.</w:t>
+      </w:r>
+    </w:p>
+    <w:p>
+      <w:pPr>
+        <w:spacing w:line="336" w:lineRule="auto" w:after="180"/>
+      </w:pPr>
+      <w:r>
+        <w:rPr>
+          <w:b w:val="0"/>
+        </w:rPr>
+        <w:t xml:space="preserve">Supported question: Which original </w:t>
+      </w:r>
+      <w:r>
+        <w:rPr>
+          <w:b/>
+        </w:rPr>
+        <w:t>input</w:t>
+      </w:r>
+      <w:r>
+        <w:rPr>
+          <w:b w:val="0"/>
+        </w:rPr>
+        <w:t xml:space="preserve">s cannot be distinguished by this network’s final </w:t>
+      </w:r>
+      <w:r>
+        <w:rPr>
+          <w:b/>
+        </w:rPr>
+        <w:t>output</w:t>
+      </w:r>
+      <w:r>
+        <w:rPr>
+          <w:b w:val="0"/>
+        </w:rPr>
+        <w:t xml:space="preserve">? Point to the relevant step in the picture, then write the changed result and the rule or </w:t>
+      </w:r>
+      <w:r>
+        <w:rPr>
+          <w:b/>
+        </w:rPr>
+        <w:t>evidence</w:t>
+      </w:r>
+      <w:r>
+        <w:rPr>
+          <w:b w:val="0"/>
+        </w:rPr>
+        <w:t xml:space="preserve"> that supports it.</w:t>
+      </w:r>
+    </w:p>
+    <w:p>
+      <w:pPr>
+        <w:spacing w:line="336" w:lineRule="auto" w:after="180"/>
+        <w:shd w:fill="F5F1FB"/>
+      </w:pPr>
+      <w:r>
+        <w:rPr>
+          <w:b w:val="0"/>
+        </w:rPr>
+        <w:t xml:space="preserve">Draw your project trace and justify the deciding step using </w:t>
+      </w:r>
+      <w:r>
+        <w:rPr>
+          <w:b/>
+        </w:rPr>
+        <w:t>evidence</w:t>
+      </w:r>
+      <w:r>
+        <w:rPr>
+          <w:b w:val="0"/>
+        </w:rPr>
+        <w:t>.</w:t>
       </w:r>
     </w:p>
     <w:sectPr>

--- a/downloads/student/ai-5-week-04.docx
+++ b/downloads/student/ai-5-week-04.docx
@@ -1062,7 +1062,7 @@
         <w:rPr>
           <w:b w:val="0"/>
         </w:rPr>
-        <w:t xml:space="preserve">: h becomes-2, 0, 1 and </w:t>
+        <w:t xml:space="preserve">: h becomes -2, 0, 1 and </w:t>
       </w:r>
       <w:r>
         <w:rPr>
@@ -1074,7 +1074,7 @@
         <w:rPr>
           <w:b w:val="0"/>
         </w:rPr>
-        <w:t>s become-4, 2, 5.</w:t>
+        <w:t>s become -4, 2, 5.</w:t>
       </w:r>
     </w:p>
     <w:p>
@@ -1617,7 +1617,7 @@
         <w:drawing>
           <wp:inline xmlns:a="http://schemas.openxmlformats.org/drawingml/2006/main" xmlns:pic="http://schemas.openxmlformats.org/drawingml/2006/picture">
             <wp:extent cx="5486400" cy="5185229"/>
-            <wp:docPr id="2" name="Picture 2" descr="Activation functions. Compute preactivation: z values are-2, 0, 1.. Apply ReLU: h values are 0, 0, 1; the negative value is replaced by0.. Compute output: y values are2, 2, 5; x = 1 and x = 3 collapse to the same output."/>
+            <wp:docPr id="2" name="Picture 2" descr="Activation functions. Compute preactivation: z values are -2, 0, 1.. Apply ReLU: h values are 0, 0, 1; the negative value is replaced by0.. Compute output: y values are 2, 2, 5; x = 1 and x = 3 collapse to the same output."/>
             <wp:cNvGraphicFramePr>
               <a:graphicFrameLocks noChangeAspect="1"/>
             </wp:cNvGraphicFramePr>
@@ -1708,7 +1708,7 @@
           </w:tcPr>
           <w:p>
             <w:r>
-              <w:t>z values are-2, 0, 1.</w:t>
+              <w:t>z values are -2, 0, 1.</w:t>
             </w:r>
           </w:p>
         </w:tc>
@@ -1752,7 +1752,7 @@
           </w:tcPr>
           <w:p>
             <w:r>
-              <w:t>y values are2, 2, 5; x = 1 and x = 3 collapse to the same output.</w:t>
+              <w:t>y values are 2, 2, 5; x = 1 and x = 3 collapse to the same output.</w:t>
             </w:r>
           </w:p>
         </w:tc>
@@ -4450,7 +4450,7 @@
         <w:rPr>
           <w:b w:val="0"/>
         </w:rPr>
-        <w:t xml:space="preserve">Which labelled step matches this detail? y values are2, 2, 5; x = 1 and x = 3 collapse to the same </w:t>
+        <w:t xml:space="preserve">Which labelled step matches this detail? y values are 2, 2, 5; x = 1 and x = 3 collapse to the same </w:t>
       </w:r>
       <w:r>
         <w:rPr>
@@ -4595,7 +4595,7 @@
         <w:rPr>
           <w:b w:val="0"/>
         </w:rPr>
-        <w:t xml:space="preserve"> y values are2, 2, 5; x = 1 and x = 3 collapse to the same </w:t>
+        <w:t xml:space="preserve"> y values are 2, 2, 5; x = 1 and x = 3 collapse to the same </w:t>
       </w:r>
       <w:r>
         <w:rPr>
@@ -4767,7 +4767,7 @@
         <w:rPr>
           <w:b w:val="0"/>
         </w:rPr>
-        <w:t xml:space="preserve">2. h becomes-2, 0, 1 and </w:t>
+        <w:t xml:space="preserve">2. h becomes -2, 0, 1 and </w:t>
       </w:r>
       <w:r>
         <w:rPr>
@@ -4779,7 +4779,7 @@
         <w:rPr>
           <w:b w:val="0"/>
         </w:rPr>
-        <w:t>s become-4, 2, 5.</w:t>
+        <w:t>s become -4, 2, 5.</w:t>
       </w:r>
     </w:p>
     <w:p>
@@ -4876,7 +4876,7 @@
         <w:rPr>
           <w:b w:val="0"/>
         </w:rPr>
-        <w:t xml:space="preserve">After your attempt, compare with the supported explanation: h becomes-2, 0, 1 and </w:t>
+        <w:t xml:space="preserve">After your attempt, compare with the supported explanation: h becomes -2, 0, 1 and </w:t>
       </w:r>
       <w:r>
         <w:rPr>
@@ -4888,7 +4888,7 @@
         <w:rPr>
           <w:b w:val="0"/>
         </w:rPr>
-        <w:t>s become-4, 2, 5. Identity retains the negative intermediate value instead of clipping it.</w:t>
+        <w:t>s become -4, 2, 5. Identity retains the negative intermediate value instead of clipping it.</w:t>
       </w:r>
     </w:p>
     <w:p>
@@ -5239,7 +5239,7 @@
         <w:drawing>
           <wp:inline xmlns:a="http://schemas.openxmlformats.org/drawingml/2006/main" xmlns:pic="http://schemas.openxmlformats.org/drawingml/2006/picture">
             <wp:extent cx="5486400" cy="3182112"/>
-            <wp:docPr id="4" name="Picture 4" descr="Compute preactivation: z values are-2, 0, 1. → Apply ReLU: h values are 0, 0, 1; the negative value is replaced by0. → Compute output: y values are2, 2, 5; x = 1 and x = 3 collapse to the same output."/>
+            <wp:docPr id="4" name="Picture 4" descr="Compute preactivation: z values are -2, 0, 1. → Apply ReLU: h values are 0, 0, 1; the negative value is replaced by0. → Compute output: y values are 2, 2, 5; x = 1 and x = 3 collapse to the same output."/>
             <wp:cNvGraphicFramePr>
               <a:graphicFrameLocks noChangeAspect="1"/>
             </wp:cNvGraphicFramePr>
@@ -5278,7 +5278,7 @@
         <w:rPr>
           <w:b w:val="0"/>
         </w:rPr>
-        <w:t xml:space="preserve">Compute preactivation: z values are-2, 0, 1. → Apply </w:t>
+        <w:t xml:space="preserve">Compute preactivation: z values are -2, 0, 1. → Apply </w:t>
       </w:r>
       <w:r>
         <w:rPr>
@@ -5302,7 +5302,7 @@
         <w:rPr>
           <w:b w:val="0"/>
         </w:rPr>
-        <w:t xml:space="preserve">: y values are2, 2, 5; x = 1 and x = 3 collapse to the same </w:t>
+        <w:t xml:space="preserve">: y values are 2, 2, 5; x = 1 and x = 3 collapse to the same </w:t>
       </w:r>
       <w:r>
         <w:rPr>
@@ -5463,7 +5463,7 @@
         <w:drawing>
           <wp:inline xmlns:a="http://schemas.openxmlformats.org/drawingml/2006/main" xmlns:pic="http://schemas.openxmlformats.org/drawingml/2006/picture">
             <wp:extent cx="5486400" cy="3026664"/>
-            <wp:docPr id="6" name="Picture 6" descr="Original case: y values are2, 2, 5; x = 1 and x = 3 collapse to the same output. Changed condition: Replace ReLU with identity. Expected result: h becomes-2, 0, 1 and outputs become-4, 2, 5. Reason: Identity retains the negative intermediate value instead of clipping it."/>
+            <wp:docPr id="6" name="Picture 6" descr="Original case: y values are 2, 2, 5; x = 1 and x = 3 collapse to the same output. Changed condition: Replace ReLU with identity. Expected result: h becomes -2, 0, 1 and outputs become -4, 2, 5. Reason: Identity retains the negative intermediate value instead of clipping it."/>
             <wp:cNvGraphicFramePr>
               <a:graphicFrameLocks noChangeAspect="1"/>
             </wp:cNvGraphicFramePr>
@@ -5502,7 +5502,7 @@
         <w:rPr>
           <w:b w:val="0"/>
         </w:rPr>
-        <w:t xml:space="preserve">Original case: y values are2, 2, 5; x = 1 and x = 3 collapse to the same </w:t>
+        <w:t xml:space="preserve">Original case: y values are 2, 2, 5; x = 1 and x = 3 collapse to the same </w:t>
       </w:r>
       <w:r>
         <w:rPr>
@@ -5526,7 +5526,7 @@
         <w:rPr>
           <w:b w:val="0"/>
         </w:rPr>
-        <w:t xml:space="preserve"> with identity. Expected result: h becomes-2, 0, 1 and </w:t>
+        <w:t xml:space="preserve"> with identity. Expected result: h becomes -2, 0, 1 and </w:t>
       </w:r>
       <w:r>
         <w:rPr>
@@ -5538,7 +5538,7 @@
         <w:rPr>
           <w:b w:val="0"/>
         </w:rPr>
-        <w:t>s become-4, 2, 5.</w:t>
+        <w:t>s become -4, 2, 5.</w:t>
       </w:r>
     </w:p>
     <w:p>

--- a/downloads/student/ai-5-week-04.docx
+++ b/downloads/student/ai-5-week-04.docx
@@ -25,33 +25,394 @@
         <w:pStyle w:val="Heading1"/>
       </w:pPr>
       <w:r>
-        <w:t>Before you start</w:t>
-      </w:r>
-    </w:p>
-    <w:p>
+        <w:t>Compute a score. Apply a function. State the decision rule.</w:t>
+      </w:r>
+    </w:p>
+    <w:p>
+      <w:r>
+        <w:t>Trace fixed activation functions and explain their information and evidence limits.</w:t>
+      </w:r>
+    </w:p>
+    <w:p>
+      <w:r>
+        <w:t>Complete table → labelled curves → pictured ReLU/identity chain → stable-code probes → independent new chain.</w:t>
+      </w:r>
+    </w:p>
+    <w:p>
+      <w:pPr>
+        <w:pStyle w:val="Heading1"/>
+      </w:pPr>
+      <w:r>
+        <w:t>01. What happens to a score before the next layer?</w:t>
+      </w:r>
+    </w:p>
+    <w:p>
+      <w:r>
+        <w:t>Compare fixed functions on the same values before changing a whole network.</w:t>
+      </w:r>
+    </w:p>
+    <w:p>
+      <w:pPr>
+        <w:pStyle w:val="Heading2"/>
+      </w:pPr>
+      <w:r>
+        <w:t>Learning goals</w:t>
+      </w:r>
+    </w:p>
+    <w:p>
+      <w:pPr>
+        <w:spacing w:line="336" w:lineRule="auto" w:after="180"/>
+      </w:pPr>
+      <w:r>
+        <w:rPr>
+          <w:b w:val="0"/>
+        </w:rPr>
+        <w:t xml:space="preserve">I can trace identity </w:t>
+      </w:r>
+      <w:r>
+        <w:rPr>
+          <w:b/>
+        </w:rPr>
+        <w:t>ReLU</w:t>
+      </w:r>
+      <w:r>
+        <w:rPr>
+          <w:b w:val="0"/>
+        </w:rPr>
+        <w:t xml:space="preserve"> and </w:t>
+      </w:r>
+      <w:r>
+        <w:rPr>
+          <w:b/>
+        </w:rPr>
+        <w:t>sigmoid</w:t>
+      </w:r>
+      <w:r>
+        <w:rPr>
+          <w:b w:val="0"/>
+        </w:rPr>
+        <w:t xml:space="preserve"> on a numerical score.</w:t>
+      </w:r>
+    </w:p>
+    <w:p>
+      <w:pPr>
+        <w:spacing w:line="336" w:lineRule="auto" w:after="180"/>
+      </w:pPr>
+      <w:r>
+        <w:rPr>
+          <w:b w:val="0"/>
+        </w:rPr>
+        <w:t>I can explain how a nonlinear activation changes a computation.</w:t>
+      </w:r>
+    </w:p>
+    <w:p>
+      <w:pPr>
+        <w:spacing w:line="336" w:lineRule="auto" w:after="180"/>
+      </w:pPr>
+      <w:r>
+        <w:rPr>
+          <w:b w:val="0"/>
+        </w:rPr>
+        <w:t xml:space="preserve">I can distinguish an activation </w:t>
+      </w:r>
+      <w:r>
+        <w:rPr>
+          <w:b/>
+        </w:rPr>
+        <w:t>output</w:t>
+      </w:r>
+      <w:r>
+        <w:rPr>
+          <w:b w:val="0"/>
+        </w:rPr>
+        <w:t xml:space="preserve"> from a final class or verified probability.</w:t>
+      </w:r>
+    </w:p>
+    <w:p>
+      <w:pPr>
+        <w:pStyle w:val="Heading2"/>
+      </w:pPr>
+      <w:r>
+        <w:t>Recall the affine score</w:t>
+      </w:r>
+    </w:p>
+    <w:p>
+      <w:pPr>
+        <w:spacing w:line="336" w:lineRule="auto" w:after="180"/>
+      </w:pPr>
+      <w:r>
+        <w:rPr>
+          <w:b w:val="0"/>
+        </w:rPr>
+        <w:t>Close your notes first. A rough first answer helps us choose the right starting point; it is not a score for your ability.</w:t>
+      </w:r>
+    </w:p>
+    <w:p>
+      <w:pPr>
+        <w:spacing w:line="336" w:lineRule="auto" w:after="180"/>
+      </w:pPr>
+      <w:r>
+        <w:rPr>
+          <w:b w:val="0"/>
+        </w:rPr>
+        <w:t>Without opening the old lesson, explain one key idea from Bias terms and decision boundaries. Give an example and a mistake that the idea helps you avoid.</w:t>
+      </w:r>
+    </w:p>
+    <w:p>
+      <w:pPr>
+        <w:spacing w:line="336" w:lineRule="auto" w:after="180"/>
+      </w:pPr>
+      <w:r>
+        <w:rPr>
+          <w:b w:val="0"/>
+        </w:rPr>
+        <w:t xml:space="preserve">Without opening the old lesson, explain one key idea from Representing </w:t>
+      </w:r>
+      <w:r>
+        <w:rPr>
+          <w:b/>
+        </w:rPr>
+        <w:t>input</w:t>
+      </w:r>
+      <w:r>
+        <w:rPr>
+          <w:b w:val="0"/>
+        </w:rPr>
+        <w:t>s as vectors. Give an example and a mistake that the idea helps you avoid.</w:t>
+      </w:r>
+    </w:p>
+    <w:p>
+      <w:pPr>
+        <w:spacing w:line="336" w:lineRule="auto" w:after="180"/>
+      </w:pPr>
+      <w:r>
+        <w:rPr>
+          <w:b w:val="0"/>
+        </w:rPr>
+        <w:t xml:space="preserve">After trying, check the relevant lesson or ask your teacher. Change the part of your explanation that the </w:t>
+      </w:r>
+      <w:r>
+        <w:rPr>
+          <w:b/>
+        </w:rPr>
+        <w:t>evidence</w:t>
+      </w:r>
+      <w:r>
+        <w:rPr>
+          <w:b w:val="0"/>
+        </w:rPr>
+        <w:t xml:space="preserve"> shows was wrong.</w:t>
+      </w:r>
+    </w:p>
+    <w:p>
+      <w:pPr>
+        <w:pStyle w:val="Heading2"/>
+      </w:pPr>
+      <w:r>
+        <w:t>Prerequisite and starting response</w:t>
+      </w:r>
+    </w:p>
+    <w:p>
+      <w:pPr>
+        <w:pStyle w:val="ListBullet"/>
+      </w:pPr>
       <w:r>
         <w:t>For z = 2 times width - height - 3 at [3, 3], what are the score and class under z &gt;= 0?</w:t>
       </w:r>
     </w:p>
     <w:p>
       <w:pPr>
+        <w:pStyle w:val="Heading3"/>
+      </w:pPr>
+      <w:r>
+        <w:t>My starting explanation</w:t>
+      </w:r>
+    </w:p>
+    <w:p>
+      <w:r>
+        <w:t>________________________________________________________________</w:t>
+      </w:r>
+    </w:p>
+    <w:p>
+      <w:r>
+        <w:t>________________________________________________________________</w:t>
+      </w:r>
+    </w:p>
+    <w:p>
+      <w:r>
+        <w:t>________________________________________________________________</w:t>
+      </w:r>
+    </w:p>
+    <w:p>
+      <w:pPr>
+        <w:pStyle w:val="Heading2"/>
+      </w:pPr>
+      <w:r>
+        <w:t>End goal</w:t>
+      </w:r>
+    </w:p>
+    <w:p>
+      <w:pPr>
+        <w:spacing w:line="336" w:lineRule="auto" w:after="180"/>
+      </w:pPr>
+      <w:r>
+        <w:rPr>
+          <w:b w:val="0"/>
+        </w:rPr>
+        <w:t xml:space="preserve">By the end, I can explain </w:t>
+      </w:r>
+      <w:r>
+        <w:rPr>
+          <w:b/>
+        </w:rPr>
+        <w:t>activation function</w:t>
+      </w:r>
+      <w:r>
+        <w:rPr>
+          <w:b w:val="0"/>
+        </w:rPr>
+        <w:t>s using a traced example and a stated limitation.</w:t>
+      </w:r>
+    </w:p>
+    <w:p>
+      <w:pPr>
+        <w:pStyle w:val="Heading2"/>
+      </w:pPr>
+      <w:r>
+        <w:t>Earlier wording, alternatives and picture transcripts · reference / check after trying</w:t>
+      </w:r>
+    </w:p>
+    <w:p>
+      <w:pPr>
+        <w:pStyle w:val="Heading3"/>
+      </w:pPr>
+      <w:r>
+        <w:t>Your learning target</w:t>
+      </w:r>
+    </w:p>
+    <w:p>
+      <w:pPr>
+        <w:pStyle w:val="Heading3"/>
+      </w:pPr>
+      <w:r>
+        <w:t>Remember before reading</w:t>
+      </w:r>
+    </w:p>
+    <w:p>
+      <w:pPr>
+        <w:spacing w:line="336" w:lineRule="auto" w:after="180"/>
+      </w:pPr>
+      <w:r>
+        <w:rPr>
+          <w:b w:val="0"/>
+        </w:rPr>
+        <w:t>This week you will practise:</w:t>
+      </w:r>
+    </w:p>
+    <w:p>
+      <w:pPr>
+        <w:spacing w:line="336" w:lineRule="auto" w:after="180"/>
+      </w:pPr>
+      <w:r>
+        <w:rPr>
+          <w:b w:val="0"/>
+        </w:rPr>
+        <w:t xml:space="preserve">Trace identity </w:t>
+      </w:r>
+      <w:r>
+        <w:rPr>
+          <w:b/>
+        </w:rPr>
+        <w:t>ReLU</w:t>
+      </w:r>
+      <w:r>
+        <w:rPr>
+          <w:b w:val="0"/>
+        </w:rPr>
+        <w:t xml:space="preserve"> and </w:t>
+      </w:r>
+      <w:r>
+        <w:rPr>
+          <w:b/>
+        </w:rPr>
+        <w:t>sigmoid</w:t>
+      </w:r>
+      <w:r>
+        <w:rPr>
+          <w:b w:val="0"/>
+        </w:rPr>
+        <w:t xml:space="preserve"> on a numerical score</w:t>
+      </w:r>
+    </w:p>
+    <w:p>
+      <w:pPr>
+        <w:spacing w:line="336" w:lineRule="auto" w:after="180"/>
+      </w:pPr>
+      <w:r>
+        <w:rPr>
+          <w:b w:val="0"/>
+        </w:rPr>
+        <w:t>Explain how a nonlinear activation changes a computation</w:t>
+      </w:r>
+    </w:p>
+    <w:p>
+      <w:pPr>
+        <w:spacing w:line="336" w:lineRule="auto" w:after="180"/>
+      </w:pPr>
+      <w:r>
+        <w:rPr>
+          <w:b w:val="0"/>
+        </w:rPr>
+        <w:t xml:space="preserve">Distinguish an activation </w:t>
+      </w:r>
+      <w:r>
+        <w:rPr>
+          <w:b/>
+        </w:rPr>
+        <w:t>output</w:t>
+      </w:r>
+      <w:r>
+        <w:rPr>
+          <w:b w:val="0"/>
+        </w:rPr>
+        <w:t xml:space="preserve"> from a final class or verified probability</w:t>
+      </w:r>
+    </w:p>
+    <w:p>
+      <w:pPr>
+        <w:pStyle w:val="Heading3"/>
+      </w:pPr>
+      <w:r>
+        <w:t>Retrieve what you already know</w:t>
+      </w:r>
+    </w:p>
+    <w:p>
+      <w:pPr>
+        <w:pStyle w:val="Heading3"/>
+      </w:pPr>
+      <w:r>
+        <w:t>This week’s end goal</w:t>
+      </w:r>
+    </w:p>
+    <w:p>
+      <w:pPr>
         <w:pStyle w:val="Heading1"/>
       </w:pPr>
       <w:r>
-        <w:t>01. Your mission</w:t>
-      </w:r>
-    </w:p>
-    <w:p>
-      <w:r>
-        <w:t>Start with the target: Trace identity ReLU and sigmoid on a numerical score. Try the recall before opening notes.</w:t>
-      </w:r>
-    </w:p>
-    <w:p>
-      <w:pPr>
-        <w:pStyle w:val="Heading3"/>
-      </w:pPr>
-      <w:r>
-        <w:t>Your learning target</w:t>
+        <w:t>02. A score goes into a function;an activation comes out</w:t>
+      </w:r>
+    </w:p>
+    <w:p>
+      <w:r>
+        <w:t>The output may feed another layer rather than directly name a class.</w:t>
+      </w:r>
+    </w:p>
+    <w:p>
+      <w:pPr>
+        <w:pStyle w:val="Heading2"/>
+      </w:pPr>
+      <w:r>
+        <w:t>Declare the input and compare identity/ReLU</w:t>
       </w:r>
     </w:p>
     <w:p>
@@ -62,425 +423,121 @@
         <w:rPr>
           <w:b w:val="0"/>
         </w:rPr>
-        <w:t xml:space="preserve">I can trace identity </w:t>
+        <w:t xml:space="preserve">First compute an affine score z = w dot x + b. An activation then returns a = f(z). In a network this value may become an </w:t>
       </w:r>
       <w:r>
         <w:rPr>
           <w:b/>
         </w:rPr>
+        <w:t>input</w:t>
+      </w:r>
+      <w:r>
+        <w:rPr>
+          <w:b w:val="0"/>
+        </w:rPr>
+        <w:t xml:space="preserve"> to another layer; it is not automatically a class </w:t>
+      </w:r>
+      <w:r>
+        <w:rPr>
+          <w:b/>
+        </w:rPr>
+        <w:t>prediction</w:t>
+      </w:r>
+      <w:r>
+        <w:rPr>
+          <w:b w:val="0"/>
+        </w:rPr>
+        <w:t>.</w:t>
+      </w:r>
+    </w:p>
+    <w:p>
+      <w:pPr>
+        <w:spacing w:line="336" w:lineRule="auto" w:after="180"/>
+      </w:pPr>
+      <w:r>
+        <w:rPr>
+          <w:b w:val="0"/>
+        </w:rPr>
+        <w:t>We will compare three functions using the same incoming scores so that only the activation changes.</w:t>
+      </w:r>
+    </w:p>
+    <w:p>
+      <w:pPr>
+        <w:spacing w:line="336" w:lineRule="auto" w:after="180"/>
+      </w:pPr>
+      <w:r>
+        <w:rPr>
+          <w:b w:val="0"/>
+        </w:rPr>
+        <w:t xml:space="preserve">Identity returns z unchanged. </w:t>
+      </w:r>
+      <w:r>
+        <w:rPr>
+          <w:b/>
+        </w:rPr>
         <w:t>ReLU</w:t>
       </w:r>
       <w:r>
         <w:rPr>
           <w:b w:val="0"/>
         </w:rPr>
-        <w:t xml:space="preserve"> and </w:t>
+        <w:t xml:space="preserve">, pronounced ree-loo, returns the larger of zero and z. Thus </w:t>
       </w:r>
       <w:r>
         <w:rPr>
           <w:b/>
         </w:rPr>
-        <w:t>sigmoid</w:t>
+        <w:t>ReLU</w:t>
       </w:r>
       <w:r>
         <w:rPr>
           <w:b w:val="0"/>
         </w:rPr>
-        <w:t xml:space="preserve"> on a numerical score.</w:t>
-      </w:r>
-    </w:p>
-    <w:p>
-      <w:pPr>
-        <w:spacing w:line="336" w:lineRule="auto" w:after="180"/>
-      </w:pPr>
+        <w:t xml:space="preserve">(-2) = 0, </w:t>
+      </w:r>
+      <w:r>
+        <w:rPr>
+          <w:b/>
+        </w:rPr>
+        <w:t>ReLU</w:t>
+      </w:r>
       <w:r>
         <w:rPr>
           <w:b w:val="0"/>
         </w:rPr>
-        <w:t>I can explain how a nonlinear activation changes a computation.</w:t>
-      </w:r>
-    </w:p>
-    <w:p>
-      <w:pPr>
-        <w:spacing w:line="336" w:lineRule="auto" w:after="180"/>
-      </w:pPr>
+        <w:t xml:space="preserve">(0) = 0 and </w:t>
+      </w:r>
+      <w:r>
+        <w:rPr>
+          <w:b/>
+        </w:rPr>
+        <w:t>ReLU</w:t>
+      </w:r>
       <w:r>
         <w:rPr>
           <w:b w:val="0"/>
         </w:rPr>
-        <w:t xml:space="preserve">I can distinguish an activation </w:t>
+        <w:t xml:space="preserve">(2) = 2. Positive scores keep their magnitude; </w:t>
       </w:r>
       <w:r>
         <w:rPr>
           <w:b/>
         </w:rPr>
-        <w:t>output</w:t>
+        <w:t>ReLU</w:t>
       </w:r>
       <w:r>
         <w:rPr>
           <w:b w:val="0"/>
         </w:rPr>
-        <w:t xml:space="preserve"> from a final class or verified probability.</w:t>
-      </w:r>
-    </w:p>
-    <w:p>
-      <w:pPr>
-        <w:pStyle w:val="Heading3"/>
-      </w:pPr>
-      <w:r>
-        <w:t>Remember before reading</w:t>
-      </w:r>
-    </w:p>
-    <w:p>
-      <w:pPr>
-        <w:spacing w:line="336" w:lineRule="auto" w:after="180"/>
-      </w:pPr>
-      <w:r>
-        <w:rPr>
-          <w:b w:val="0"/>
-        </w:rPr>
-        <w:t>Close your notes first. A rough first answer helps us choose the right starting point; it is not a score for your ability.</w:t>
-      </w:r>
-    </w:p>
-    <w:p>
-      <w:pPr>
-        <w:spacing w:line="336" w:lineRule="auto" w:after="180"/>
-      </w:pPr>
-      <w:r>
-        <w:rPr>
-          <w:b w:val="0"/>
-        </w:rPr>
-        <w:t>Without opening the old lesson, explain one key idea from Bias terms and decision boundaries. Give an example and a mistake that the idea helps you avoid.</w:t>
-      </w:r>
-    </w:p>
-    <w:p>
-      <w:pPr>
-        <w:spacing w:line="336" w:lineRule="auto" w:after="180"/>
-      </w:pPr>
-      <w:r>
-        <w:rPr>
-          <w:b w:val="0"/>
-        </w:rPr>
-        <w:t xml:space="preserve">Without opening the old lesson, explain one key idea from Representing </w:t>
-      </w:r>
-      <w:r>
-        <w:rPr>
-          <w:b/>
-        </w:rPr>
-        <w:t>input</w:t>
-      </w:r>
-      <w:r>
-        <w:rPr>
-          <w:b w:val="0"/>
-        </w:rPr>
-        <w:t>s as vectors. Give an example and a mistake that the idea helps you avoid.</w:t>
-      </w:r>
-    </w:p>
-    <w:p>
-      <w:pPr>
-        <w:spacing w:line="336" w:lineRule="auto" w:after="180"/>
-      </w:pPr>
-      <w:r>
-        <w:rPr>
-          <w:b w:val="0"/>
-        </w:rPr>
-        <w:t xml:space="preserve">After trying, check the relevant lesson or ask your teacher. Change the part of your explanation that the </w:t>
-      </w:r>
-      <w:r>
-        <w:rPr>
-          <w:b/>
-        </w:rPr>
-        <w:t>evidence</w:t>
-      </w:r>
-      <w:r>
-        <w:rPr>
-          <w:b w:val="0"/>
-        </w:rPr>
-        <w:t xml:space="preserve"> shows was wrong.</w:t>
-      </w:r>
-    </w:p>
-    <w:p>
-      <w:pPr>
-        <w:spacing w:line="336" w:lineRule="auto" w:after="180"/>
-      </w:pPr>
-      <w:r>
-        <w:rPr>
-          <w:b w:val="0"/>
-        </w:rPr>
-        <w:t>This week you will practise:</w:t>
-      </w:r>
-    </w:p>
-    <w:p>
-      <w:pPr>
-        <w:spacing w:line="336" w:lineRule="auto" w:after="180"/>
-      </w:pPr>
-      <w:r>
-        <w:rPr>
-          <w:b w:val="0"/>
-        </w:rPr>
-        <w:t xml:space="preserve">Trace identity </w:t>
-      </w:r>
-      <w:r>
-        <w:rPr>
-          <w:b/>
-        </w:rPr>
-        <w:t>ReLU</w:t>
-      </w:r>
-      <w:r>
-        <w:rPr>
-          <w:b w:val="0"/>
-        </w:rPr>
-        <w:t xml:space="preserve"> and </w:t>
-      </w:r>
-      <w:r>
-        <w:rPr>
-          <w:b/>
-        </w:rPr>
-        <w:t>sigmoid</w:t>
-      </w:r>
-      <w:r>
-        <w:rPr>
-          <w:b w:val="0"/>
-        </w:rPr>
-        <w:t xml:space="preserve"> on a numerical score</w:t>
-      </w:r>
-    </w:p>
-    <w:p>
-      <w:pPr>
-        <w:spacing w:line="336" w:lineRule="auto" w:after="180"/>
-      </w:pPr>
-      <w:r>
-        <w:rPr>
-          <w:b w:val="0"/>
-        </w:rPr>
-        <w:t>Explain how a nonlinear activation changes a computation</w:t>
-      </w:r>
-    </w:p>
-    <w:p>
-      <w:pPr>
-        <w:spacing w:line="336" w:lineRule="auto" w:after="180"/>
-      </w:pPr>
-      <w:r>
-        <w:rPr>
-          <w:b w:val="0"/>
-        </w:rPr>
-        <w:t xml:space="preserve">Distinguish an activation </w:t>
-      </w:r>
-      <w:r>
-        <w:rPr>
-          <w:b/>
-        </w:rPr>
-        <w:t>output</w:t>
-      </w:r>
-      <w:r>
-        <w:rPr>
-          <w:b w:val="0"/>
-        </w:rPr>
-        <w:t xml:space="preserve"> from a final class or verified probability</w:t>
-      </w:r>
-    </w:p>
-    <w:p>
-      <w:pPr>
-        <w:pStyle w:val="Heading3"/>
-      </w:pPr>
-      <w:r>
-        <w:t>Retrieve what you already know</w:t>
-      </w:r>
-    </w:p>
-    <w:p>
-      <w:pPr>
-        <w:spacing w:line="336" w:lineRule="auto" w:after="180"/>
-        <w:shd w:fill="F5F1FB"/>
-      </w:pPr>
-      <w:r>
-        <w:rPr>
-          <w:b w:val="0"/>
-        </w:rPr>
-        <w:t>For z = 2 times width - height - 3 at [3, 3], what are the score and class under z &gt;= 0?</w:t>
-      </w:r>
-    </w:p>
-    <w:p>
-      <w:pPr>
-        <w:pStyle w:val="Heading3"/>
-      </w:pPr>
-      <w:r>
-        <w:t>My starting explanation</w:t>
-      </w:r>
-    </w:p>
-    <w:p>
-      <w:r>
-        <w:t>________________________________________________________________</w:t>
-      </w:r>
-    </w:p>
-    <w:p>
-      <w:r>
-        <w:t>________________________________________________________________</w:t>
-      </w:r>
-    </w:p>
-    <w:p>
-      <w:r>
-        <w:t>________________________________________________________________</w:t>
-      </w:r>
-    </w:p>
-    <w:p>
-      <w:pPr>
-        <w:pStyle w:val="Heading3"/>
-      </w:pPr>
-      <w:r>
-        <w:t>This week’s end goal</w:t>
-      </w:r>
-    </w:p>
-    <w:p>
-      <w:pPr>
-        <w:spacing w:line="336" w:lineRule="auto" w:after="180"/>
-      </w:pPr>
-      <w:r>
-        <w:rPr>
-          <w:b w:val="0"/>
-        </w:rPr>
-        <w:t xml:space="preserve">By the end, I can explain </w:t>
-      </w:r>
-      <w:r>
-        <w:rPr>
-          <w:b/>
-        </w:rPr>
-        <w:t>activation function</w:t>
-      </w:r>
-      <w:r>
-        <w:rPr>
-          <w:b w:val="0"/>
-        </w:rPr>
-        <w:t>s using a traced example and a stated limitation.</w:t>
-      </w:r>
-    </w:p>
-    <w:p>
-      <w:pPr>
-        <w:pStyle w:val="Heading1"/>
-      </w:pPr>
-      <w:r>
-        <w:t>02. Notice the evidence</w:t>
-      </w:r>
-    </w:p>
-    <w:p>
-      <w:r>
-        <w:t>Investigate the supplied Activation functions case. Separate observations, given facts and assumptions before choosing an explanation.</w:t>
-      </w:r>
-    </w:p>
-    <w:p>
-      <w:pPr>
-        <w:spacing w:line="336" w:lineRule="auto" w:after="180"/>
-      </w:pPr>
-      <w:r>
-        <w:rPr>
-          <w:b w:val="0"/>
-        </w:rPr>
-        <w:t xml:space="preserve">First compute an affine score z = w dot x + b. An activation then returns a = f(z). In a network this value may become an </w:t>
-      </w:r>
-      <w:r>
-        <w:rPr>
-          <w:b/>
-        </w:rPr>
-        <w:t>input</w:t>
-      </w:r>
-      <w:r>
-        <w:rPr>
-          <w:b w:val="0"/>
-        </w:rPr>
-        <w:t xml:space="preserve"> to another layer; it is not automatically a class </w:t>
-      </w:r>
-      <w:r>
-        <w:rPr>
-          <w:b/>
-        </w:rPr>
-        <w:t>prediction</w:t>
-      </w:r>
-      <w:r>
-        <w:rPr>
-          <w:b w:val="0"/>
-        </w:rPr>
-        <w:t>.</w:t>
-      </w:r>
-    </w:p>
-    <w:p>
-      <w:pPr>
-        <w:spacing w:line="336" w:lineRule="auto" w:after="180"/>
-      </w:pPr>
-      <w:r>
-        <w:rPr>
-          <w:b w:val="0"/>
-        </w:rPr>
-        <w:t>We will compare three functions using the same incoming scores so that only the activation changes.</w:t>
-      </w:r>
-    </w:p>
-    <w:p>
-      <w:pPr>
-        <w:spacing w:line="336" w:lineRule="auto" w:after="180"/>
-      </w:pPr>
-      <w:r>
-        <w:rPr>
-          <w:b w:val="0"/>
-        </w:rPr>
-        <w:t xml:space="preserve">Identity returns z unchanged. </w:t>
-      </w:r>
-      <w:r>
-        <w:rPr>
-          <w:b/>
-        </w:rPr>
-        <w:t>ReLU</w:t>
-      </w:r>
-      <w:r>
-        <w:rPr>
-          <w:b w:val="0"/>
-        </w:rPr>
-        <w:t xml:space="preserve">, pronounced ree-loo, returns the larger of zero and z. Thus </w:t>
-      </w:r>
-      <w:r>
-        <w:rPr>
-          <w:b/>
-        </w:rPr>
-        <w:t>ReLU</w:t>
-      </w:r>
-      <w:r>
-        <w:rPr>
-          <w:b w:val="0"/>
-        </w:rPr>
-        <w:t xml:space="preserve">(-2) = 0, </w:t>
-      </w:r>
-      <w:r>
-        <w:rPr>
-          <w:b/>
-        </w:rPr>
-        <w:t>ReLU</w:t>
-      </w:r>
-      <w:r>
-        <w:rPr>
-          <w:b w:val="0"/>
-        </w:rPr>
-        <w:t xml:space="preserve">(0) = 0 and </w:t>
-      </w:r>
-      <w:r>
-        <w:rPr>
-          <w:b/>
-        </w:rPr>
-        <w:t>ReLU</w:t>
-      </w:r>
-      <w:r>
-        <w:rPr>
-          <w:b w:val="0"/>
-        </w:rPr>
-        <w:t xml:space="preserve">(2) = 2. Positive scores keep their magnitude; </w:t>
-      </w:r>
-      <w:r>
-        <w:rPr>
-          <w:b/>
-        </w:rPr>
-        <w:t>ReLU</w:t>
-      </w:r>
-      <w:r>
-        <w:rPr>
-          <w:b w:val="0"/>
-        </w:rPr>
         <w:t xml:space="preserve"> does not turn every positive value into 1.</w:t>
+      </w:r>
+    </w:p>
+    <w:p>
+      <w:pPr>
+        <w:pStyle w:val="Heading2"/>
+      </w:pPr>
+      <w:r>
+        <w:t>Complete same-score comparison</w:t>
       </w:r>
     </w:p>
     <w:tbl>
@@ -628,6 +685,14 @@
     </w:tbl>
     <w:p>
       <w:pPr>
+        <w:pStyle w:val="Heading2"/>
+      </w:pPr>
+      <w:r>
+        <w:t>Distinguish fixed functions from training</w:t>
+      </w:r>
+    </w:p>
+    <w:p>
+      <w:pPr>
         <w:spacing w:line="336" w:lineRule="auto" w:after="180"/>
       </w:pPr>
       <w:r>
@@ -663,6 +728,14 @@
     </w:p>
     <w:p>
       <w:pPr>
+        <w:pStyle w:val="Heading2"/>
+      </w:pPr>
+      <w:r>
+        <w:t>Name given and missing facts</w:t>
+      </w:r>
+    </w:p>
+    <w:p>
+      <w:pPr>
         <w:pStyle w:val="Heading3"/>
       </w:pPr>
       <w:r>
@@ -689,12 +762,20 @@
         <w:pStyle w:val="Heading1"/>
       </w:pPr>
       <w:r>
-        <w:t>03. See how it works</w:t>
-      </w:r>
-    </w:p>
-    <w:p>
-      <w:r>
-        <w:t>Follow the mechanism for Activation functions. Connect each labelled input, deciding step and result.</w:t>
+        <w:t>03. Read the function,the value and the class rule separately</w:t>
+      </w:r>
+    </w:p>
+    <w:p>
+      <w:r>
+        <w:t>A range between zero and one is a mathematical property,not a reliability result.</w:t>
+      </w:r>
+    </w:p>
+    <w:p>
+      <w:pPr>
+        <w:pStyle w:val="Heading2"/>
+      </w:pPr>
+      <w:r>
+        <w:t>Sigmoid definition and finite-input interpretation</w:t>
       </w:r>
     </w:p>
     <w:p>
@@ -841,6 +922,291 @@
           <w:b w:val="0"/>
         </w:rPr>
         <w:t>s are 0, 1 and 1.</w:t>
+      </w:r>
+    </w:p>
+    <w:p>
+      <w:pPr>
+        <w:pStyle w:val="Heading2"/>
+      </w:pPr>
+      <w:r>
+        <w:t>Complete three-function table</w:t>
+      </w:r>
+    </w:p>
+    <w:tbl>
+      <w:tblPr>
+        <w:tblStyle w:val="LightShading-Accent1"/>
+        <w:tblW w:type="auto" w:w="0"/>
+        <w:tblLook w:firstColumn="1" w:firstRow="1" w:lastColumn="0" w:lastRow="0" w:noHBand="0" w:noVBand="1" w:val="04A0"/>
+      </w:tblPr>
+      <w:tblGrid>
+        <w:gridCol w:w="2045"/>
+        <w:gridCol w:w="2045"/>
+        <w:gridCol w:w="2045"/>
+        <w:gridCol w:w="2045"/>
+        <w:gridCol w:w="2045"/>
+      </w:tblGrid>
+      <w:tr>
+        <w:trPr>
+          <w:tblHeader/>
+        </w:trPr>
+        <w:tc>
+          <w:tcPr>
+            <w:tcW w:type="dxa" w:w="2045"/>
+          </w:tcPr>
+          <w:p>
+            <w:r>
+              <w:t>Incoming score z</w:t>
+            </w:r>
+          </w:p>
+        </w:tc>
+        <w:tc>
+          <w:tcPr>
+            <w:tcW w:type="dxa" w:w="2045"/>
+          </w:tcPr>
+          <w:p>
+            <w:r>
+              <w:t>Identity z</w:t>
+            </w:r>
+          </w:p>
+        </w:tc>
+        <w:tc>
+          <w:tcPr>
+            <w:tcW w:type="dxa" w:w="2045"/>
+          </w:tcPr>
+          <w:p>
+            <w:r>
+              <w:t>ReLU max(0, z)</w:t>
+            </w:r>
+          </w:p>
+        </w:tc>
+        <w:tc>
+          <w:tcPr>
+            <w:tcW w:type="dxa" w:w="2045"/>
+          </w:tcPr>
+          <w:p>
+            <w:r>
+              <w:t>Sigmoid ≈</w:t>
+            </w:r>
+          </w:p>
+        </w:tc>
+        <w:tc>
+          <w:tcPr>
+            <w:tcW w:type="dxa" w:w="2045"/>
+          </w:tcPr>
+          <w:p>
+            <w:r>
+              <w:t>Class if sigmoid≥0.5</w:t>
+            </w:r>
+          </w:p>
+        </w:tc>
+      </w:tr>
+      <w:tr>
+        <w:tc>
+          <w:tcPr>
+            <w:tcW w:type="dxa" w:w="2045"/>
+          </w:tcPr>
+          <w:p>
+            <w:r>
+              <w:t>-2</w:t>
+            </w:r>
+          </w:p>
+        </w:tc>
+        <w:tc>
+          <w:tcPr>
+            <w:tcW w:type="dxa" w:w="2045"/>
+          </w:tcPr>
+          <w:p>
+            <w:r>
+              <w:t>-2</w:t>
+            </w:r>
+          </w:p>
+        </w:tc>
+        <w:tc>
+          <w:tcPr>
+            <w:tcW w:type="dxa" w:w="2045"/>
+          </w:tcPr>
+          <w:p>
+            <w:r>
+              <w:t>0</w:t>
+            </w:r>
+          </w:p>
+        </w:tc>
+        <w:tc>
+          <w:tcPr>
+            <w:tcW w:type="dxa" w:w="2045"/>
+          </w:tcPr>
+          <w:p>
+            <w:r>
+              <w:t>0.1192</w:t>
+            </w:r>
+          </w:p>
+        </w:tc>
+        <w:tc>
+          <w:tcPr>
+            <w:tcW w:type="dxa" w:w="2045"/>
+          </w:tcPr>
+          <w:p>
+            <w:r>
+              <w:t>0</w:t>
+            </w:r>
+          </w:p>
+        </w:tc>
+      </w:tr>
+      <w:tr>
+        <w:tc>
+          <w:tcPr>
+            <w:tcW w:type="dxa" w:w="2045"/>
+          </w:tcPr>
+          <w:p>
+            <w:r>
+              <w:t>0</w:t>
+            </w:r>
+          </w:p>
+        </w:tc>
+        <w:tc>
+          <w:tcPr>
+            <w:tcW w:type="dxa" w:w="2045"/>
+          </w:tcPr>
+          <w:p>
+            <w:r>
+              <w:t>0</w:t>
+            </w:r>
+          </w:p>
+        </w:tc>
+        <w:tc>
+          <w:tcPr>
+            <w:tcW w:type="dxa" w:w="2045"/>
+          </w:tcPr>
+          <w:p>
+            <w:r>
+              <w:t>0</w:t>
+            </w:r>
+          </w:p>
+        </w:tc>
+        <w:tc>
+          <w:tcPr>
+            <w:tcW w:type="dxa" w:w="2045"/>
+          </w:tcPr>
+          <w:p>
+            <w:r>
+              <w:t>0.5</w:t>
+            </w:r>
+          </w:p>
+        </w:tc>
+        <w:tc>
+          <w:tcPr>
+            <w:tcW w:type="dxa" w:w="2045"/>
+          </w:tcPr>
+          <w:p>
+            <w:r>
+              <w:t>1</w:t>
+            </w:r>
+          </w:p>
+        </w:tc>
+      </w:tr>
+      <w:tr>
+        <w:tc>
+          <w:tcPr>
+            <w:tcW w:type="dxa" w:w="2045"/>
+          </w:tcPr>
+          <w:p>
+            <w:r>
+              <w:t>2</w:t>
+            </w:r>
+          </w:p>
+        </w:tc>
+        <w:tc>
+          <w:tcPr>
+            <w:tcW w:type="dxa" w:w="2045"/>
+          </w:tcPr>
+          <w:p>
+            <w:r>
+              <w:t>2</w:t>
+            </w:r>
+          </w:p>
+        </w:tc>
+        <w:tc>
+          <w:tcPr>
+            <w:tcW w:type="dxa" w:w="2045"/>
+          </w:tcPr>
+          <w:p>
+            <w:r>
+              <w:t>2</w:t>
+            </w:r>
+          </w:p>
+        </w:tc>
+        <w:tc>
+          <w:tcPr>
+            <w:tcW w:type="dxa" w:w="2045"/>
+          </w:tcPr>
+          <w:p>
+            <w:r>
+              <w:t>0.8808</w:t>
+            </w:r>
+          </w:p>
+        </w:tc>
+        <w:tc>
+          <w:tcPr>
+            <w:tcW w:type="dxa" w:w="2045"/>
+          </w:tcPr>
+          <w:p>
+            <w:r>
+              <w:t>1</w:t>
+            </w:r>
+          </w:p>
+        </w:tc>
+      </w:tr>
+    </w:tbl>
+    <w:p>
+      <w:pPr>
+        <w:pStyle w:val="Heading2"/>
+      </w:pPr>
+      <w:r>
+        <w:t>Labelled function graphs</w:t>
+      </w:r>
+    </w:p>
+    <w:p>
+      <w:r>
+        <w:drawing>
+          <wp:inline xmlns:a="http://schemas.openxmlformats.org/drawingml/2006/main" xmlns:pic="http://schemas.openxmlformats.org/drawingml/2006/picture">
+            <wp:extent cx="5486400" cy="1908594"/>
+            <wp:docPr id="1" name="Picture 1" descr="Three separately labelled graphs use the same incoming scores. Identity gives−2,0,2;ReLU gives0,0,2;sigmoid gives approximately0.1192,0.5,0.8808 at scores−2,0,2. ReLU has a flat negative side and increasing positive side. The sigmoid graph marks its0.5middle level."/>
+            <wp:cNvGraphicFramePr>
+              <a:graphicFrameLocks noChangeAspect="1"/>
+            </wp:cNvGraphicFramePr>
+            <a:graphic>
+              <a:graphicData uri="http://schemas.openxmlformats.org/drawingml/2006/picture">
+                <pic:pic>
+                  <pic:nvPicPr>
+                    <pic:cNvPr id="0" name="ai-5-04-activation-curves.png"/>
+                    <pic:cNvPicPr/>
+                  </pic:nvPicPr>
+                  <pic:blipFill>
+                    <a:blip r:embed="rId9"/>
+                    <a:stretch>
+                      <a:fillRect/>
+                    </a:stretch>
+                  </pic:blipFill>
+                  <pic:spPr>
+                    <a:xfrm>
+                      <a:off x="0" y="0"/>
+                      <a:ext cx="5486400" cy="1908594"/>
+                    </a:xfrm>
+                    <a:prstGeom prst="rect"/>
+                  </pic:spPr>
+                </pic:pic>
+              </a:graphicData>
+            </a:graphic>
+          </wp:inline>
+        </w:drawing>
+      </w:r>
+    </w:p>
+    <w:p>
+      <w:pPr>
+        <w:pStyle w:val="Heading2"/>
+      </w:pPr>
+      <w:r>
+        <w:t>Stable runnable calculation and evidence limits</w:t>
       </w:r>
     </w:p>
     <w:p>
@@ -893,6 +1259,45 @@
     </w:p>
     <w:p>
       <w:pPr>
+        <w:pStyle w:val="Heading2"/>
+      </w:pPr>
+      <w:r>
+        <w:t>Connect a graph point to a function evaluation</w:t>
+      </w:r>
+    </w:p>
+    <w:p>
+      <w:pPr>
+        <w:spacing w:line="336" w:lineRule="auto" w:after="180"/>
+      </w:pPr>
+      <w:r>
+        <w:rPr>
+          <w:b w:val="0"/>
+        </w:rPr>
+        <w:t xml:space="preserve">Point to the </w:t>
+      </w:r>
+      <w:r>
+        <w:rPr>
+          <w:b/>
+        </w:rPr>
+        <w:t>input</w:t>
+      </w:r>
+      <w:r>
+        <w:rPr>
+          <w:b w:val="0"/>
+        </w:rPr>
+        <w:t>, the deciding step and the result in this week’s visual. Explain the same step in ordinary words. A picture helps when you can say what each part represents.</w:t>
+      </w:r>
+    </w:p>
+    <w:p>
+      <w:pPr>
+        <w:pStyle w:val="Heading2"/>
+      </w:pPr>
+      <w:r>
+        <w:t>Earlier wording, alternatives and picture transcripts · reference / check after trying</w:t>
+      </w:r>
+    </w:p>
+    <w:p>
+      <w:pPr>
         <w:pStyle w:val="Heading3"/>
       </w:pPr>
       <w:r>
@@ -901,38 +1306,297 @@
     </w:p>
     <w:p>
       <w:pPr>
+        <w:pStyle w:val="Heading1"/>
+      </w:pPr>
+      <w:r>
+        <w:t>04. Change only the activation while keeping the rest fixed</w:t>
+      </w:r>
+    </w:p>
+    <w:p>
+      <w:r>
+        <w:t>Predict which intermediate values survive.</w:t>
+      </w:r>
+    </w:p>
+    <w:p>
+      <w:pPr>
+        <w:pStyle w:val="Heading2"/>
+      </w:pPr>
+      <w:r>
+        <w:t>Current class-rule task and response</w:t>
+      </w:r>
+    </w:p>
+    <w:p>
+      <w:pPr>
+        <w:pStyle w:val="ListBullet"/>
+      </w:pPr>
+      <w:r>
+        <w:t>Use the lesson sigmoid values for -2, 0, 2. Predict classes under a &gt;= 0.5, then explain the zero-score case.</w:t>
+      </w:r>
+    </w:p>
+    <w:p>
+      <w:pPr>
+        <w:pStyle w:val="Heading3"/>
+      </w:pPr>
+      <w:r>
+        <w:t>Keep the procedure fixed. Explain what changed in the inputs and result.</w:t>
+      </w:r>
+    </w:p>
+    <w:p>
+      <w:r>
+        <w:t>________________________________________________________________</w:t>
+      </w:r>
+    </w:p>
+    <w:p>
+      <w:r>
+        <w:t>________________________________________________________________</w:t>
+      </w:r>
+    </w:p>
+    <w:p>
+      <w:r>
+        <w:t>________________________________________________________________</w:t>
+      </w:r>
+    </w:p>
+    <w:p>
+      <w:r>
+        <w:t>________________________________________________________________</w:t>
+      </w:r>
+    </w:p>
+    <w:p>
+      <w:r>
+        <w:t>________________________________________________________________</w:t>
+      </w:r>
+    </w:p>
+    <w:p>
+      <w:pPr>
+        <w:pStyle w:val="Heading2"/>
+      </w:pPr>
+      <w:r>
+        <w:t>Predict the pictured identity replacement</w:t>
+      </w:r>
+    </w:p>
+    <w:p>
+      <w:pPr>
+        <w:pStyle w:val="ListBullet"/>
+      </w:pPr>
+      <w:r>
+        <w:t>Change: Replace ReLU with identity.</w:t>
+      </w:r>
+    </w:p>
+    <w:p>
+      <w:pPr>
+        <w:pStyle w:val="Heading2"/>
+      </w:pPr>
+      <w:r>
+        <w:t>Check after predicting · reference / check after trying</w:t>
+      </w:r>
+    </w:p>
+    <w:p>
+      <w:pPr>
         <w:spacing w:line="336" w:lineRule="auto" w:after="180"/>
       </w:pPr>
       <w:r>
         <w:rPr>
+          <w:b/>
+        </w:rPr>
+        <w:t>Prediction</w:t>
+      </w:r>
+      <w:r>
+        <w:rPr>
           <w:b w:val="0"/>
         </w:rPr>
-        <w:t xml:space="preserve">Point to the </w:t>
+        <w:t xml:space="preserve">: h becomes -2, 0, 1 and </w:t>
       </w:r>
       <w:r>
         <w:rPr>
           <w:b/>
         </w:rPr>
+        <w:t>output</w:t>
+      </w:r>
+      <w:r>
+        <w:rPr>
+          <w:b w:val="0"/>
+        </w:rPr>
+        <w:t>s become -4, 2, 5.</w:t>
+      </w:r>
+    </w:p>
+    <w:p>
+      <w:pPr>
+        <w:spacing w:line="336" w:lineRule="auto" w:after="180"/>
+      </w:pPr>
+      <w:r>
+        <w:rPr>
+          <w:b w:val="0"/>
+        </w:rPr>
+        <w:t>Reason: Identity retains the negative intermediate value instead of clipping it.</w:t>
+      </w:r>
+    </w:p>
+    <w:p>
+      <w:pPr>
+        <w:pStyle w:val="Heading2"/>
+      </w:pPr>
+      <w:r>
+        <w:t>Earlier wording, alternatives and picture transcripts · reference / check after trying</w:t>
+      </w:r>
+    </w:p>
+    <w:p>
+      <w:pPr>
+        <w:pStyle w:val="Heading3"/>
+      </w:pPr>
+      <w:r>
+        <w:t>Compare a familiar case with a changed case</w:t>
+      </w:r>
+    </w:p>
+    <w:p>
+      <w:pPr>
+        <w:pStyle w:val="Heading3"/>
+      </w:pPr>
+      <w:r>
+        <w:t>Change one thing in the pictured case</w:t>
+      </w:r>
+    </w:p>
+    <w:p>
+      <w:pPr>
+        <w:pStyle w:val="Heading1"/>
+      </w:pPr>
+      <w:r>
+        <w:t>06. Trace what the next step actually receives</w:t>
+      </w:r>
+    </w:p>
+    <w:p>
+      <w:r>
+        <w:t>Once different inputs map to the same h,the final fixed step cannot recover their difference.</w:t>
+      </w:r>
+    </w:p>
+    <w:p>
+      <w:pPr>
+        <w:pStyle w:val="Heading2"/>
+      </w:pPr>
+      <w:r>
+        <w:t>Complete picture formulas,inputs and scope</w:t>
+      </w:r>
+    </w:p>
+    <w:p>
+      <w:pPr>
+        <w:spacing w:line="336" w:lineRule="auto" w:after="180"/>
+      </w:pPr>
+      <w:r>
+        <w:rPr>
+          <w:b w:val="0"/>
+        </w:rPr>
+        <w:t xml:space="preserve">See what </w:t>
+      </w:r>
+      <w:r>
+        <w:rPr>
+          <w:b/>
+        </w:rPr>
+        <w:t>ReLU</w:t>
+      </w:r>
+      <w:r>
+        <w:rPr>
+          <w:b w:val="0"/>
+        </w:rPr>
+        <w:t xml:space="preserve"> removes before the next weighted step.</w:t>
+      </w:r>
+    </w:p>
+    <w:p>
+      <w:pPr>
+        <w:spacing w:line="336" w:lineRule="auto" w:after="180"/>
+      </w:pPr>
+      <w:r>
+        <w:rPr>
+          <w:b w:val="0"/>
+        </w:rPr>
+        <w:t xml:space="preserve">Toy network z=x-3; h=max(0, z); y=3h+2. </w:t>
+      </w:r>
+      <w:r>
+        <w:rPr>
+          <w:b/>
+        </w:rPr>
+        <w:t>Input</w:t>
+      </w:r>
+      <w:r>
+        <w:rPr>
+          <w:b w:val="0"/>
+        </w:rPr>
+        <w:t>s x=1, 3, 4.</w:t>
+      </w:r>
+    </w:p>
+    <w:p>
+      <w:pPr>
+        <w:spacing w:line="336" w:lineRule="auto" w:after="180"/>
+      </w:pPr>
+      <w:r>
+        <w:rPr>
+          <w:b w:val="0"/>
+        </w:rPr>
+        <w:t xml:space="preserve">All </w:t>
+      </w:r>
+      <w:r>
+        <w:rPr>
+          <w:b/>
+        </w:rPr>
         <w:t>input</w:t>
       </w:r>
       <w:r>
         <w:rPr>
           <w:b w:val="0"/>
         </w:rPr>
-        <w:t>, the deciding step and the result in this week’s visual. Explain the same step in ordinary words. A picture helps when you can say what each part represents.</w:t>
-      </w:r>
-    </w:p>
-    <w:p>
-      <w:pPr>
-        <w:pStyle w:val="Heading1"/>
-      </w:pPr>
-      <w:r>
-        <w:t>04. Compare the cases</w:t>
-      </w:r>
-    </w:p>
-    <w:p>
-      <w:r>
-        <w:t>Compare the supplied cases for Activation functions. Identify the detail that changes the conclusion.</w:t>
+        <w:t>s and outcomes in this worked example are invented classroom data; no real model run is claimed.</w:t>
+      </w:r>
+    </w:p>
+    <w:p>
+      <w:pPr>
+        <w:spacing w:line="336" w:lineRule="auto" w:after="180"/>
+      </w:pPr>
+      <w:r>
+        <w:rPr>
+          <w:b w:val="0"/>
+        </w:rPr>
+        <w:t>The picture uses z=x−3, h=ReLU(z), y=3h+2. Inputs1/3/4 give z−2/0/1, h0/0/1, y2/2/5. Inputs1 and3 have become indistinguishable to this final step because both pass h0. Replace only ReLU with identity:the same z values survive as h−2/0/1, y−4/2/5. This is not the independent chain, which supplies different constants and inputs. No fitting or observed real-world success is represented.</w:t>
+      </w:r>
+    </w:p>
+    <w:p>
+      <w:pPr>
+        <w:pStyle w:val="Heading2"/>
+      </w:pPr>
+      <w:r>
+        <w:t>Trace preactivation,activation and final value</w:t>
+      </w:r>
+    </w:p>
+    <w:p>
+      <w:r>
+        <w:drawing>
+          <wp:inline xmlns:a="http://schemas.openxmlformats.org/drawingml/2006/main" xmlns:pic="http://schemas.openxmlformats.org/drawingml/2006/picture">
+            <wp:extent cx="5486400" cy="3182112"/>
+            <wp:docPr id="2" name="Picture 2" descr="Compute preactivation: z values are -2, 0, 1. → Apply ReLU: h values are 0, 0, 1; the negative value is replaced by0. → Compute output: y values are 2, 2, 5; x = 1 and x = 3 collapse to the same output."/>
+            <wp:cNvGraphicFramePr>
+              <a:graphicFrameLocks noChangeAspect="1"/>
+            </wp:cNvGraphicFramePr>
+            <a:graphic>
+              <a:graphicData uri="http://schemas.openxmlformats.org/drawingml/2006/picture">
+                <pic:pic>
+                  <pic:nvPicPr>
+                    <pic:cNvPr id="0" name="academy-story-ai-5-4-02.png"/>
+                    <pic:cNvPicPr/>
+                  </pic:nvPicPr>
+                  <pic:blipFill>
+                    <a:blip r:embed="rId10"/>
+                    <a:stretch>
+                      <a:fillRect/>
+                    </a:stretch>
+                  </pic:blipFill>
+                  <pic:spPr>
+                    <a:xfrm>
+                      <a:off x="0" y="0"/>
+                      <a:ext cx="5486400" cy="3182112"/>
+                    </a:xfrm>
+                    <a:prstGeom prst="rect"/>
+                  </pic:spPr>
+                </pic:pic>
+              </a:graphicData>
+            </a:graphic>
+          </wp:inline>
+        </w:drawing>
       </w:r>
     </w:p>
     <w:p>
@@ -940,174 +1604,7 @@
         <w:pStyle w:val="Heading3"/>
       </w:pPr>
       <w:r>
-        <w:t>Compare a familiar case with a changed case</w:t>
-      </w:r>
-    </w:p>
-    <w:p>
-      <w:pPr>
-        <w:spacing w:line="336" w:lineRule="auto" w:after="180"/>
-      </w:pPr>
-      <w:r>
-        <w:rPr>
-          <w:b w:val="0"/>
-        </w:rPr>
-        <w:t xml:space="preserve">Use the lesson </w:t>
-      </w:r>
-      <w:r>
-        <w:rPr>
-          <w:b/>
-        </w:rPr>
-        <w:t>sigmoid</w:t>
-      </w:r>
-      <w:r>
-        <w:rPr>
-          <w:b w:val="0"/>
-        </w:rPr>
-        <w:t xml:space="preserve"> values for -2, 0, 2. Predict classes under a &gt;= 0.5, then explain the zero-score case.</w:t>
-      </w:r>
-    </w:p>
-    <w:p>
-      <w:pPr>
-        <w:pStyle w:val="Heading3"/>
-      </w:pPr>
-      <w:r>
-        <w:t>Keep the procedure fixed. Explain what changed in the inputs and result.</w:t>
-      </w:r>
-    </w:p>
-    <w:p>
-      <w:r>
-        <w:t>________________________________________________________________</w:t>
-      </w:r>
-    </w:p>
-    <w:p>
-      <w:r>
-        <w:t>________________________________________________________________</w:t>
-      </w:r>
-    </w:p>
-    <w:p>
-      <w:r>
-        <w:t>________________________________________________________________</w:t>
-      </w:r>
-    </w:p>
-    <w:p>
-      <w:r>
-        <w:t>________________________________________________________________</w:t>
-      </w:r>
-    </w:p>
-    <w:p>
-      <w:r>
-        <w:t>________________________________________________________________</w:t>
-      </w:r>
-    </w:p>
-    <w:p>
-      <w:pPr>
-        <w:pStyle w:val="Heading3"/>
-      </w:pPr>
-      <w:r>
-        <w:t>Change one thing in the pictured case</w:t>
-      </w:r>
-    </w:p>
-    <w:p>
-      <w:pPr>
-        <w:pStyle w:val="Heading3"/>
-      </w:pPr>
-      <w:r>
-        <w:t>Change one thing</w:t>
-      </w:r>
-    </w:p>
-    <w:p>
-      <w:pPr>
-        <w:spacing w:line="336" w:lineRule="auto" w:after="180"/>
-        <w:shd w:fill="F5F1FB"/>
-      </w:pPr>
-      <w:r>
-        <w:rPr>
-          <w:b w:val="0"/>
-        </w:rPr>
-        <w:t xml:space="preserve">Change: Replace </w:t>
-      </w:r>
-      <w:r>
-        <w:rPr>
-          <w:b/>
-        </w:rPr>
-        <w:t>ReLU</w:t>
-      </w:r>
-      <w:r>
-        <w:rPr>
-          <w:b w:val="0"/>
-        </w:rPr>
-        <w:t xml:space="preserve"> with identity.</w:t>
-      </w:r>
-    </w:p>
-    <w:p>
-      <w:pPr>
-        <w:pStyle w:val="Heading3"/>
-      </w:pPr>
-      <w:r>
-        <w:t>Predicted result</w:t>
-      </w:r>
-    </w:p>
-    <w:p>
-      <w:pPr>
-        <w:spacing w:line="336" w:lineRule="auto" w:after="180"/>
-        <w:shd w:fill="F1F6FC"/>
-      </w:pPr>
-      <w:r>
-        <w:rPr>
-          <w:b/>
-        </w:rPr>
-        <w:t>Prediction</w:t>
-      </w:r>
-      <w:r>
-        <w:rPr>
-          <w:b w:val="0"/>
-        </w:rPr>
-        <w:t xml:space="preserve">: h becomes -2, 0, 1 and </w:t>
-      </w:r>
-      <w:r>
-        <w:rPr>
-          <w:b/>
-        </w:rPr>
-        <w:t>output</w:t>
-      </w:r>
-      <w:r>
-        <w:rPr>
-          <w:b w:val="0"/>
-        </w:rPr>
-        <w:t>s become -4, 2, 5.</w:t>
-      </w:r>
-    </w:p>
-    <w:p>
-      <w:pPr>
-        <w:pStyle w:val="Heading3"/>
-      </w:pPr>
-      <w:r>
-        <w:t>Why the result follows</w:t>
-      </w:r>
-    </w:p>
-    <w:p>
-      <w:pPr>
-        <w:spacing w:line="336" w:lineRule="auto" w:after="180"/>
-        <w:shd w:fill="F1F6FC"/>
-      </w:pPr>
-      <w:r>
-        <w:rPr>
-          <w:b w:val="0"/>
-        </w:rPr>
-        <w:t>Reason: Identity retains the negative intermediate value instead of clipping it.</w:t>
-      </w:r>
-    </w:p>
-    <w:p>
-      <w:pPr>
-        <w:pStyle w:val="Heading1"/>
-      </w:pPr>
-      <w:r>
-        <w:t>05. Words that unlock the idea</w:t>
-      </w:r>
-    </w:p>
-    <w:p>
-      <w:r>
-        <w:t>Use the vocabulary of Activation functions to explain a concrete decision, rather than only memorising definitions.</w:t>
+        <w:t>Read the picture one step at a time</w:t>
       </w:r>
     </w:p>
     <w:tbl>
@@ -1130,7 +1627,7 @@
           </w:tcPr>
           <w:p>
             <w:r>
-              <w:t>Word</w:t>
+              <w:t>Step</w:t>
             </w:r>
           </w:p>
         </w:tc>
@@ -1140,7 +1637,7 @@
           </w:tcPr>
           <w:p>
             <w:r>
-              <w:t>Meaning</w:t>
+              <w:t>What happens and why</w:t>
             </w:r>
           </w:p>
         </w:tc>
@@ -1152,7 +1649,7 @@
           </w:tcPr>
           <w:p>
             <w:r>
-              <w:t>Activation function</w:t>
+              <w:t>1. Compute preactivation</w:t>
             </w:r>
           </w:p>
         </w:tc>
@@ -1162,7 +1659,7 @@
           </w:tcPr>
           <w:p>
             <w:r>
-              <w:t>A function applied to a computed score</w:t>
+              <w:t>z values are -2, 0, 1.</w:t>
             </w:r>
           </w:p>
         </w:tc>
@@ -1174,7 +1671,7 @@
           </w:tcPr>
           <w:p>
             <w:r>
-              <w:t>ReLU</w:t>
+              <w:t>2. Apply ReLU</w:t>
             </w:r>
           </w:p>
         </w:tc>
@@ -1184,7 +1681,7 @@
           </w:tcPr>
           <w:p>
             <w:r>
-              <w:t>The function max(0, z), retaining positive scores and replacing negative scores with zero</w:t>
+              <w:t>h values are 0, 0, 1; the negative value is replaced by0.</w:t>
             </w:r>
           </w:p>
         </w:tc>
@@ -1196,7 +1693,7 @@
           </w:tcPr>
           <w:p>
             <w:r>
-              <w:t>Sigmoid</w:t>
+              <w:t>3. Compute output</w:t>
             </w:r>
           </w:p>
         </w:tc>
@@ -1206,68 +1703,177 @@
           </w:tcPr>
           <w:p>
             <w:r>
-              <w:t>The function 1 / (1 + exp(-z)), mapping finite real scores into the interval between 0 and 1</w:t>
-            </w:r>
-          </w:p>
-        </w:tc>
-      </w:tr>
-      <w:tr>
-        <w:tc>
-          <w:tcPr>
-            <w:tcW w:type="dxa" w:w="5112"/>
-          </w:tcPr>
-          <w:p>
-            <w:r>
-              <w:t>Nonlinear function</w:t>
-            </w:r>
-          </w:p>
-        </w:tc>
-        <w:tc>
-          <w:tcPr>
-            <w:tcW w:type="dxa" w:w="5112"/>
-          </w:tcPr>
-          <w:p>
-            <w:r>
-              <w:t>A function that cannot be represented by one fixed slope and offset over its entire domain</w:t>
+              <w:t>y values are 2, 2, 5; x = 1 and x = 3 collapse to the same output.</w:t>
             </w:r>
           </w:p>
         </w:tc>
       </w:tr>
     </w:tbl>
     <w:p>
-      <w:pPr>
-        <w:pStyle w:val="Heading3"/>
-      </w:pPr>
-      <w:r>
-        <w:t>Use two terms to explain a step in this week’s example.</w:t>
-      </w:r>
-    </w:p>
-    <w:p>
-      <w:r>
-        <w:t>________________________________________________________________</w:t>
-      </w:r>
-    </w:p>
-    <w:p>
-      <w:r>
-        <w:t>________________________________________________________________</w:t>
-      </w:r>
-    </w:p>
-    <w:p>
-      <w:r>
-        <w:t>________________________________________________________________</w:t>
-      </w:r>
-    </w:p>
-    <w:p>
-      <w:pPr>
-        <w:pStyle w:val="Heading1"/>
-      </w:pPr>
-      <w:r>
-        <w:t>06. Follow a worked example</w:t>
-      </w:r>
-    </w:p>
-    <w:p>
-      <w:r>
-        <w:t>Follow the worked trace for Activation functions, predict a step, then compare with its explanation.</w:t>
+      <w:r>
+        <w:t>Match each pictured step to the supplied facts. This is a worked teaching case, not an independent assessment.</w:t>
+      </w:r>
+    </w:p>
+    <w:p>
+      <w:pPr>
+        <w:spacing w:line="336" w:lineRule="auto" w:after="180"/>
+      </w:pPr>
+      <w:r>
+        <w:rPr>
+          <w:b/>
+        </w:rPr>
+        <w:t>ReLU</w:t>
+      </w:r>
+      <w:r>
+        <w:rPr>
+          <w:b w:val="0"/>
+        </w:rPr>
+        <w:t xml:space="preserve"> means keep a positive value and replace a negative one with zero. The </w:t>
+      </w:r>
+      <w:r>
+        <w:rPr>
+          <w:b/>
+        </w:rPr>
+        <w:t>output</w:t>
+      </w:r>
+      <w:r>
+        <w:rPr>
+          <w:b w:val="0"/>
+        </w:rPr>
+        <w:t xml:space="preserve"> layer receives that transformed value, not the original </w:t>
+      </w:r>
+      <w:r>
+        <w:rPr>
+          <w:b/>
+        </w:rPr>
+        <w:t>input</w:t>
+      </w:r>
+      <w:r>
+        <w:rPr>
+          <w:b w:val="0"/>
+        </w:rPr>
+        <w:t>.</w:t>
+      </w:r>
+    </w:p>
+    <w:p>
+      <w:pPr>
+        <w:spacing w:line="336" w:lineRule="auto" w:after="180"/>
+      </w:pPr>
+      <w:r>
+        <w:rPr>
+          <w:b/>
+        </w:rPr>
+        <w:t>Input</w:t>
+      </w:r>
+      <w:r>
+        <w:rPr>
+          <w:b w:val="0"/>
+        </w:rPr>
+        <w:t xml:space="preserve">s one and three therefore both deliver zero to the final layer and produce two. Replacing </w:t>
+      </w:r>
+      <w:r>
+        <w:rPr>
+          <w:b/>
+        </w:rPr>
+        <w:t>ReLU</w:t>
+      </w:r>
+      <w:r>
+        <w:rPr>
+          <w:b w:val="0"/>
+        </w:rPr>
+        <w:t xml:space="preserve"> with identity changes the procedure: negative intermediate values now remain available to the next layer.</w:t>
+      </w:r>
+    </w:p>
+    <w:p>
+      <w:pPr>
+        <w:pStyle w:val="Heading2"/>
+      </w:pPr>
+      <w:r>
+        <w:t>Predict identity in place of ReLU</w:t>
+      </w:r>
+    </w:p>
+    <w:p>
+      <w:pPr>
+        <w:pStyle w:val="ListBullet"/>
+      </w:pPr>
+      <w:r>
+        <w:t>Change one thing: Replace ReLU with identity. Predict the result before checking the explanation. What remains the same?</w:t>
+      </w:r>
+    </w:p>
+    <w:p>
+      <w:pPr>
+        <w:pStyle w:val="Heading2"/>
+      </w:pPr>
+      <w:r>
+        <w:t>Check after predicting · reference / check after trying</w:t>
+      </w:r>
+    </w:p>
+    <w:p>
+      <w:r>
+        <w:drawing>
+          <wp:inline xmlns:a="http://schemas.openxmlformats.org/drawingml/2006/main" xmlns:pic="http://schemas.openxmlformats.org/drawingml/2006/picture">
+            <wp:extent cx="5486400" cy="3026664"/>
+            <wp:docPr id="3" name="Picture 3" descr="Original case: y values are 2, 2, 5; x = 1 and x = 3 collapse to the same output. Changed condition: Replace ReLU with identity. Expected result: h becomes -2, 0, 1 and outputs become -4, 2, 5. Reason: Identity retains the negative intermediate value instead of clipping it."/>
+            <wp:cNvGraphicFramePr>
+              <a:graphicFrameLocks noChangeAspect="1"/>
+            </wp:cNvGraphicFramePr>
+            <a:graphic>
+              <a:graphicData uri="http://schemas.openxmlformats.org/drawingml/2006/picture">
+                <pic:pic>
+                  <pic:nvPicPr>
+                    <pic:cNvPr id="0" name="academy-story-ai-5-4-04.png"/>
+                    <pic:cNvPicPr/>
+                  </pic:nvPicPr>
+                  <pic:blipFill>
+                    <a:blip r:embed="rId11"/>
+                    <a:stretch>
+                      <a:fillRect/>
+                    </a:stretch>
+                  </pic:blipFill>
+                  <pic:spPr>
+                    <a:xfrm>
+                      <a:off x="0" y="0"/>
+                      <a:ext cx="5486400" cy="3026664"/>
+                    </a:xfrm>
+                    <a:prstGeom prst="rect"/>
+                  </pic:spPr>
+                </pic:pic>
+              </a:graphicData>
+            </a:graphic>
+          </wp:inline>
+        </w:drawing>
+      </w:r>
+    </w:p>
+    <w:p>
+      <w:pPr>
+        <w:pStyle w:val="Heading2"/>
+      </w:pPr>
+      <w:r>
+        <w:t>Explain information loss and training limits</w:t>
+      </w:r>
+    </w:p>
+    <w:p>
+      <w:pPr>
+        <w:pStyle w:val="ListBullet"/>
+      </w:pPr>
+      <w:r>
+        <w:t>ReLU is one activation choice. Clipping negatives does not itself train the network or prove useful representation.</w:t>
+      </w:r>
+    </w:p>
+    <w:p>
+      <w:pPr>
+        <w:pStyle w:val="ListBullet"/>
+      </w:pPr>
+      <w:r>
+        <w:t>Read the labelled picture: Which original inputs cannot be distinguished by this network’s final output? Point to the relevant step in the picture, then write the changed result and the rule or evidence that supports it.</w:t>
+      </w:r>
+    </w:p>
+    <w:p>
+      <w:pPr>
+        <w:pStyle w:val="Heading2"/>
+      </w:pPr>
+      <w:r>
+        <w:t>Try the supported−1/+1functions</w:t>
       </w:r>
     </w:p>
     <w:p>
@@ -1456,6 +2062,14 @@
     </w:p>
     <w:p>
       <w:pPr>
+        <w:pStyle w:val="Heading2"/>
+      </w:pPr>
+      <w:r>
+        <w:t>Earlier wording, alternatives and picture transcripts · reference / check after trying</w:t>
+      </w:r>
+    </w:p>
+    <w:p>
+      <w:pPr>
         <w:pStyle w:val="Heading3"/>
       </w:pPr>
       <w:r>
@@ -1483,97 +2097,10 @@
     </w:p>
     <w:p>
       <w:pPr>
-        <w:spacing w:line="336" w:lineRule="auto" w:after="180"/>
-      </w:pPr>
-      <w:r>
-        <w:rPr>
-          <w:b w:val="0"/>
-        </w:rPr>
-        <w:t xml:space="preserve">See what </w:t>
-      </w:r>
-      <w:r>
-        <w:rPr>
-          <w:b/>
-        </w:rPr>
-        <w:t>ReLU</w:t>
-      </w:r>
-      <w:r>
-        <w:rPr>
-          <w:b w:val="0"/>
-        </w:rPr>
-        <w:t xml:space="preserve"> removes before the next weighted step.</w:t>
-      </w:r>
-    </w:p>
-    <w:p>
-      <w:pPr>
         <w:pStyle w:val="Heading3"/>
       </w:pPr>
       <w:r>
         <w:t>The facts we will use</w:t>
-      </w:r>
-    </w:p>
-    <w:p>
-      <w:pPr>
-        <w:pStyle w:val="Heading3"/>
-      </w:pPr>
-      <w:r>
-        <w:t>Supplied facts</w:t>
-      </w:r>
-    </w:p>
-    <w:p>
-      <w:pPr>
-        <w:spacing w:line="336" w:lineRule="auto" w:after="180"/>
-        <w:shd w:fill="F1F6FC"/>
-      </w:pPr>
-      <w:r>
-        <w:rPr>
-          <w:b w:val="0"/>
-        </w:rPr>
-        <w:t xml:space="preserve">Toy network z=x-3; h=max(0, z); y=3h+2. </w:t>
-      </w:r>
-      <w:r>
-        <w:rPr>
-          <w:b/>
-        </w:rPr>
-        <w:t>Input</w:t>
-      </w:r>
-      <w:r>
-        <w:rPr>
-          <w:b w:val="0"/>
-        </w:rPr>
-        <w:t>s x=1, 3, 4.</w:t>
-      </w:r>
-    </w:p>
-    <w:p>
-      <w:pPr>
-        <w:pStyle w:val="Heading3"/>
-      </w:pPr>
-      <w:r>
-        <w:t>Supplied facts</w:t>
-      </w:r>
-    </w:p>
-    <w:p>
-      <w:pPr>
-        <w:spacing w:line="336" w:lineRule="auto" w:after="180"/>
-        <w:shd w:fill="F1F6FC"/>
-      </w:pPr>
-      <w:r>
-        <w:rPr>
-          <w:b w:val="0"/>
-        </w:rPr>
-        <w:t xml:space="preserve">All </w:t>
-      </w:r>
-      <w:r>
-        <w:rPr>
-          <w:b/>
-        </w:rPr>
-        <w:t>input</w:t>
-      </w:r>
-      <w:r>
-        <w:rPr>
-          <w:b w:val="0"/>
-        </w:rPr>
-        <w:t>s and outcomes in this worked example are invented classroom data; no real model run is claimed.</w:t>
       </w:r>
     </w:p>
     <w:p>
@@ -1581,7 +2108,7 @@
         <w:drawing>
           <wp:inline xmlns:a="http://schemas.openxmlformats.org/drawingml/2006/main" xmlns:pic="http://schemas.openxmlformats.org/drawingml/2006/picture">
             <wp:extent cx="5486400" cy="2706914"/>
-            <wp:docPr id="1" name="Picture 1" descr="ReLU hidden computation at x=1"/>
+            <wp:docPr id="4" name="Picture 4" descr="ReLU hidden computation at x=1"/>
             <wp:cNvGraphicFramePr>
               <a:graphicFrameLocks noChangeAspect="1"/>
             </wp:cNvGraphicFramePr>
@@ -1593,7 +2120,7 @@
                     <pic:cNvPicPr/>
                   </pic:nvPicPr>
                   <pic:blipFill>
-                    <a:blip r:embed="rId9"/>
+                    <a:blip r:embed="rId12"/>
                     <a:stretch>
                       <a:fillRect/>
                     </a:stretch>
@@ -1617,7 +2144,7 @@
         <w:drawing>
           <wp:inline xmlns:a="http://schemas.openxmlformats.org/drawingml/2006/main" xmlns:pic="http://schemas.openxmlformats.org/drawingml/2006/picture">
             <wp:extent cx="5486400" cy="5185229"/>
-            <wp:docPr id="2" name="Picture 2" descr="Activation functions. Compute preactivation: z values are -2, 0, 1.. Apply ReLU: h values are 0, 0, 1; the negative value is replaced by0.. Compute output: y values are 2, 2, 5; x = 1 and x = 3 collapse to the same output."/>
+            <wp:docPr id="5" name="Picture 5" descr="Activation functions. Compute preactivation: z values are -2, 0, 1.. Apply ReLU: h values are 0, 0, 1; the negative value is replaced by0.. Compute output: y values are 2, 2, 5; x = 1 and x = 3 collapse to the same output."/>
             <wp:cNvGraphicFramePr>
               <a:graphicFrameLocks noChangeAspect="1"/>
             </wp:cNvGraphicFramePr>
@@ -1629,7 +2156,7 @@
                     <pic:cNvPicPr/>
                   </pic:nvPicPr>
                   <pic:blipFill>
-                    <a:blip r:embed="rId10"/>
+                    <a:blip r:embed="rId13"/>
                     <a:stretch>
                       <a:fillRect/>
                     </a:stretch>
@@ -1653,114 +2180,7 @@
         <w:pStyle w:val="Heading3"/>
       </w:pPr>
       <w:r>
-        <w:t>Read the picture one step at a time</w:t>
-      </w:r>
-    </w:p>
-    <w:tbl>
-      <w:tblPr>
-        <w:tblStyle w:val="LightShading-Accent1"/>
-        <w:tblW w:type="auto" w:w="0"/>
-        <w:tblLook w:firstColumn="1" w:firstRow="1" w:lastColumn="0" w:lastRow="0" w:noHBand="0" w:noVBand="1" w:val="04A0"/>
-      </w:tblPr>
-      <w:tblGrid>
-        <w:gridCol w:w="5112"/>
-        <w:gridCol w:w="5112"/>
-      </w:tblGrid>
-      <w:tr>
-        <w:trPr>
-          <w:tblHeader/>
-        </w:trPr>
-        <w:tc>
-          <w:tcPr>
-            <w:tcW w:type="dxa" w:w="5112"/>
-          </w:tcPr>
-          <w:p>
-            <w:r>
-              <w:t>Step</w:t>
-            </w:r>
-          </w:p>
-        </w:tc>
-        <w:tc>
-          <w:tcPr>
-            <w:tcW w:type="dxa" w:w="5112"/>
-          </w:tcPr>
-          <w:p>
-            <w:r>
-              <w:t>What happens and why</w:t>
-            </w:r>
-          </w:p>
-        </w:tc>
-      </w:tr>
-      <w:tr>
-        <w:tc>
-          <w:tcPr>
-            <w:tcW w:type="dxa" w:w="5112"/>
-          </w:tcPr>
-          <w:p>
-            <w:r>
-              <w:t>1. Compute preactivation</w:t>
-            </w:r>
-          </w:p>
-        </w:tc>
-        <w:tc>
-          <w:tcPr>
-            <w:tcW w:type="dxa" w:w="5112"/>
-          </w:tcPr>
-          <w:p>
-            <w:r>
-              <w:t>z values are -2, 0, 1.</w:t>
-            </w:r>
-          </w:p>
-        </w:tc>
-      </w:tr>
-      <w:tr>
-        <w:tc>
-          <w:tcPr>
-            <w:tcW w:type="dxa" w:w="5112"/>
-          </w:tcPr>
-          <w:p>
-            <w:r>
-              <w:t>2. Apply ReLU</w:t>
-            </w:r>
-          </w:p>
-        </w:tc>
-        <w:tc>
-          <w:tcPr>
-            <w:tcW w:type="dxa" w:w="5112"/>
-          </w:tcPr>
-          <w:p>
-            <w:r>
-              <w:t>h values are 0, 0, 1; the negative value is replaced by0.</w:t>
-            </w:r>
-          </w:p>
-        </w:tc>
-      </w:tr>
-      <w:tr>
-        <w:tc>
-          <w:tcPr>
-            <w:tcW w:type="dxa" w:w="5112"/>
-          </w:tcPr>
-          <w:p>
-            <w:r>
-              <w:t>3. Compute output</w:t>
-            </w:r>
-          </w:p>
-        </w:tc>
-        <w:tc>
-          <w:tcPr>
-            <w:tcW w:type="dxa" w:w="5112"/>
-          </w:tcPr>
-          <w:p>
-            <w:r>
-              <w:t>y values are 2, 2, 5; x = 1 and x = 3 collapse to the same output.</w:t>
-            </w:r>
-          </w:p>
-        </w:tc>
-      </w:tr>
-    </w:tbl>
-    <w:p>
-      <w:r>
-        <w:t>Match each pictured step to the supplied facts. This is a worked teaching case, not an independent assessment.</w:t>
+        <w:t>Why this result follows</w:t>
       </w:r>
     </w:p>
     <w:p>
@@ -1768,7 +2188,184 @@
         <w:pStyle w:val="Heading3"/>
       </w:pPr>
       <w:r>
-        <w:t>Why this result follows</w:t>
+        <w:t>What this example does not establish</w:t>
+      </w:r>
+    </w:p>
+    <w:p>
+      <w:pPr>
+        <w:pStyle w:val="Heading1"/>
+      </w:pPr>
+      <w:r>
+        <w:t>07. Show why a nonlinear step changes the possible function</w:t>
+      </w:r>
+    </w:p>
+    <w:p>
+      <w:r>
+        <w:t>Use a concrete midpoint check instead of only a definition.</w:t>
+      </w:r>
+    </w:p>
+    <w:p>
+      <w:pPr>
+        <w:pStyle w:val="Heading2"/>
+      </w:pPr>
+      <w:r>
+        <w:t>Complete midpoint and composed-chain comparisons</w:t>
+      </w:r>
+    </w:p>
+    <w:p>
+      <w:pPr>
+        <w:spacing w:line="336" w:lineRule="auto" w:after="180"/>
+      </w:pPr>
+      <w:r>
+        <w:rPr>
+          <w:b w:val="0"/>
+        </w:rPr>
+        <w:t xml:space="preserve">An affine function has one fixed slope. </w:t>
+      </w:r>
+      <w:r>
+        <w:rPr>
+          <w:b/>
+        </w:rPr>
+        <w:t>ReLU</w:t>
+      </w:r>
+      <w:r>
+        <w:rPr>
+          <w:b w:val="0"/>
+        </w:rPr>
+        <w:t xml:space="preserve"> has slope zero on the negative side and slope one on the positive side, so no single straight line fits the whole function.</w:t>
+      </w:r>
+    </w:p>
+    <w:p>
+      <w:pPr>
+        <w:spacing w:line="336" w:lineRule="auto" w:after="180"/>
+      </w:pPr>
+      <w:r>
+        <w:rPr>
+          <w:b w:val="0"/>
+        </w:rPr>
+        <w:t xml:space="preserve">For a concrete check, </w:t>
+      </w:r>
+      <w:r>
+        <w:rPr>
+          <w:b/>
+        </w:rPr>
+        <w:t>input</w:t>
+      </w:r>
+      <w:r>
+        <w:rPr>
+          <w:b w:val="0"/>
+        </w:rPr>
+        <w:t xml:space="preserve">s -2, 0, 2 give </w:t>
+      </w:r>
+      <w:r>
+        <w:rPr>
+          <w:b/>
+        </w:rPr>
+        <w:t>output</w:t>
+      </w:r>
+      <w:r>
+        <w:rPr>
+          <w:b w:val="0"/>
+        </w:rPr>
+        <w:t xml:space="preserve">s 0, 0, 2. The average of the endpoint </w:t>
+      </w:r>
+      <w:r>
+        <w:rPr>
+          <w:b/>
+        </w:rPr>
+        <w:t>output</w:t>
+      </w:r>
+      <w:r>
+        <w:rPr>
+          <w:b w:val="0"/>
+        </w:rPr>
+        <w:t xml:space="preserve">s is 1, but the </w:t>
+      </w:r>
+      <w:r>
+        <w:rPr>
+          <w:b/>
+        </w:rPr>
+        <w:t>output</w:t>
+      </w:r>
+      <w:r>
+        <w:rPr>
+          <w:b w:val="0"/>
+        </w:rPr>
+        <w:t xml:space="preserve"> at the midpoint 0 is 0. This differs from an affine function, which preserves midpoints.</w:t>
+      </w:r>
+    </w:p>
+    <w:p>
+      <w:pPr>
+        <w:spacing w:line="336" w:lineRule="auto" w:after="180"/>
+      </w:pPr>
+      <w:r>
+        <w:rPr>
+          <w:b w:val="0"/>
+        </w:rPr>
+        <w:t>For a one-</w:t>
+      </w:r>
+      <w:r>
+        <w:rPr>
+          <w:b/>
+        </w:rPr>
+        <w:t>input</w:t>
+      </w:r>
+      <w:r>
+        <w:rPr>
+          <w:b w:val="0"/>
+        </w:rPr>
+        <w:t xml:space="preserve"> chain with identity between stages, h = 2x + 1 followed by y = 3h - 2 collapses to y = 6x + 1. Insert </w:t>
+      </w:r>
+      <w:r>
+        <w:rPr>
+          <w:b/>
+        </w:rPr>
+        <w:t>ReLU</w:t>
+      </w:r>
+      <w:r>
+        <w:rPr>
+          <w:b w:val="0"/>
+        </w:rPr>
+        <w:t xml:space="preserve"> instead: h = max(0, 2x + 1), y = 3h - 2.</w:t>
+      </w:r>
+    </w:p>
+    <w:p>
+      <w:pPr>
+        <w:spacing w:line="336" w:lineRule="auto" w:after="180"/>
+      </w:pPr>
+      <w:r>
+        <w:rPr>
+          <w:b w:val="0"/>
+        </w:rPr>
+        <w:t xml:space="preserve">At x = -1, the identity chain gives -5 while the </w:t>
+      </w:r>
+      <w:r>
+        <w:rPr>
+          <w:b/>
+        </w:rPr>
+        <w:t>ReLU</w:t>
+      </w:r>
+      <w:r>
+        <w:rPr>
+          <w:b w:val="0"/>
+        </w:rPr>
+        <w:t xml:space="preserve"> chain gives -2. At x = 1, both give 7. The nonlinear step can change the overall family of functions.</w:t>
+      </w:r>
+    </w:p>
+    <w:p>
+      <w:pPr>
+        <w:pStyle w:val="Heading2"/>
+      </w:pPr>
+      <w:r>
+        <w:t>Try the midpoint repair</w:t>
+      </w:r>
+    </w:p>
+    <w:p>
+      <w:pPr>
+        <w:pStyle w:val="ListBullet"/>
+      </w:pPr>
+      <w:r>
+        <w:t>Compare ReLU at inputs -2, 0, 2. Give the average of the two endpoint outputs and the output at the midpoint; explain what this shows.</w:t>
       </w:r>
     </w:p>
     <w:p>
@@ -1776,79 +2373,45 @@
         <w:pStyle w:val="Heading3"/>
       </w:pPr>
       <w:r>
-        <w:t>Why the result follows</w:t>
-      </w:r>
-    </w:p>
-    <w:p>
-      <w:pPr>
-        <w:spacing w:line="336" w:lineRule="auto" w:after="180"/>
-        <w:shd w:fill="F1F6FC"/>
-      </w:pPr>
-      <w:r>
-        <w:rPr>
-          <w:b/>
-        </w:rPr>
-        <w:t>ReLU</w:t>
-      </w:r>
-      <w:r>
-        <w:rPr>
-          <w:b w:val="0"/>
-        </w:rPr>
-        <w:t xml:space="preserve"> means keep a positive value and replace a negative one with zero. The </w:t>
-      </w:r>
-      <w:r>
-        <w:rPr>
-          <w:b/>
-        </w:rPr>
-        <w:t>output</w:t>
-      </w:r>
-      <w:r>
-        <w:rPr>
-          <w:b w:val="0"/>
-        </w:rPr>
-        <w:t xml:space="preserve"> layer receives that transformed value, not the original </w:t>
-      </w:r>
-      <w:r>
-        <w:rPr>
-          <w:b/>
-        </w:rPr>
-        <w:t>input</w:t>
-      </w:r>
-      <w:r>
-        <w:rPr>
-          <w:b w:val="0"/>
-        </w:rPr>
-        <w:t>.</w:t>
-      </w:r>
-    </w:p>
-    <w:p>
-      <w:pPr>
-        <w:spacing w:line="336" w:lineRule="auto" w:after="180"/>
-        <w:shd w:fill="F1F6FC"/>
-      </w:pPr>
-      <w:r>
-        <w:rPr>
-          <w:b/>
-        </w:rPr>
-        <w:t>Input</w:t>
-      </w:r>
-      <w:r>
-        <w:rPr>
-          <w:b w:val="0"/>
-        </w:rPr>
-        <w:t xml:space="preserve">s one and three therefore both deliver zero to the final layer and produce two. Replacing </w:t>
-      </w:r>
-      <w:r>
-        <w:rPr>
-          <w:b/>
-        </w:rPr>
-        <w:t>ReLU</w:t>
-      </w:r>
-      <w:r>
-        <w:rPr>
-          <w:b w:val="0"/>
-        </w:rPr>
-        <w:t xml:space="preserve"> with identity changes the procedure: negative intermediate values now remain available to the next layer.</w:t>
+        <w:t>State one repair and the checks you would rerun.</w:t>
+      </w:r>
+    </w:p>
+    <w:p>
+      <w:r>
+        <w:t>________________________________________________________________</w:t>
+      </w:r>
+    </w:p>
+    <w:p>
+      <w:r>
+        <w:t>________________________________________________________________</w:t>
+      </w:r>
+    </w:p>
+    <w:p>
+      <w:r>
+        <w:t>________________________________________________________________</w:t>
+      </w:r>
+    </w:p>
+    <w:p>
+      <w:r>
+        <w:t>________________________________________________________________</w:t>
+      </w:r>
+    </w:p>
+    <w:p>
+      <w:r>
+        <w:t>________________________________________________________________</w:t>
+      </w:r>
+    </w:p>
+    <w:p>
+      <w:r>
+        <w:t>________________________________________________________________</w:t>
+      </w:r>
+    </w:p>
+    <w:p>
+      <w:pPr>
+        <w:pStyle w:val="Heading2"/>
+      </w:pPr>
+      <w:r>
+        <w:t>Earlier wording, alternatives and picture transcripts · reference / check after trying</w:t>
       </w:r>
     </w:p>
     <w:p>
@@ -1856,7 +2419,36 @@
         <w:pStyle w:val="Heading3"/>
       </w:pPr>
       <w:r>
-        <w:t>What this example does not establish</w:t>
+        <w:t>Locate the earliest unsupported step</w:t>
+      </w:r>
+    </w:p>
+    <w:p>
+      <w:pPr>
+        <w:pStyle w:val="Heading1"/>
+      </w:pPr>
+      <w:r>
+        <w:t>08. Practise values,classes and explanation with less help</w:t>
+      </w:r>
+    </w:p>
+    <w:p>
+      <w:r>
+        <w:t>Retain each intermediate value and the deciding rule.</w:t>
+      </w:r>
+    </w:p>
+    <w:p>
+      <w:pPr>
+        <w:pStyle w:val="Heading2"/>
+      </w:pPr>
+      <w:r>
+        <w:t>Current task and response</w:t>
+      </w:r>
+    </w:p>
+    <w:p>
+      <w:pPr>
+        <w:pStyle w:val="ListBullet"/>
+      </w:pPr>
+      <w:r>
+        <w:t>For scores -2, 0, 2, list identity and ReLU outputs. Explain why ReLU(2) is not 1.</w:t>
       </w:r>
     </w:p>
     <w:p>
@@ -1864,25 +2456,27 @@
         <w:pStyle w:val="Heading3"/>
       </w:pPr>
       <w:r>
-        <w:t>Keep the stated limit</w:t>
-      </w:r>
-    </w:p>
-    <w:p>
-      <w:pPr>
-        <w:spacing w:line="336" w:lineRule="auto" w:after="180"/>
-        <w:shd w:fill="FFF5E6"/>
-      </w:pPr>
-      <w:r>
-        <w:rPr>
-          <w:b/>
-        </w:rPr>
-        <w:t>ReLU</w:t>
-      </w:r>
-      <w:r>
-        <w:rPr>
-          <w:b w:val="0"/>
-        </w:rPr>
-        <w:t xml:space="preserve"> is one activation choice. Clipping negatives does not itself train the network or prove useful representation.</w:t>
+        <w:t>For z = -1 and z = 1, give identity and ReLU outputs. Using sigmoid(-1) = 0.2689 and sigmoid(1) = 0.7311, give classes under the rule a &gt;= 0.5.</w:t>
+      </w:r>
+    </w:p>
+    <w:p>
+      <w:r>
+        <w:t>________________________________________________________________</w:t>
+      </w:r>
+    </w:p>
+    <w:p>
+      <w:r>
+        <w:t>________________________________________________________________</w:t>
+      </w:r>
+    </w:p>
+    <w:p>
+      <w:r>
+        <w:t>________________________________________________________________</w:t>
+      </w:r>
+    </w:p>
+    <w:p>
+      <w:r>
+        <w:t>________________________________________________________________</w:t>
       </w:r>
     </w:p>
     <w:p>
@@ -1890,335 +2484,7 @@
         <w:pStyle w:val="Heading3"/>
       </w:pPr>
       <w:r>
-        <w:t>Keep the stated limit</w:t>
-      </w:r>
-    </w:p>
-    <w:p>
-      <w:pPr>
-        <w:spacing w:line="336" w:lineRule="auto" w:after="180"/>
-        <w:shd w:fill="FFF5E6"/>
-      </w:pPr>
-      <w:r>
-        <w:rPr>
-          <w:b w:val="0"/>
-        </w:rPr>
-        <w:t xml:space="preserve">Read the labelled picture: Which original </w:t>
-      </w:r>
-      <w:r>
-        <w:rPr>
-          <w:b/>
-        </w:rPr>
-        <w:t>input</w:t>
-      </w:r>
-      <w:r>
-        <w:rPr>
-          <w:b w:val="0"/>
-        </w:rPr>
-        <w:t xml:space="preserve">s cannot be distinguished by this network’s final </w:t>
-      </w:r>
-      <w:r>
-        <w:rPr>
-          <w:b/>
-        </w:rPr>
-        <w:t>output</w:t>
-      </w:r>
-      <w:r>
-        <w:rPr>
-          <w:b w:val="0"/>
-        </w:rPr>
-        <w:t xml:space="preserve">? Point to the relevant step in the picture, then write the changed result and the rule or </w:t>
-      </w:r>
-      <w:r>
-        <w:rPr>
-          <w:b/>
-        </w:rPr>
-        <w:t>evidence</w:t>
-      </w:r>
-      <w:r>
-        <w:rPr>
-          <w:b w:val="0"/>
-        </w:rPr>
-        <w:t xml:space="preserve"> that supports it.</w:t>
-      </w:r>
-    </w:p>
-    <w:p>
-      <w:pPr>
-        <w:pStyle w:val="Heading3"/>
-      </w:pPr>
-      <w:r>
-        <w:t>Keep the stated limit</w:t>
-      </w:r>
-    </w:p>
-    <w:p>
-      <w:pPr>
-        <w:spacing w:line="336" w:lineRule="auto" w:after="180"/>
-        <w:shd w:fill="FFF5E6"/>
-      </w:pPr>
-      <w:r>
-        <w:rPr>
-          <w:b w:val="0"/>
-        </w:rPr>
-        <w:t xml:space="preserve">Change one thing: Replace </w:t>
-      </w:r>
-      <w:r>
-        <w:rPr>
-          <w:b/>
-        </w:rPr>
-        <w:t>ReLU</w:t>
-      </w:r>
-      <w:r>
-        <w:rPr>
-          <w:b w:val="0"/>
-        </w:rPr>
-        <w:t xml:space="preserve"> with identity. Predict the result before checking the explanation. What remains the same?</w:t>
-      </w:r>
-    </w:p>
-    <w:p>
-      <w:pPr>
-        <w:pStyle w:val="Heading1"/>
-      </w:pPr>
-      <w:r>
-        <w:t>07. Find and repair a mistake</w:t>
-      </w:r>
-    </w:p>
-    <w:p>
-      <w:r>
-        <w:t>Find the unsupported step in the Activation functions claim and explain a repair using the supplied evidence.</w:t>
-      </w:r>
-    </w:p>
-    <w:p>
-      <w:pPr>
-        <w:pStyle w:val="Heading3"/>
-      </w:pPr>
-      <w:r>
-        <w:t>Check the claim against the facts</w:t>
-      </w:r>
-    </w:p>
-    <w:p>
-      <w:pPr>
-        <w:spacing w:line="336" w:lineRule="auto" w:after="180"/>
-        <w:shd w:fill="FFF5E6"/>
-      </w:pPr>
-      <w:r>
-        <w:rPr>
-          <w:b w:val="0"/>
-        </w:rPr>
-        <w:t xml:space="preserve">An affine function has one fixed slope. </w:t>
-      </w:r>
-      <w:r>
-        <w:rPr>
-          <w:b/>
-        </w:rPr>
-        <w:t>ReLU</w:t>
-      </w:r>
-      <w:r>
-        <w:rPr>
-          <w:b w:val="0"/>
-        </w:rPr>
-        <w:t xml:space="preserve"> has slope zero on the negative side and slope one on the positive side, so no single straight line fits the whole function.</w:t>
-      </w:r>
-    </w:p>
-    <w:p>
-      <w:pPr>
-        <w:spacing w:line="336" w:lineRule="auto" w:after="180"/>
-        <w:shd w:fill="FFF5E6"/>
-      </w:pPr>
-      <w:r>
-        <w:rPr>
-          <w:b w:val="0"/>
-        </w:rPr>
-        <w:t xml:space="preserve">For a concrete check, </w:t>
-      </w:r>
-      <w:r>
-        <w:rPr>
-          <w:b/>
-        </w:rPr>
-        <w:t>input</w:t>
-      </w:r>
-      <w:r>
-        <w:rPr>
-          <w:b w:val="0"/>
-        </w:rPr>
-        <w:t xml:space="preserve">s -2, 0, 2 give </w:t>
-      </w:r>
-      <w:r>
-        <w:rPr>
-          <w:b/>
-        </w:rPr>
-        <w:t>output</w:t>
-      </w:r>
-      <w:r>
-        <w:rPr>
-          <w:b w:val="0"/>
-        </w:rPr>
-        <w:t xml:space="preserve">s 0, 0, 2. The average of the endpoint </w:t>
-      </w:r>
-      <w:r>
-        <w:rPr>
-          <w:b/>
-        </w:rPr>
-        <w:t>output</w:t>
-      </w:r>
-      <w:r>
-        <w:rPr>
-          <w:b w:val="0"/>
-        </w:rPr>
-        <w:t xml:space="preserve">s is 1, but the </w:t>
-      </w:r>
-      <w:r>
-        <w:rPr>
-          <w:b/>
-        </w:rPr>
-        <w:t>output</w:t>
-      </w:r>
-      <w:r>
-        <w:rPr>
-          <w:b w:val="0"/>
-        </w:rPr>
-        <w:t xml:space="preserve"> at the midpoint 0 is 0. This differs from an affine function, which preserves midpoints.</w:t>
-      </w:r>
-    </w:p>
-    <w:p>
-      <w:pPr>
-        <w:pStyle w:val="Heading3"/>
-      </w:pPr>
-      <w:r>
-        <w:t>Check the claim against the facts</w:t>
-      </w:r>
-    </w:p>
-    <w:p>
-      <w:pPr>
-        <w:spacing w:line="336" w:lineRule="auto" w:after="180"/>
-        <w:shd w:fill="FFF5E6"/>
-      </w:pPr>
-      <w:r>
-        <w:rPr>
-          <w:b w:val="0"/>
-        </w:rPr>
-        <w:t>For a one-</w:t>
-      </w:r>
-      <w:r>
-        <w:rPr>
-          <w:b/>
-        </w:rPr>
-        <w:t>input</w:t>
-      </w:r>
-      <w:r>
-        <w:rPr>
-          <w:b w:val="0"/>
-        </w:rPr>
-        <w:t xml:space="preserve"> chain with identity between stages, h = 2x + 1 followed by y = 3h - 2 collapses to y = 6x + 1. Insert </w:t>
-      </w:r>
-      <w:r>
-        <w:rPr>
-          <w:b/>
-        </w:rPr>
-        <w:t>ReLU</w:t>
-      </w:r>
-      <w:r>
-        <w:rPr>
-          <w:b w:val="0"/>
-        </w:rPr>
-        <w:t xml:space="preserve"> instead: h = max(0, 2x + 1), y = 3h - 2.</w:t>
-      </w:r>
-    </w:p>
-    <w:p>
-      <w:pPr>
-        <w:spacing w:line="336" w:lineRule="auto" w:after="180"/>
-        <w:shd w:fill="FFF5E6"/>
-      </w:pPr>
-      <w:r>
-        <w:rPr>
-          <w:b w:val="0"/>
-        </w:rPr>
-        <w:t xml:space="preserve">At x = -1, the identity chain gives -5 while the </w:t>
-      </w:r>
-      <w:r>
-        <w:rPr>
-          <w:b/>
-        </w:rPr>
-        <w:t>ReLU</w:t>
-      </w:r>
-      <w:r>
-        <w:rPr>
-          <w:b w:val="0"/>
-        </w:rPr>
-        <w:t xml:space="preserve"> chain gives -2. At x = 1, both give 7. The nonlinear step can change the overall family of functions.</w:t>
-      </w:r>
-    </w:p>
-    <w:p>
-      <w:pPr>
-        <w:pStyle w:val="Heading3"/>
-      </w:pPr>
-      <w:r>
-        <w:t>Locate the earliest unsupported step</w:t>
-      </w:r>
-    </w:p>
-    <w:p>
-      <w:pPr>
-        <w:spacing w:line="336" w:lineRule="auto" w:after="180"/>
-      </w:pPr>
-      <w:r>
-        <w:rPr>
-          <w:b w:val="0"/>
-        </w:rPr>
-        <w:t xml:space="preserve">Compare </w:t>
-      </w:r>
-      <w:r>
-        <w:rPr>
-          <w:b/>
-        </w:rPr>
-        <w:t>ReLU</w:t>
-      </w:r>
-      <w:r>
-        <w:rPr>
-          <w:b w:val="0"/>
-        </w:rPr>
-        <w:t xml:space="preserve"> at </w:t>
-      </w:r>
-      <w:r>
-        <w:rPr>
-          <w:b/>
-        </w:rPr>
-        <w:t>input</w:t>
-      </w:r>
-      <w:r>
-        <w:rPr>
-          <w:b w:val="0"/>
-        </w:rPr>
-        <w:t xml:space="preserve">s -2, 0, 2. Give the average of the two endpoint </w:t>
-      </w:r>
-      <w:r>
-        <w:rPr>
-          <w:b/>
-        </w:rPr>
-        <w:t>output</w:t>
-      </w:r>
-      <w:r>
-        <w:rPr>
-          <w:b w:val="0"/>
-        </w:rPr>
-        <w:t xml:space="preserve">s and the </w:t>
-      </w:r>
-      <w:r>
-        <w:rPr>
-          <w:b/>
-        </w:rPr>
-        <w:t>output</w:t>
-      </w:r>
-      <w:r>
-        <w:rPr>
-          <w:b w:val="0"/>
-        </w:rPr>
-        <w:t xml:space="preserve"> at the midpoint; explain what this shows.</w:t>
-      </w:r>
-    </w:p>
-    <w:p>
-      <w:pPr>
-        <w:pStyle w:val="Heading3"/>
-      </w:pPr>
-      <w:r>
-        <w:t>State one repair and the checks you would rerun.</w:t>
+        <w:t>Explain your prediction to a partner before comparing results.</w:t>
       </w:r>
     </w:p>
     <w:p>
@@ -2242,137 +2508,11 @@
       </w:r>
     </w:p>
     <w:p>
-      <w:r>
-        <w:t>________________________________________________________________</w:t>
-      </w:r>
-    </w:p>
-    <w:p>
-      <w:r>
-        <w:t>________________________________________________________________</w:t>
-      </w:r>
-    </w:p>
-    <w:p>
-      <w:pPr>
-        <w:pStyle w:val="Heading1"/>
-      </w:pPr>
-      <w:r>
-        <w:t>08. Practise together</w:t>
-      </w:r>
-    </w:p>
-    <w:p>
-      <w:r>
-        <w:t>Practise Activation functions with support, then explain the deciding step in your own words.</w:t>
-      </w:r>
-    </w:p>
-    <w:p>
-      <w:pPr>
-        <w:spacing w:line="336" w:lineRule="auto" w:after="180"/>
-      </w:pPr>
-      <w:r>
-        <w:rPr>
-          <w:b w:val="0"/>
-        </w:rPr>
-        <w:t xml:space="preserve">For scores -2, 0, 2, list identity and </w:t>
-      </w:r>
-      <w:r>
-        <w:rPr>
-          <w:b/>
-        </w:rPr>
-        <w:t>ReLU</w:t>
-      </w:r>
-      <w:r>
-        <w:rPr>
-          <w:b w:val="0"/>
-        </w:rPr>
-        <w:t xml:space="preserve"> </w:t>
-      </w:r>
-      <w:r>
-        <w:rPr>
-          <w:b/>
-        </w:rPr>
-        <w:t>output</w:t>
-      </w:r>
-      <w:r>
-        <w:rPr>
-          <w:b w:val="0"/>
-        </w:rPr>
-        <w:t xml:space="preserve">s. Explain why </w:t>
-      </w:r>
-      <w:r>
-        <w:rPr>
-          <w:b/>
-        </w:rPr>
-        <w:t>ReLU</w:t>
-      </w:r>
-      <w:r>
-        <w:rPr>
-          <w:b w:val="0"/>
-        </w:rPr>
-        <w:t>(2) is not 1.</w:t>
-      </w:r>
-    </w:p>
-    <w:p>
-      <w:pPr>
-        <w:pStyle w:val="Heading3"/>
-      </w:pPr>
-      <w:r>
-        <w:t>For z = -1 and z = 1, give identity and ReLU outputs. Using sigmoid(-1) = 0.2689 and sigmoid(1) = 0.7311, give classes under the rule a &gt;= 0.5.</w:t>
-      </w:r>
-    </w:p>
-    <w:p>
-      <w:r>
-        <w:t>________________________________________________________________</w:t>
-      </w:r>
-    </w:p>
-    <w:p>
-      <w:r>
-        <w:t>________________________________________________________________</w:t>
-      </w:r>
-    </w:p>
-    <w:p>
-      <w:r>
-        <w:t>________________________________________________________________</w:t>
-      </w:r>
-    </w:p>
-    <w:p>
-      <w:r>
-        <w:t>________________________________________________________________</w:t>
-      </w:r>
-    </w:p>
-    <w:p>
-      <w:pPr>
-        <w:pStyle w:val="Heading3"/>
-      </w:pPr>
-      <w:r>
-        <w:t>Explain your prediction to a partner before comparing results.</w:t>
-      </w:r>
-    </w:p>
-    <w:p>
-      <w:r>
-        <w:t>________________________________________________________________</w:t>
-      </w:r>
-    </w:p>
-    <w:p>
-      <w:r>
-        <w:t>________________________________________________________________</w:t>
-      </w:r>
-    </w:p>
-    <w:p>
-      <w:r>
-        <w:t>________________________________________________________________</w:t>
-      </w:r>
-    </w:p>
-    <w:p>
-      <w:r>
-        <w:t>________________________________________________________________</w:t>
-      </w:r>
-    </w:p>
-    <w:p>
-      <w:pPr>
-        <w:pStyle w:val="Heading3"/>
-      </w:pPr>
-      <w:r>
-        <w:t>Practise with less help: Apply a declared class rule</w:t>
+      <w:pPr>
+        <w:pStyle w:val="Heading2"/>
+      </w:pPr>
+      <w:r>
+        <w:t>Supported W2record</w:t>
       </w:r>
     </w:p>
     <w:p>
@@ -2502,60 +2642,117 @@
     </w:p>
     <w:p>
       <w:pPr>
+        <w:pStyle w:val="Heading2"/>
+      </w:pPr>
+      <w:r>
+        <w:t>Individual misconception check</w:t>
+      </w:r>
+    </w:p>
+    <w:p>
+      <w:pPr>
+        <w:pStyle w:val="ListBullet"/>
+      </w:pPr>
+      <w:r>
+        <w:t>Use the worked case for Activation functions. Proposed explanation: “ReLU returns a class label”. Decide whether this explanation is supported. Point to the step or supplied fact that decides; explain your repair if needed.</w:t>
+      </w:r>
+    </w:p>
+    <w:p>
+      <w:pPr>
+        <w:pStyle w:val="ListBullet"/>
+      </w:pPr>
+      <w:r>
+        <w:t>Answer on your own before discussion. If you are unsure, say which step you need help with.</w:t>
+      </w:r>
+    </w:p>
+    <w:p>
+      <w:pPr>
+        <w:pStyle w:val="Heading2"/>
+      </w:pPr>
+      <w:r>
+        <w:t>Pictured information-loss reasoning</w:t>
+      </w:r>
+    </w:p>
+    <w:p>
+      <w:pPr>
+        <w:pStyle w:val="ListBullet"/>
+      </w:pPr>
+      <w:r>
+        <w:t>Which original inputs cannot be distinguished by this network’s final output? Point to the relevant step in the picture, then write the changed result and the rule or evidence that supports it.</w:t>
+      </w:r>
+    </w:p>
+    <w:p>
+      <w:pPr>
         <w:pStyle w:val="Heading3"/>
       </w:pPr>
       <w:r>
+        <w:t>My explanation using a pictured step and the given facts</w:t>
+      </w:r>
+    </w:p>
+    <w:p>
+      <w:r>
+        <w:t>________________________________________________________________</w:t>
+      </w:r>
+    </w:p>
+    <w:p>
+      <w:r>
+        <w:t>________________________________________________________________</w:t>
+      </w:r>
+    </w:p>
+    <w:p>
+      <w:r>
+        <w:t>________________________________________________________________</w:t>
+      </w:r>
+    </w:p>
+    <w:p>
+      <w:r>
+        <w:t>________________________________________________________________</w:t>
+      </w:r>
+    </w:p>
+    <w:p>
+      <w:pPr>
+        <w:pStyle w:val="Heading2"/>
+      </w:pPr>
+      <w:r>
+        <w:t>Reserve the independent new chain</w:t>
+      </w:r>
+    </w:p>
+    <w:p>
+      <w:pPr>
+        <w:spacing w:line="336" w:lineRule="auto" w:after="180"/>
+      </w:pPr>
+      <w:r>
+        <w:rPr>
+          <w:b w:val="0"/>
+        </w:rPr>
+        <w:t>This is supported practice. Keep the separately named independent case for an attempt before feedback.</w:t>
+      </w:r>
+    </w:p>
+    <w:p>
+      <w:pPr>
+        <w:pStyle w:val="Heading2"/>
+      </w:pPr>
+      <w:r>
+        <w:t>Earlier wording, alternatives and picture transcripts · reference / check after trying</w:t>
+      </w:r>
+    </w:p>
+    <w:p>
+      <w:pPr>
+        <w:pStyle w:val="Heading3"/>
+      </w:pPr>
+      <w:r>
+        <w:t>Practise with less help: Apply a declared class rule</w:t>
+      </w:r>
+    </w:p>
+    <w:p>
+      <w:pPr>
+        <w:pStyle w:val="Heading3"/>
+      </w:pPr>
+      <w:r>
         <w:t>Check your reasoning</w:t>
       </w:r>
     </w:p>
     <w:p>
       <w:pPr>
-        <w:spacing w:line="336" w:lineRule="auto" w:after="180"/>
-      </w:pPr>
-      <w:r>
-        <w:rPr>
-          <w:b w:val="0"/>
-        </w:rPr>
-        <w:t xml:space="preserve">Use the worked case for </w:t>
-      </w:r>
-      <w:r>
-        <w:rPr>
-          <w:b/>
-        </w:rPr>
-        <w:t>Activation function</w:t>
-      </w:r>
-      <w:r>
-        <w:rPr>
-          <w:b w:val="0"/>
-        </w:rPr>
-        <w:t>s. Proposed explanation: “</w:t>
-      </w:r>
-      <w:r>
-        <w:rPr>
-          <w:b/>
-        </w:rPr>
-        <w:t>ReLU</w:t>
-      </w:r>
-      <w:r>
-        <w:rPr>
-          <w:b w:val="0"/>
-        </w:rPr>
-        <w:t xml:space="preserve"> returns a class label”. Decide whether this explanation is supported. Point to the step or supplied fact that decides; explain your repair if needed.</w:t>
-      </w:r>
-    </w:p>
-    <w:p>
-      <w:pPr>
-        <w:spacing w:line="336" w:lineRule="auto" w:after="180"/>
-      </w:pPr>
-      <w:r>
-        <w:rPr>
-          <w:b w:val="0"/>
-        </w:rPr>
-        <w:t>Answer on your own before discussion. If you are unsure, say which step you need help with.</w:t>
-      </w:r>
-    </w:p>
-    <w:p>
-      <w:pPr>
         <w:pStyle w:val="Heading3"/>
       </w:pPr>
       <w:r>
@@ -2564,109 +2761,23 @@
     </w:p>
     <w:p>
       <w:pPr>
-        <w:spacing w:line="336" w:lineRule="auto" w:after="180"/>
-      </w:pPr>
-      <w:r>
-        <w:rPr>
-          <w:b w:val="0"/>
-        </w:rPr>
-        <w:t xml:space="preserve">Which original </w:t>
-      </w:r>
-      <w:r>
-        <w:rPr>
-          <w:b/>
-        </w:rPr>
-        <w:t>input</w:t>
-      </w:r>
-      <w:r>
-        <w:rPr>
-          <w:b w:val="0"/>
-        </w:rPr>
-        <w:t xml:space="preserve">s cannot be distinguished by this network’s final </w:t>
-      </w:r>
-      <w:r>
-        <w:rPr>
-          <w:b/>
-        </w:rPr>
-        <w:t>output</w:t>
-      </w:r>
-      <w:r>
-        <w:rPr>
-          <w:b w:val="0"/>
-        </w:rPr>
-        <w:t xml:space="preserve">? Point to the relevant step in the picture, then write the changed result and the rule or </w:t>
-      </w:r>
-      <w:r>
-        <w:rPr>
-          <w:b/>
-        </w:rPr>
-        <w:t>evidence</w:t>
-      </w:r>
-      <w:r>
-        <w:rPr>
-          <w:b w:val="0"/>
-        </w:rPr>
-        <w:t xml:space="preserve"> that supports it.</w:t>
-      </w:r>
-    </w:p>
-    <w:p>
-      <w:pPr>
-        <w:pStyle w:val="Heading3"/>
-      </w:pPr>
-      <w:r>
-        <w:t>My explanation using a pictured step and the given facts</w:t>
-      </w:r>
-    </w:p>
-    <w:p>
-      <w:r>
-        <w:t>________________________________________________________________</w:t>
-      </w:r>
-    </w:p>
-    <w:p>
-      <w:r>
-        <w:t>________________________________________________________________</w:t>
-      </w:r>
-    </w:p>
-    <w:p>
-      <w:r>
-        <w:t>________________________________________________________________</w:t>
-      </w:r>
-    </w:p>
-    <w:p>
-      <w:r>
-        <w:t>________________________________________________________________</w:t>
-      </w:r>
-    </w:p>
-    <w:p>
-      <w:pPr>
-        <w:spacing w:line="336" w:lineRule="auto" w:after="180"/>
-      </w:pPr>
-      <w:r>
-        <w:rPr>
-          <w:b w:val="0"/>
-        </w:rPr>
-        <w:t>This is supported practice. Keep the separately named independent case for an attempt before feedback.</w:t>
-      </w:r>
-    </w:p>
-    <w:p>
-      <w:pPr>
         <w:pStyle w:val="Heading1"/>
       </w:pPr>
       <w:r>
-        <w:t>09. Run the investigation</w:t>
-      </w:r>
-    </w:p>
-    <w:p>
-      <w:r>
-        <w:t>Investigate Activation functions. Record the prediction, actual observation or labelled paper trace, explanation and next test separately.</w:t>
-      </w:r>
-    </w:p>
-    <w:p>
-      <w:pPr>
-        <w:pStyle w:val="Heading3"/>
-      </w:pPr>
-      <w:r>
-        <w:t>Predict, investigate and preserve the evidence</w:t>
+        <w:t>09. Investigate sign,zero,saturation and a declared class rule</w:t>
+      </w:r>
+    </w:p>
+    <w:p>
+      <w:r>
+        <w:t>All supplied probes keep arithmetic and evidence status separate.</w:t>
+      </w:r>
+    </w:p>
+    <w:p>
+      <w:pPr>
+        <w:pStyle w:val="Heading2"/>
+      </w:pPr>
+      <w:r>
+        <w:t>Complete current task and runnable sigmoid</w:t>
       </w:r>
     </w:p>
     <w:p>
@@ -2715,6 +2826,236 @@
         <w:t>for z in [-2, 0, 2]:</w:t>
         <w:br/>
         <w:t xml:space="preserve">    print(z, max(0, z), round(sigmoid(z), 4))</w:t>
+      </w:r>
+    </w:p>
+    <w:p>
+      <w:pPr>
+        <w:pStyle w:val="Heading2"/>
+      </w:pPr>
+      <w:r>
+        <w:t>Normal,boundary,extreme,missing and rule-change probes</w:t>
+      </w:r>
+    </w:p>
+    <w:tbl>
+      <w:tblPr>
+        <w:tblStyle w:val="LightShading-Accent1"/>
+        <w:tblW w:type="auto" w:w="0"/>
+        <w:tblLook w:firstColumn="1" w:firstRow="1" w:lastColumn="0" w:lastRow="0" w:noHBand="0" w:noVBand="1" w:val="04A0"/>
+      </w:tblPr>
+      <w:tblGrid>
+        <w:gridCol w:w="5112"/>
+        <w:gridCol w:w="5112"/>
+      </w:tblGrid>
+      <w:tr>
+        <w:trPr>
+          <w:tblHeader/>
+        </w:trPr>
+        <w:tc>
+          <w:tcPr>
+            <w:tcW w:type="dxa" w:w="5112"/>
+          </w:tcPr>
+          <w:p>
+            <w:r>
+              <w:t>Complete activation probe</w:t>
+            </w:r>
+          </w:p>
+        </w:tc>
+        <w:tc>
+          <w:tcPr>
+            <w:tcW w:type="dxa" w:w="5112"/>
+          </w:tcPr>
+          <w:p>
+            <w:r>
+              <w:t>Expected output / action</w:t>
+            </w:r>
+          </w:p>
+        </w:tc>
+      </w:tr>
+      <w:tr>
+        <w:tc>
+          <w:tcPr>
+            <w:tcW w:type="dxa" w:w="5112"/>
+          </w:tcPr>
+          <w:p>
+            <w:r>
+              <w:t>Negative z−2</w:t>
+            </w:r>
+          </w:p>
+        </w:tc>
+        <w:tc>
+          <w:tcPr>
+            <w:tcW w:type="dxa" w:w="5112"/>
+          </w:tcPr>
+          <w:p>
+            <w:r>
+              <w:t>Identity−2, ReLU0, sigmoid≈.1192, class 0 under≥.5</w:t>
+            </w:r>
+          </w:p>
+        </w:tc>
+      </w:tr>
+      <w:tr>
+        <w:tc>
+          <w:tcPr>
+            <w:tcW w:type="dxa" w:w="5112"/>
+          </w:tcPr>
+          <w:p>
+            <w:r>
+              <w:t>Boundary z0</w:t>
+            </w:r>
+          </w:p>
+        </w:tc>
+        <w:tc>
+          <w:tcPr>
+            <w:tcW w:type="dxa" w:w="5112"/>
+          </w:tcPr>
+          <w:p>
+            <w:r>
+              <w:t>Identity0, ReLU0, sigmoid.5, class 1 under≥.5</w:t>
+            </w:r>
+          </w:p>
+        </w:tc>
+      </w:tr>
+      <w:tr>
+        <w:tc>
+          <w:tcPr>
+            <w:tcW w:type="dxa" w:w="5112"/>
+          </w:tcPr>
+          <w:p>
+            <w:r>
+              <w:t>Positive z2</w:t>
+            </w:r>
+          </w:p>
+        </w:tc>
+        <w:tc>
+          <w:tcPr>
+            <w:tcW w:type="dxa" w:w="5112"/>
+          </w:tcPr>
+          <w:p>
+            <w:r>
+              <w:t>Identity2, ReLU2, sigmoid≈.8808, class 1</w:t>
+            </w:r>
+          </w:p>
+        </w:tc>
+      </w:tr>
+      <w:tr>
+        <w:tc>
+          <w:tcPr>
+            <w:tcW w:type="dxa" w:w="5112"/>
+          </w:tcPr>
+          <w:p>
+            <w:r>
+              <w:t>Large finite z−1000 and1000</w:t>
+            </w:r>
+          </w:p>
+        </w:tc>
+        <w:tc>
+          <w:tcPr>
+            <w:tcW w:type="dxa" w:w="5112"/>
+          </w:tcPr>
+          <w:p>
+            <w:r>
+              <w:t>Stable code returns rounded sigmoid 0 and1; mathematical finite-input sigmoid remains strictly inside(0, 1)</w:t>
+            </w:r>
+          </w:p>
+        </w:tc>
+      </w:tr>
+      <w:tr>
+        <w:tc>
+          <w:tcPr>
+            <w:tcW w:type="dxa" w:w="5112"/>
+          </w:tcPr>
+          <w:p>
+            <w:r>
+              <w:t>Missing zNone</w:t>
+            </w:r>
+          </w:p>
+        </w:tc>
+        <w:tc>
+          <w:tcPr>
+            <w:tcW w:type="dxa" w:w="5112"/>
+          </w:tcPr>
+          <w:p>
+            <w:r>
+              <w:t>Outside finite-number input contract; request/validate before evaluating</w:t>
+            </w:r>
+          </w:p>
+        </w:tc>
+      </w:tr>
+      <w:tr>
+        <w:tc>
+          <w:tcPr>
+            <w:tcW w:type="dxa" w:w="5112"/>
+          </w:tcPr>
+          <w:p>
+            <w:r>
+              <w:t>Change class comparison≥.5to&gt;.5at z0</w:t>
+            </w:r>
+          </w:p>
+        </w:tc>
+        <w:tc>
+          <w:tcPr>
+            <w:tcW w:type="dxa" w:w="5112"/>
+          </w:tcPr>
+          <w:p>
+            <w:r>
+              <w:t>Activation remains.5; class changes 1→0</w:t>
+            </w:r>
+          </w:p>
+        </w:tc>
+      </w:tr>
+      <w:tr>
+        <w:tc>
+          <w:tcPr>
+            <w:tcW w:type="dxa" w:w="5112"/>
+          </w:tcPr>
+          <w:p>
+            <w:r>
+              <w:t>ReLU midpoint test−2/0/2</w:t>
+            </w:r>
+          </w:p>
+        </w:tc>
+        <w:tc>
+          <w:tcPr>
+            <w:tcW w:type="dxa" w:w="5112"/>
+          </w:tcPr>
+          <w:p>
+            <w:r>
+              <w:t>Endpoint outputs 0 and2 average1; midpoint output 0, so not one affine line</w:t>
+            </w:r>
+          </w:p>
+        </w:tc>
+      </w:tr>
+    </w:tbl>
+    <w:p>
+      <w:pPr>
+        <w:pStyle w:val="Heading2"/>
+      </w:pPr>
+      <w:r>
+        <w:t>Predict,run or trace,and interpret</w:t>
+      </w:r>
+    </w:p>
+    <w:p>
+      <w:pPr>
+        <w:pStyle w:val="ListNumber"/>
+      </w:pPr>
+      <w:r>
+        <w:t>Predict each supplied probe, then run or trace the stable sigmoid code and max(0, z). Save actual values/errors separately from expectations. The branch for negative z uses exp(z), avoiding exponential overflow from−z when z is very negative. The function assumes finite numbers; it does not parse strings or validate missing/NaN inputs. Then trace the pictured chain and its identity replacement without changing any other constants. A new activation is a new computation; benefit would need a declared training/evaluation comparison.</w:t>
+      </w:r>
+    </w:p>
+    <w:p>
+      <w:pPr>
+        <w:pStyle w:val="ListNumber"/>
+      </w:pPr>
+      <w:r>
+        <w:t>On paper, trace the supplied procedure. If code is provided, predict before running it in a local practice file. Never write an expected answer as though it were an observed run.</w:t>
+      </w:r>
+    </w:p>
+    <w:p>
+      <w:pPr>
+        <w:pStyle w:val="Heading2"/>
+      </w:pPr>
+      <w:r>
+        <w:t>Keep the evidence ledger</w:t>
       </w:r>
     </w:p>
     <w:tbl>
@@ -2861,7 +3202,15 @@
         <w:rPr>
           <w:b w:val="0"/>
         </w:rPr>
-        <w:t>On paper, trace the supplied procedure. If code is provided, predict before running it in a local practice file. Never write an expected answer as though it were an observed run.</w:t>
+        <w:t>Before trying: what do I expect, and why? While trying: which step could first go wrong? Afterwards: what did I actually observe, and what should change? Keep “not run” if you only traced the procedure.</w:t>
+      </w:r>
+    </w:p>
+    <w:p>
+      <w:pPr>
+        <w:pStyle w:val="Heading2"/>
+      </w:pPr>
+      <w:r>
+        <w:t>Earlier wording, alternatives and picture transcripts · reference / check after trying</w:t>
       </w:r>
     </w:p>
     <w:p>
@@ -2869,18 +3218,361 @@
         <w:pStyle w:val="Heading3"/>
       </w:pPr>
       <w:r>
+        <w:t>Predict, investigate and preserve the evidence</w:t>
+      </w:r>
+    </w:p>
+    <w:p>
+      <w:pPr>
+        <w:pStyle w:val="Heading3"/>
+      </w:pPr>
+      <w:r>
         <w:t>Plan → try → check</w:t>
       </w:r>
     </w:p>
     <w:p>
       <w:pPr>
+        <w:pStyle w:val="Heading1"/>
+      </w:pPr>
+      <w:r>
+        <w:t>14. Try alone: trace a new activation chain</w:t>
+      </w:r>
+    </w:p>
+    <w:p>
+      <w:r>
+        <w:t>Use its own constants and inputs,then replace only the stated function.</w:t>
+      </w:r>
+    </w:p>
+    <w:p>
+      <w:pPr>
+        <w:pStyle w:val="Heading2"/>
+      </w:pPr>
+      <w:r>
+        <w:t>Complete new independent chain</w:t>
+      </w:r>
+    </w:p>
+    <w:p>
+      <w:pPr>
         <w:spacing w:line="336" w:lineRule="auto" w:after="180"/>
       </w:pPr>
       <w:r>
         <w:rPr>
           <w:b w:val="0"/>
         </w:rPr>
-        <w:t>Before trying: what do I expect, and why? While trying: which step could first go wrong? Afterwards: what did I actually observe, and what should change? Keep “not run” if you only traced the procedure.</w:t>
+        <w:t xml:space="preserve">Let z = x - 2, a = </w:t>
+      </w:r>
+      <w:r>
+        <w:rPr>
+          <w:b/>
+        </w:rPr>
+        <w:t>ReLU</w:t>
+      </w:r>
+      <w:r>
+        <w:rPr>
+          <w:b w:val="0"/>
+        </w:rPr>
+        <w:t xml:space="preserve">(z), y = 2a + 1. For x = 0, 2, 5, record every z, a and y. Then replace </w:t>
+      </w:r>
+      <w:r>
+        <w:rPr>
+          <w:b/>
+        </w:rPr>
+        <w:t>ReLU</w:t>
+      </w:r>
+      <w:r>
+        <w:rPr>
+          <w:b w:val="0"/>
+        </w:rPr>
+        <w:t xml:space="preserve"> with identity and give all three y values. Which </w:t>
+      </w:r>
+      <w:r>
+        <w:rPr>
+          <w:b/>
+        </w:rPr>
+        <w:t>input</w:t>
+      </w:r>
+      <w:r>
+        <w:rPr>
+          <w:b w:val="0"/>
+        </w:rPr>
+        <w:t xml:space="preserve">s have the same </w:t>
+      </w:r>
+      <w:r>
+        <w:rPr>
+          <w:b/>
+        </w:rPr>
+        <w:t>ReLU</w:t>
+      </w:r>
+      <w:r>
+        <w:rPr>
+          <w:b w:val="0"/>
+        </w:rPr>
+        <w:t xml:space="preserve"> </w:t>
+      </w:r>
+      <w:r>
+        <w:rPr>
+          <w:b/>
+        </w:rPr>
+        <w:t>output</w:t>
+      </w:r>
+      <w:r>
+        <w:rPr>
+          <w:b w:val="0"/>
+        </w:rPr>
+        <w:t>, and why?</w:t>
+      </w:r>
+    </w:p>
+    <w:p>
+      <w:pPr>
+        <w:pStyle w:val="Heading2"/>
+      </w:pPr>
+      <w:r>
+        <w:t>First attempt and support record</w:t>
+      </w:r>
+    </w:p>
+    <w:p>
+      <w:pPr>
+        <w:pStyle w:val="Heading3"/>
+      </w:pPr>
+      <w:r>
+        <w:t>My independent explanation, trace and limits</w:t>
+      </w:r>
+    </w:p>
+    <w:p>
+      <w:r>
+        <w:t>________________________________________________________________</w:t>
+      </w:r>
+    </w:p>
+    <w:p>
+      <w:r>
+        <w:t>________________________________________________________________</w:t>
+      </w:r>
+    </w:p>
+    <w:p>
+      <w:r>
+        <w:t>________________________________________________________________</w:t>
+      </w:r>
+    </w:p>
+    <w:p>
+      <w:r>
+        <w:t>________________________________________________________________</w:t>
+      </w:r>
+    </w:p>
+    <w:p>
+      <w:r>
+        <w:t>________________________________________________________________</w:t>
+      </w:r>
+    </w:p>
+    <w:p>
+      <w:r>
+        <w:t>________________________________________________________________</w:t>
+      </w:r>
+    </w:p>
+    <w:p>
+      <w:r>
+        <w:t>________________________________________________________________</w:t>
+      </w:r>
+    </w:p>
+    <w:p>
+      <w:pPr>
+        <w:spacing w:line="336" w:lineRule="auto" w:after="180"/>
+      </w:pPr>
+      <w:r>
+        <w:rPr>
+          <w:b w:val="0"/>
+        </w:rPr>
+        <w:t>Attempt this case before feedback. Record any help. Earlier examples below are further practice; a case already practised with feedback cannot establish fresh transfer.</w:t>
+      </w:r>
+    </w:p>
+    <w:p>
+      <w:pPr>
+        <w:pStyle w:val="Heading2"/>
+      </w:pPr>
+      <w:r>
+        <w:t>Use feedback after trying</w:t>
+      </w:r>
+    </w:p>
+    <w:p>
+      <w:pPr>
+        <w:spacing w:line="336" w:lineRule="auto" w:after="180"/>
+      </w:pPr>
+      <w:r>
+        <w:rPr>
+          <w:b w:val="0"/>
+        </w:rPr>
+        <w:t>Attempt the independent case before hints. Record whether you worked alone, used a hint or followed a model. After feedback, fix the first unsupported step and explain why it changed.</w:t>
+      </w:r>
+    </w:p>
+    <w:p>
+      <w:pPr>
+        <w:spacing w:line="336" w:lineRule="auto" w:after="180"/>
+      </w:pPr>
+      <w:r>
+        <w:rPr>
+          <w:b w:val="0"/>
+        </w:rPr>
+        <w:t>A later check uses a changed case, not a copied answer.</w:t>
+      </w:r>
+    </w:p>
+    <w:p>
+      <w:pPr>
+        <w:pStyle w:val="Heading2"/>
+      </w:pPr>
+      <w:r>
+        <w:t>Earlier wording, alternatives and picture transcripts · reference / check after trying</w:t>
+      </w:r>
+    </w:p>
+    <w:p>
+      <w:pPr>
+        <w:pStyle w:val="Heading3"/>
+      </w:pPr>
+      <w:r>
+        <w:t>Independent case: Trace a new chain independently</w:t>
+      </w:r>
+    </w:p>
+    <w:p>
+      <w:pPr>
+        <w:pStyle w:val="Heading3"/>
+      </w:pPr>
+      <w:r>
+        <w:t>Attempt this without hints</w:t>
+      </w:r>
+    </w:p>
+    <w:p>
+      <w:pPr>
+        <w:spacing w:line="336" w:lineRule="auto" w:after="180"/>
+      </w:pPr>
+      <w:r>
+        <w:rPr>
+          <w:b w:val="0"/>
+        </w:rPr>
+        <w:t xml:space="preserve">Let z = x - 2, a = </w:t>
+      </w:r>
+      <w:r>
+        <w:rPr>
+          <w:b/>
+        </w:rPr>
+        <w:t>ReLU</w:t>
+      </w:r>
+      <w:r>
+        <w:rPr>
+          <w:b w:val="0"/>
+        </w:rPr>
+        <w:t xml:space="preserve">(z), y = 2a + 1. For x = 0, 2, 5, record every z, a and y. Then replace </w:t>
+      </w:r>
+      <w:r>
+        <w:rPr>
+          <w:b/>
+        </w:rPr>
+        <w:t>ReLU</w:t>
+      </w:r>
+      <w:r>
+        <w:rPr>
+          <w:b w:val="0"/>
+        </w:rPr>
+        <w:t xml:space="preserve"> with identity and give all three y values. Which </w:t>
+      </w:r>
+      <w:r>
+        <w:rPr>
+          <w:b/>
+        </w:rPr>
+        <w:t>input</w:t>
+      </w:r>
+      <w:r>
+        <w:rPr>
+          <w:b w:val="0"/>
+        </w:rPr>
+        <w:t xml:space="preserve">s have the same </w:t>
+      </w:r>
+      <w:r>
+        <w:rPr>
+          <w:b/>
+        </w:rPr>
+        <w:t>ReLU</w:t>
+      </w:r>
+      <w:r>
+        <w:rPr>
+          <w:b w:val="0"/>
+        </w:rPr>
+        <w:t xml:space="preserve"> </w:t>
+      </w:r>
+      <w:r>
+        <w:rPr>
+          <w:b/>
+        </w:rPr>
+        <w:t>output</w:t>
+      </w:r>
+      <w:r>
+        <w:rPr>
+          <w:b w:val="0"/>
+        </w:rPr>
+        <w:t>, and why?</w:t>
+      </w:r>
+    </w:p>
+    <w:p>
+      <w:pPr>
+        <w:pStyle w:val="Heading3"/>
+      </w:pPr>
+      <w:r>
+        <w:t>My independent procedure, result and limitation</w:t>
+      </w:r>
+    </w:p>
+    <w:p>
+      <w:r>
+        <w:t>________________________________________________________________</w:t>
+      </w:r>
+    </w:p>
+    <w:p>
+      <w:r>
+        <w:t>________________________________________________________________</w:t>
+      </w:r>
+    </w:p>
+    <w:p>
+      <w:r>
+        <w:t>________________________________________________________________</w:t>
+      </w:r>
+    </w:p>
+    <w:p>
+      <w:r>
+        <w:t>________________________________________________________________</w:t>
+      </w:r>
+    </w:p>
+    <w:p>
+      <w:r>
+        <w:t>________________________________________________________________</w:t>
+      </w:r>
+    </w:p>
+    <w:p>
+      <w:r>
+        <w:t>________________________________________________________________</w:t>
+      </w:r>
+    </w:p>
+    <w:p>
+      <w:r>
+        <w:t>________________________________________________________________</w:t>
+      </w:r>
+    </w:p>
+    <w:p>
+      <w:r>
+        <w:t>________________________________________________________________</w:t>
+      </w:r>
+    </w:p>
+    <w:p>
+      <w:pPr>
+        <w:spacing w:line="336" w:lineRule="auto" w:after="180"/>
+      </w:pPr>
+      <w:r>
+        <w:rPr>
+          <w:b w:val="0"/>
+        </w:rPr>
+        <w:t>Record support used: none, hint or teacher explanation. After feedback, a different case is needed to demonstrate independence.</w:t>
+      </w:r>
+    </w:p>
+    <w:p>
+      <w:pPr>
+        <w:pStyle w:val="Heading3"/>
+      </w:pPr>
+      <w:r>
+        <w:t>Use feedback to improve</w:t>
       </w:r>
     </w:p>
     <w:p>
@@ -2888,195 +3580,20 @@
         <w:pStyle w:val="Heading1"/>
       </w:pPr>
       <w:r>
-        <w:t>10. Build your understanding</w:t>
-      </w:r>
-    </w:p>
-    <w:p>
-      <w:r>
-        <w:t>Move from recall to tracing, diagnosis and transfer in Activation functions. Explain why each step is justified.</w:t>
-      </w:r>
-    </w:p>
-    <w:p>
-      <w:pPr>
-        <w:pStyle w:val="Heading3"/>
-      </w:pPr>
-      <w:r>
-        <w:t>Explain → apply → challenge</w:t>
-      </w:r>
-    </w:p>
-    <w:p>
-      <w:pPr>
-        <w:spacing w:line="336" w:lineRule="auto" w:after="180"/>
-      </w:pPr>
-      <w:r>
-        <w:rPr>
-          <w:b w:val="0"/>
-        </w:rPr>
-        <w:t xml:space="preserve">For scores -2, 0, 2, list identity and </w:t>
-      </w:r>
-      <w:r>
-        <w:rPr>
-          <w:b/>
-        </w:rPr>
-        <w:t>ReLU</w:t>
-      </w:r>
-      <w:r>
-        <w:rPr>
-          <w:b w:val="0"/>
-        </w:rPr>
-        <w:t xml:space="preserve"> </w:t>
-      </w:r>
-      <w:r>
-        <w:rPr>
-          <w:b/>
-        </w:rPr>
-        <w:t>output</w:t>
-      </w:r>
-      <w:r>
-        <w:rPr>
-          <w:b w:val="0"/>
-        </w:rPr>
-        <w:t xml:space="preserve">s. Explain why </w:t>
-      </w:r>
-      <w:r>
-        <w:rPr>
-          <w:b/>
-        </w:rPr>
-        <w:t>ReLU</w:t>
-      </w:r>
-      <w:r>
-        <w:rPr>
-          <w:b w:val="0"/>
-        </w:rPr>
-        <w:t>(2) is not 1.</w:t>
-      </w:r>
-    </w:p>
-    <w:p>
-      <w:pPr>
-        <w:spacing w:line="336" w:lineRule="auto" w:after="180"/>
-      </w:pPr>
-      <w:r>
-        <w:rPr>
-          <w:b w:val="0"/>
-        </w:rPr>
-        <w:t xml:space="preserve">Compare </w:t>
-      </w:r>
-      <w:r>
-        <w:rPr>
-          <w:b/>
-        </w:rPr>
-        <w:t>ReLU</w:t>
-      </w:r>
-      <w:r>
-        <w:rPr>
-          <w:b w:val="0"/>
-        </w:rPr>
-        <w:t xml:space="preserve"> at </w:t>
-      </w:r>
-      <w:r>
-        <w:rPr>
-          <w:b/>
-        </w:rPr>
-        <w:t>input</w:t>
-      </w:r>
-      <w:r>
-        <w:rPr>
-          <w:b w:val="0"/>
-        </w:rPr>
-        <w:t xml:space="preserve">s -2, 0, 2. Give the average of the two endpoint </w:t>
-      </w:r>
-      <w:r>
-        <w:rPr>
-          <w:b/>
-        </w:rPr>
-        <w:t>output</w:t>
-      </w:r>
-      <w:r>
-        <w:rPr>
-          <w:b w:val="0"/>
-        </w:rPr>
-        <w:t xml:space="preserve">s and the </w:t>
-      </w:r>
-      <w:r>
-        <w:rPr>
-          <w:b/>
-        </w:rPr>
-        <w:t>output</w:t>
-      </w:r>
-      <w:r>
-        <w:rPr>
-          <w:b w:val="0"/>
-        </w:rPr>
-        <w:t xml:space="preserve"> at the midpoint; explain what this shows.</w:t>
-      </w:r>
-    </w:p>
-    <w:p>
-      <w:pPr>
-        <w:spacing w:line="336" w:lineRule="auto" w:after="180"/>
-      </w:pPr>
-      <w:r>
-        <w:rPr>
-          <w:b w:val="0"/>
-        </w:rPr>
-        <w:t xml:space="preserve">A model returns a </w:t>
-      </w:r>
-      <w:r>
-        <w:rPr>
-          <w:b/>
-        </w:rPr>
-        <w:t>sigmoid</w:t>
-      </w:r>
-      <w:r>
-        <w:rPr>
-          <w:b w:val="0"/>
-        </w:rPr>
-        <w:t xml:space="preserve"> value 0.9 on one case. Does the numerical range alone establish a calibrated 90 percent probability? Explain what needs checking.</w:t>
-      </w:r>
-    </w:p>
-    <w:p>
-      <w:pPr>
-        <w:pStyle w:val="Heading3"/>
-      </w:pPr>
-      <w:r>
-        <w:t>Explain which evidence supports your conclusion and which claim remains unproved.</w:t>
-      </w:r>
-    </w:p>
-    <w:p>
-      <w:r>
-        <w:t>________________________________________________________________</w:t>
-      </w:r>
-    </w:p>
-    <w:p>
-      <w:r>
-        <w:t>________________________________________________________________</w:t>
-      </w:r>
-    </w:p>
-    <w:p>
-      <w:r>
-        <w:t>________________________________________________________________</w:t>
-      </w:r>
-    </w:p>
-    <w:p>
-      <w:r>
-        <w:t>________________________________________________________________</w:t>
-      </w:r>
-    </w:p>
-    <w:p>
-      <w:r>
-        <w:t>________________________________________________________________</w:t>
-      </w:r>
-    </w:p>
-    <w:p>
-      <w:pPr>
-        <w:pStyle w:val="Heading1"/>
-      </w:pPr>
-      <w:r>
-        <w:t>11. Connect your project</w:t>
-      </w:r>
-    </w:p>
-    <w:p>
-      <w:r>
-        <w:t>Apply this week’s idea to Image-pattern Network Investigation. Keep an annotated decision and the evidence supporting it.</w:t>
+        <w:t>11. Record the activation and every intermediate value</w:t>
+      </w:r>
+    </w:p>
+    <w:p>
+      <w:r>
+        <w:t>Use the actual project’s formula and evidence.</w:t>
+      </w:r>
+    </w:p>
+    <w:p>
+      <w:pPr>
+        <w:pStyle w:val="Heading2"/>
+      </w:pPr>
+      <w:r>
+        <w:t>Project artifact and evidence table</w:t>
       </w:r>
     </w:p>
     <w:p>
@@ -3291,6 +3808,56 @@
     </w:tbl>
     <w:p>
       <w:pPr>
+        <w:pStyle w:val="Heading2"/>
+      </w:pPr>
+      <w:r>
+        <w:t>Keep the actual run/trace and limits</w:t>
+      </w:r>
+    </w:p>
+    <w:p>
+      <w:pPr>
+        <w:spacing w:line="336" w:lineRule="auto" w:after="180"/>
+      </w:pPr>
+      <w:r>
+        <w:rPr>
+          <w:b w:val="0"/>
+        </w:rPr>
+        <w:t xml:space="preserve">For your Image-pattern Network Investigation, save the </w:t>
+      </w:r>
+      <w:r>
+        <w:rPr>
+          <w:b/>
+        </w:rPr>
+        <w:t>input</w:t>
+      </w:r>
+      <w:r>
+        <w:rPr>
+          <w:b w:val="0"/>
+        </w:rPr>
+        <w:t>, procedure, observed result and limitation of this check.</w:t>
+      </w:r>
+    </w:p>
+    <w:p>
+      <w:pPr>
+        <w:spacing w:line="336" w:lineRule="auto" w:after="180"/>
+      </w:pPr>
+      <w:r>
+        <w:rPr>
+          <w:b w:val="0"/>
+        </w:rPr>
+        <w:t>Label this worked example as practice; use a different, previously unreviewed case when checking independent understanding.</w:t>
+      </w:r>
+    </w:p>
+    <w:p>
+      <w:pPr>
+        <w:pStyle w:val="Heading2"/>
+      </w:pPr>
+      <w:r>
+        <w:t>Earlier wording, alternatives and picture transcripts · reference / check after trying</w:t>
+      </w:r>
+    </w:p>
+    <w:p>
+      <w:pPr>
         <w:pStyle w:val="Heading3"/>
       </w:pPr>
       <w:r>
@@ -3299,13 +3866,83 @@
     </w:p>
     <w:p>
       <w:pPr>
+        <w:pStyle w:val="Heading1"/>
+      </w:pPr>
+      <w:r>
+        <w:t>16. Finish by separating score,activation and decision</w:t>
+      </w:r>
+    </w:p>
+    <w:p>
+      <w:r>
+        <w:t>Name one distinction the activation erased and one claim requiring evidence.</w:t>
+      </w:r>
+    </w:p>
+    <w:p>
+      <w:pPr>
+        <w:pStyle w:val="Heading2"/>
+      </w:pPr>
+      <w:r>
+        <w:t>Retrieve and explain</w:t>
+      </w:r>
+    </w:p>
+    <w:p>
+      <w:pPr>
+        <w:pStyle w:val="ListBullet"/>
+      </w:pPr>
+      <w:r>
+        <w:t>Close your notes. Explain this goal in your own words: Trace identity ReLU and sigmoid on a numerical score</w:t>
+      </w:r>
+    </w:p>
+    <w:p>
+      <w:pPr>
+        <w:pStyle w:val="Heading3"/>
+      </w:pPr>
+      <w:r>
+        <w:t>My deciding step, evidence and one remaining question</w:t>
+      </w:r>
+    </w:p>
+    <w:p>
+      <w:r>
+        <w:t>________________________________________________________________</w:t>
+      </w:r>
+    </w:p>
+    <w:p>
+      <w:r>
+        <w:t>________________________________________________________________</w:t>
+      </w:r>
+    </w:p>
+    <w:p>
+      <w:r>
+        <w:t>________________________________________________________________</w:t>
+      </w:r>
+    </w:p>
+    <w:p>
+      <w:r>
+        <w:t>________________________________________________________________</w:t>
+      </w:r>
+    </w:p>
+    <w:p>
+      <w:r>
+        <w:t>________________________________________________________________</w:t>
+      </w:r>
+    </w:p>
+    <w:p>
+      <w:pPr>
+        <w:pStyle w:val="Heading2"/>
+      </w:pPr>
+      <w:r>
+        <w:t>Plan a changed-case return</w:t>
+      </w:r>
+    </w:p>
+    <w:p>
+      <w:pPr>
         <w:spacing w:line="336" w:lineRule="auto" w:after="180"/>
       </w:pPr>
       <w:r>
         <w:rPr>
           <w:b w:val="0"/>
         </w:rPr>
-        <w:t xml:space="preserve">For your Image-pattern Network Investigation, save the </w:t>
+        <w:t xml:space="preserve">If you are unsure, return to the worked picture and explain one arrow. If you are ready, change an </w:t>
       </w:r>
       <w:r>
         <w:rPr>
@@ -3317,7 +3954,19 @@
         <w:rPr>
           <w:b w:val="0"/>
         </w:rPr>
-        <w:t>, procedure, observed result and limitation of this check.</w:t>
+        <w:t xml:space="preserve"> or assumption and justify your </w:t>
+      </w:r>
+      <w:r>
+        <w:rPr>
+          <w:b/>
+        </w:rPr>
+        <w:t>prediction</w:t>
+      </w:r>
+      <w:r>
+        <w:rPr>
+          <w:b w:val="0"/>
+        </w:rPr>
+        <w:t>.</w:t>
       </w:r>
     </w:p>
     <w:p>
@@ -3328,7 +3977,19 @@
         <w:rPr>
           <w:b w:val="0"/>
         </w:rPr>
-        <w:t>Label this worked example as practice; use a different, previously unreviewed case when checking independent understanding.</w:t>
+        <w:t xml:space="preserve">Save your workbook </w:t>
+      </w:r>
+      <w:r>
+        <w:rPr>
+          <w:b/>
+        </w:rPr>
+        <w:t>evidence</w:t>
+      </w:r>
+      <w:r>
+        <w:rPr>
+          <w:b w:val="0"/>
+        </w:rPr>
+        <w:t>. At the next review, try a different case before opening your old answer.</w:t>
       </w:r>
     </w:p>
     <w:p>
@@ -3336,83 +3997,297 @@
         <w:pStyle w:val="Heading1"/>
       </w:pPr>
       <w:r>
-        <w:t>12. Show what you know</w:t>
-      </w:r>
-    </w:p>
-    <w:p>
-      <w:r>
-        <w:t>Use a genuinely new case for independent evidence. Previously discussed examples remain practice; use the separately named independent case before feedback.</w:t>
-      </w:r>
-    </w:p>
-    <w:p>
-      <w:pPr>
-        <w:spacing w:line="336" w:lineRule="auto" w:after="180"/>
-      </w:pPr>
-      <w:r>
-        <w:rPr>
-          <w:b w:val="0"/>
-        </w:rPr>
-        <w:t xml:space="preserve">A nonlinear activation allows a network to represent relationships that a chain of affine operations alone cannot express. It does not guarantee that </w:t>
-      </w:r>
-      <w:r>
-        <w:rPr>
-          <w:b/>
-        </w:rPr>
-        <w:t>training</w:t>
-      </w:r>
-      <w:r>
-        <w:rPr>
-          <w:b w:val="0"/>
-        </w:rPr>
-        <w:t xml:space="preserve"> will find a useful model or that more layers will help.</w:t>
-      </w:r>
-    </w:p>
-    <w:p>
-      <w:pPr>
-        <w:spacing w:line="336" w:lineRule="auto" w:after="180"/>
-      </w:pPr>
-      <w:r>
-        <w:rPr>
-          <w:b/>
-        </w:rPr>
-        <w:t>ReLU</w:t>
-      </w:r>
-      <w:r>
-        <w:rPr>
-          <w:b w:val="0"/>
-        </w:rPr>
-        <w:t xml:space="preserve"> can erase differences between negative scores; </w:t>
-      </w:r>
-      <w:r>
-        <w:rPr>
-          <w:b/>
-        </w:rPr>
-        <w:t>sigmoid</w:t>
-      </w:r>
-      <w:r>
-        <w:rPr>
-          <w:b w:val="0"/>
-        </w:rPr>
-        <w:t xml:space="preserve"> can compress very large scores into nearly identical values. The architecture, data and </w:t>
-      </w:r>
-      <w:r>
-        <w:rPr>
-          <w:b/>
-        </w:rPr>
-        <w:t>training</w:t>
-      </w:r>
-      <w:r>
-        <w:rPr>
-          <w:b w:val="0"/>
-        </w:rPr>
-        <w:t xml:space="preserve"> procedure still matter.</w:t>
-      </w:r>
-    </w:p>
+        <w:t>Reference bank and extra practice</w:t>
+      </w:r>
+    </w:p>
+    <w:p>
+      <w:pPr>
+        <w:pStyle w:val="Heading1"/>
+      </w:pPr>
+      <w:r>
+        <w:t>05. Reference · Use the mathematical words precisely</w:t>
+      </w:r>
+    </w:p>
+    <w:p>
+      <w:r>
+        <w:t>Connect each term to a value or step in the current example.</w:t>
+      </w:r>
+    </w:p>
+    <w:p>
+      <w:pPr>
+        <w:pStyle w:val="Heading2"/>
+      </w:pPr>
+      <w:r>
+        <w:t>Vocabulary and your explanation</w:t>
+      </w:r>
+    </w:p>
+    <w:tbl>
+      <w:tblPr>
+        <w:tblStyle w:val="LightShading-Accent1"/>
+        <w:tblW w:type="auto" w:w="0"/>
+        <w:tblLook w:firstColumn="1" w:firstRow="1" w:lastColumn="0" w:lastRow="0" w:noHBand="0" w:noVBand="1" w:val="04A0"/>
+      </w:tblPr>
+      <w:tblGrid>
+        <w:gridCol w:w="5112"/>
+        <w:gridCol w:w="5112"/>
+      </w:tblGrid>
+      <w:tr>
+        <w:trPr>
+          <w:tblHeader/>
+        </w:trPr>
+        <w:tc>
+          <w:tcPr>
+            <w:tcW w:type="dxa" w:w="5112"/>
+          </w:tcPr>
+          <w:p>
+            <w:r>
+              <w:t>Word</w:t>
+            </w:r>
+          </w:p>
+        </w:tc>
+        <w:tc>
+          <w:tcPr>
+            <w:tcW w:type="dxa" w:w="5112"/>
+          </w:tcPr>
+          <w:p>
+            <w:r>
+              <w:t>Meaning</w:t>
+            </w:r>
+          </w:p>
+        </w:tc>
+      </w:tr>
+      <w:tr>
+        <w:tc>
+          <w:tcPr>
+            <w:tcW w:type="dxa" w:w="5112"/>
+          </w:tcPr>
+          <w:p>
+            <w:r>
+              <w:t>Activation function</w:t>
+            </w:r>
+          </w:p>
+        </w:tc>
+        <w:tc>
+          <w:tcPr>
+            <w:tcW w:type="dxa" w:w="5112"/>
+          </w:tcPr>
+          <w:p>
+            <w:r>
+              <w:t>A function applied to a computed score</w:t>
+            </w:r>
+          </w:p>
+        </w:tc>
+      </w:tr>
+      <w:tr>
+        <w:tc>
+          <w:tcPr>
+            <w:tcW w:type="dxa" w:w="5112"/>
+          </w:tcPr>
+          <w:p>
+            <w:r>
+              <w:t>ReLU</w:t>
+            </w:r>
+          </w:p>
+        </w:tc>
+        <w:tc>
+          <w:tcPr>
+            <w:tcW w:type="dxa" w:w="5112"/>
+          </w:tcPr>
+          <w:p>
+            <w:r>
+              <w:t>The function max(0, z), retaining positive scores and replacing negative scores with zero</w:t>
+            </w:r>
+          </w:p>
+        </w:tc>
+      </w:tr>
+      <w:tr>
+        <w:tc>
+          <w:tcPr>
+            <w:tcW w:type="dxa" w:w="5112"/>
+          </w:tcPr>
+          <w:p>
+            <w:r>
+              <w:t>Sigmoid</w:t>
+            </w:r>
+          </w:p>
+        </w:tc>
+        <w:tc>
+          <w:tcPr>
+            <w:tcW w:type="dxa" w:w="5112"/>
+          </w:tcPr>
+          <w:p>
+            <w:r>
+              <w:t>The function 1 / (1 + exp(-z)), mapping finite real scores into the interval between 0 and 1</w:t>
+            </w:r>
+          </w:p>
+        </w:tc>
+      </w:tr>
+      <w:tr>
+        <w:tc>
+          <w:tcPr>
+            <w:tcW w:type="dxa" w:w="5112"/>
+          </w:tcPr>
+          <w:p>
+            <w:r>
+              <w:t>Nonlinear function</w:t>
+            </w:r>
+          </w:p>
+        </w:tc>
+        <w:tc>
+          <w:tcPr>
+            <w:tcW w:type="dxa" w:w="5112"/>
+          </w:tcPr>
+          <w:p>
+            <w:r>
+              <w:t>A function that cannot be represented by one fixed slope and offset over its entire domain</w:t>
+            </w:r>
+          </w:p>
+        </w:tc>
+      </w:tr>
+    </w:tbl>
     <w:p>
       <w:pPr>
         <w:pStyle w:val="Heading3"/>
       </w:pPr>
       <w:r>
+        <w:t>Use two terms to explain a step in this week’s example.</w:t>
+      </w:r>
+    </w:p>
+    <w:p>
+      <w:r>
+        <w:t>________________________________________________________________</w:t>
+      </w:r>
+    </w:p>
+    <w:p>
+      <w:r>
+        <w:t>________________________________________________________________</w:t>
+      </w:r>
+    </w:p>
+    <w:p>
+      <w:r>
+        <w:t>________________________________________________________________</w:t>
+      </w:r>
+    </w:p>
+    <w:p>
+      <w:pPr>
+        <w:pStyle w:val="Heading1"/>
+      </w:pPr>
+      <w:r>
+        <w:t>10. Extra challenge · Explain a stronger case</w:t>
+      </w:r>
+    </w:p>
+    <w:p>
+      <w:r>
+        <w:t>Choose the next challenge after the main route.</w:t>
+      </w:r>
+    </w:p>
+    <w:p>
+      <w:pPr>
+        <w:pStyle w:val="Heading2"/>
+      </w:pPr>
+      <w:r>
+        <w:t>Explain,repair and extend</w:t>
+      </w:r>
+    </w:p>
+    <w:p>
+      <w:pPr>
+        <w:pStyle w:val="Heading3"/>
+      </w:pPr>
+      <w:r>
+        <w:t>Explain → apply → challenge</w:t>
+      </w:r>
+    </w:p>
+    <w:p>
+      <w:pPr>
+        <w:pStyle w:val="ListBullet"/>
+      </w:pPr>
+      <w:r>
+        <w:t>For scores -2, 0, 2, list identity and ReLU outputs. Explain why ReLU(2) is not 1.</w:t>
+      </w:r>
+    </w:p>
+    <w:p>
+      <w:pPr>
+        <w:pStyle w:val="ListBullet"/>
+      </w:pPr>
+      <w:r>
+        <w:t>Compare ReLU at inputs -2, 0, 2. Give the average of the two endpoint outputs and the output at the midpoint; explain what this shows.</w:t>
+      </w:r>
+    </w:p>
+    <w:p>
+      <w:pPr>
+        <w:pStyle w:val="ListBullet"/>
+      </w:pPr>
+      <w:r>
+        <w:t>A model returns a sigmoid value 0.9 on one case. Does the numerical range alone establish a calibrated 90 percent probability? Explain what needs checking.</w:t>
+      </w:r>
+    </w:p>
+    <w:p>
+      <w:pPr>
+        <w:pStyle w:val="Heading3"/>
+      </w:pPr>
+      <w:r>
+        <w:t>Explain which evidence supports your conclusion and which claim remains unproved.</w:t>
+      </w:r>
+    </w:p>
+    <w:p>
+      <w:r>
+        <w:t>________________________________________________________________</w:t>
+      </w:r>
+    </w:p>
+    <w:p>
+      <w:r>
+        <w:t>________________________________________________________________</w:t>
+      </w:r>
+    </w:p>
+    <w:p>
+      <w:r>
+        <w:t>________________________________________________________________</w:t>
+      </w:r>
+    </w:p>
+    <w:p>
+      <w:r>
+        <w:t>________________________________________________________________</w:t>
+      </w:r>
+    </w:p>
+    <w:p>
+      <w:r>
+        <w:t>________________________________________________________________</w:t>
+      </w:r>
+    </w:p>
+    <w:p>
+      <w:pPr>
+        <w:pStyle w:val="Heading1"/>
+      </w:pPr>
+      <w:r>
+        <w:t>12. Reference · Check the representation and its limits</w:t>
+      </w:r>
+    </w:p>
+    <w:p>
+      <w:r>
+        <w:t>Use after practice;reserve the new independent z=x−2,ReLU,output chain for the first individual attempt.</w:t>
+      </w:r>
+    </w:p>
+    <w:p>
+      <w:pPr>
+        <w:pStyle w:val="Heading2"/>
+      </w:pPr>
+      <w:r>
+        <w:t>Current explanation and response</w:t>
+      </w:r>
+    </w:p>
+    <w:p>
+      <w:pPr>
+        <w:pStyle w:val="ListBullet"/>
+      </w:pPr>
+      <w:r>
+        <w:t>A nonlinear activation allows a network to represent relationships that a chain of affine operations alone cannot express. It does not guarantee that training will find a useful model or that more layers will help. ReLU can erase differences between negative scores; sigmoid can compress very large scores into nearly identical values. The architecture, data and training procedure still matter.</w:t>
+      </w:r>
+    </w:p>
+    <w:p>
+      <w:pPr>
+        <w:pStyle w:val="Heading3"/>
+      </w:pPr>
+      <w:r>
         <w:t>A learner reports sigmoid(2) is about 0.8808 and concludes the system will be correct 88 percent of the time for every future case. What does the calculation establish, and what evidence is still missing?</w:t>
       </w:r>
     </w:p>
@@ -3438,36 +4313,18 @@
     </w:p>
     <w:p>
       <w:pPr>
-        <w:spacing w:line="336" w:lineRule="auto" w:after="180"/>
-      </w:pPr>
-      <w:r>
-        <w:rPr>
-          <w:b w:val="0"/>
-        </w:rPr>
+        <w:pStyle w:val="ListBullet"/>
+      </w:pPr>
+      <w:r>
         <w:t>Next week, we will compose layers while keeping every intermediate value and its role visible.</w:t>
       </w:r>
     </w:p>
     <w:p>
       <w:pPr>
-        <w:spacing w:line="336" w:lineRule="auto" w:after="180"/>
-      </w:pPr>
-      <w:r>
-        <w:rPr>
-          <w:b w:val="0"/>
-        </w:rPr>
-        <w:t xml:space="preserve">A model returns a </w:t>
-      </w:r>
-      <w:r>
-        <w:rPr>
-          <w:b/>
-        </w:rPr>
-        <w:t>sigmoid</w:t>
-      </w:r>
-      <w:r>
-        <w:rPr>
-          <w:b w:val="0"/>
-        </w:rPr>
-        <w:t xml:space="preserve"> value 0.9 on one case. Does the numerical range alone establish a calibrated 90 percent probability? Explain what needs checking.</w:t>
+        <w:pStyle w:val="ListBullet"/>
+      </w:pPr>
+      <w:r>
+        <w:t>A model returns a sigmoid value 0.9 on one case. Does the numerical range alone establish a calibrated 90 percent probability? Explain what needs checking.</w:t>
       </w:r>
     </w:p>
     <w:p>
@@ -3503,12 +4360,20 @@
         <w:pStyle w:val="Heading1"/>
       </w:pPr>
       <w:r>
-        <w:t>13. Study a complete case</w:t>
-      </w:r>
-    </w:p>
-    <w:p>
-      <w:r>
-        <w:t>Revisit the complete Activation functions case for supported practice. Repeated examples do not become fresh assessments.</w:t>
+        <w:t>13. Extra practice · Revisit the complete trace</w:t>
+      </w:r>
+    </w:p>
+    <w:p>
+      <w:r>
+        <w:t>Predict before reading the supplied steps.</w:t>
+      </w:r>
+    </w:p>
+    <w:p>
+      <w:pPr>
+        <w:pStyle w:val="Heading2"/>
+      </w:pPr>
+      <w:r>
+        <w:t>Complete trace and evidence</w:t>
       </w:r>
     </w:p>
     <w:p>
@@ -3741,328 +4606,20 @@
         <w:pStyle w:val="Heading1"/>
       </w:pPr>
       <w:r>
-        <w:t>14. Try a new case independently</w:t>
-      </w:r>
-    </w:p>
-    <w:p>
-      <w:r>
-        <w:t>Attempt the reserved new case before feedback. Record support; the earlier examples below remain additional practice.</w:t>
-      </w:r>
-    </w:p>
-    <w:p>
-      <w:pPr>
-        <w:pStyle w:val="Heading3"/>
-      </w:pPr>
-      <w:r>
-        <w:t>Independent case: Trace a new chain independently</w:t>
-      </w:r>
-    </w:p>
-    <w:p>
-      <w:pPr>
-        <w:spacing w:line="336" w:lineRule="auto" w:after="180"/>
-        <w:shd w:fill="F5F1FB"/>
-      </w:pPr>
-      <w:r>
-        <w:rPr>
-          <w:b w:val="0"/>
-        </w:rPr>
-        <w:t xml:space="preserve">Let z = x - 2, a = </w:t>
-      </w:r>
-      <w:r>
-        <w:rPr>
-          <w:b/>
-        </w:rPr>
-        <w:t>ReLU</w:t>
-      </w:r>
-      <w:r>
-        <w:rPr>
-          <w:b w:val="0"/>
-        </w:rPr>
-        <w:t xml:space="preserve">(z), y = 2a + 1. For x = 0, 2, 5, record every z, a and y. Then replace </w:t>
-      </w:r>
-      <w:r>
-        <w:rPr>
-          <w:b/>
-        </w:rPr>
-        <w:t>ReLU</w:t>
-      </w:r>
-      <w:r>
-        <w:rPr>
-          <w:b w:val="0"/>
-        </w:rPr>
-        <w:t xml:space="preserve"> with identity and give all three y values. Which </w:t>
-      </w:r>
-      <w:r>
-        <w:rPr>
-          <w:b/>
-        </w:rPr>
-        <w:t>input</w:t>
-      </w:r>
-      <w:r>
-        <w:rPr>
-          <w:b w:val="0"/>
-        </w:rPr>
-        <w:t xml:space="preserve">s have the same </w:t>
-      </w:r>
-      <w:r>
-        <w:rPr>
-          <w:b/>
-        </w:rPr>
-        <w:t>ReLU</w:t>
-      </w:r>
-      <w:r>
-        <w:rPr>
-          <w:b w:val="0"/>
-        </w:rPr>
-        <w:t xml:space="preserve"> </w:t>
-      </w:r>
-      <w:r>
-        <w:rPr>
-          <w:b/>
-        </w:rPr>
-        <w:t>output</w:t>
-      </w:r>
-      <w:r>
-        <w:rPr>
-          <w:b w:val="0"/>
-        </w:rPr>
-        <w:t>, and why?</w:t>
-      </w:r>
-    </w:p>
-    <w:p>
-      <w:pPr>
-        <w:pStyle w:val="Heading3"/>
-      </w:pPr>
-      <w:r>
-        <w:t>My independent explanation, trace and limits</w:t>
-      </w:r>
-    </w:p>
-    <w:p>
-      <w:r>
-        <w:t>________________________________________________________________</w:t>
-      </w:r>
-    </w:p>
-    <w:p>
-      <w:r>
-        <w:t>________________________________________________________________</w:t>
-      </w:r>
-    </w:p>
-    <w:p>
-      <w:r>
-        <w:t>________________________________________________________________</w:t>
-      </w:r>
-    </w:p>
-    <w:p>
-      <w:r>
-        <w:t>________________________________________________________________</w:t>
-      </w:r>
-    </w:p>
-    <w:p>
-      <w:r>
-        <w:t>________________________________________________________________</w:t>
-      </w:r>
-    </w:p>
-    <w:p>
-      <w:r>
-        <w:t>________________________________________________________________</w:t>
-      </w:r>
-    </w:p>
-    <w:p>
-      <w:r>
-        <w:t>________________________________________________________________</w:t>
-      </w:r>
-    </w:p>
-    <w:p>
-      <w:pPr>
-        <w:spacing w:line="336" w:lineRule="auto" w:after="180"/>
-      </w:pPr>
-      <w:r>
-        <w:rPr>
-          <w:b w:val="0"/>
-        </w:rPr>
-        <w:t>Attempt this case before feedback. Record any help. Earlier examples below are further practice; a case already practised with feedback cannot establish fresh transfer.</w:t>
-      </w:r>
-    </w:p>
-    <w:p>
-      <w:pPr>
-        <w:pStyle w:val="Heading3"/>
-      </w:pPr>
-      <w:r>
-        <w:t>Attempt this without hints</w:t>
-      </w:r>
-    </w:p>
-    <w:p>
-      <w:pPr>
-        <w:spacing w:line="336" w:lineRule="auto" w:after="180"/>
-        <w:shd w:fill="F5F1FB"/>
-      </w:pPr>
-      <w:r>
-        <w:rPr>
-          <w:b w:val="0"/>
-        </w:rPr>
-        <w:t xml:space="preserve">Let z = x - 2, a = </w:t>
-      </w:r>
-      <w:r>
-        <w:rPr>
-          <w:b/>
-        </w:rPr>
-        <w:t>ReLU</w:t>
-      </w:r>
-      <w:r>
-        <w:rPr>
-          <w:b w:val="0"/>
-        </w:rPr>
-        <w:t xml:space="preserve">(z), y = 2a + 1. For x = 0, 2, 5, record every z, a and y. Then replace </w:t>
-      </w:r>
-      <w:r>
-        <w:rPr>
-          <w:b/>
-        </w:rPr>
-        <w:t>ReLU</w:t>
-      </w:r>
-      <w:r>
-        <w:rPr>
-          <w:b w:val="0"/>
-        </w:rPr>
-        <w:t xml:space="preserve"> with identity and give all three y values. Which </w:t>
-      </w:r>
-      <w:r>
-        <w:rPr>
-          <w:b/>
-        </w:rPr>
-        <w:t>input</w:t>
-      </w:r>
-      <w:r>
-        <w:rPr>
-          <w:b w:val="0"/>
-        </w:rPr>
-        <w:t xml:space="preserve">s have the same </w:t>
-      </w:r>
-      <w:r>
-        <w:rPr>
-          <w:b/>
-        </w:rPr>
-        <w:t>ReLU</w:t>
-      </w:r>
-      <w:r>
-        <w:rPr>
-          <w:b w:val="0"/>
-        </w:rPr>
-        <w:t xml:space="preserve"> </w:t>
-      </w:r>
-      <w:r>
-        <w:rPr>
-          <w:b/>
-        </w:rPr>
-        <w:t>output</w:t>
-      </w:r>
-      <w:r>
-        <w:rPr>
-          <w:b w:val="0"/>
-        </w:rPr>
-        <w:t>, and why?</w:t>
-      </w:r>
-    </w:p>
-    <w:p>
-      <w:pPr>
-        <w:pStyle w:val="Heading3"/>
-      </w:pPr>
-      <w:r>
-        <w:t>My independent procedure, result and limitation</w:t>
-      </w:r>
-    </w:p>
-    <w:p>
-      <w:r>
-        <w:t>________________________________________________________________</w:t>
-      </w:r>
-    </w:p>
-    <w:p>
-      <w:r>
-        <w:t>________________________________________________________________</w:t>
-      </w:r>
-    </w:p>
-    <w:p>
-      <w:r>
-        <w:t>________________________________________________________________</w:t>
-      </w:r>
-    </w:p>
-    <w:p>
-      <w:r>
-        <w:t>________________________________________________________________</w:t>
-      </w:r>
-    </w:p>
-    <w:p>
-      <w:r>
-        <w:t>________________________________________________________________</w:t>
-      </w:r>
-    </w:p>
-    <w:p>
-      <w:r>
-        <w:t>________________________________________________________________</w:t>
-      </w:r>
-    </w:p>
-    <w:p>
-      <w:r>
-        <w:t>________________________________________________________________</w:t>
-      </w:r>
-    </w:p>
-    <w:p>
-      <w:r>
-        <w:t>________________________________________________________________</w:t>
-      </w:r>
-    </w:p>
-    <w:p>
-      <w:pPr>
-        <w:spacing w:line="336" w:lineRule="auto" w:after="180"/>
-      </w:pPr>
-      <w:r>
-        <w:rPr>
-          <w:b w:val="0"/>
-        </w:rPr>
-        <w:t>Record support used: none, hint or teacher explanation. After feedback, a different case is needed to demonstrate independence.</w:t>
-      </w:r>
-    </w:p>
-    <w:p>
-      <w:pPr>
-        <w:pStyle w:val="Heading3"/>
-      </w:pPr>
-      <w:r>
-        <w:t>Use feedback to improve</w:t>
-      </w:r>
-    </w:p>
-    <w:p>
-      <w:pPr>
-        <w:spacing w:line="336" w:lineRule="auto" w:after="180"/>
-      </w:pPr>
-      <w:r>
-        <w:rPr>
-          <w:b w:val="0"/>
-        </w:rPr>
-        <w:t>Attempt the independent case before hints. Record whether you worked alone, used a hint or followed a model. After feedback, fix the first unsupported step and explain why it changed.</w:t>
-      </w:r>
-    </w:p>
-    <w:p>
-      <w:pPr>
-        <w:spacing w:line="336" w:lineRule="auto" w:after="180"/>
-      </w:pPr>
-      <w:r>
-        <w:rPr>
-          <w:b w:val="0"/>
-        </w:rPr>
-        <w:t>A later check uses a changed case, not a copied answer.</w:t>
-      </w:r>
-    </w:p>
-    <w:p>
-      <w:pPr>
-        <w:pStyle w:val="Heading1"/>
-      </w:pPr>
-      <w:r>
-        <w:t>15. Your lesson route</w:t>
-      </w:r>
-    </w:p>
-    <w:p>
-      <w:r>
-        <w:t>Use this map to navigate Activation functions, connect the goals to tasks and keep one evidence record for each attempt.</w:t>
+        <w:t>15. Reference · The earlier route checklist</w:t>
+      </w:r>
+    </w:p>
+    <w:p>
+      <w:r>
+        <w:t>Use one main route rather than repeating the lesson.</w:t>
+      </w:r>
+    </w:p>
+    <w:p>
+      <w:pPr>
+        <w:pStyle w:val="Heading2"/>
+      </w:pPr>
+      <w:r>
+        <w:t>Targets,route and first prediction</w:t>
       </w:r>
     </w:p>
     <w:p>
@@ -4253,12 +4810,117 @@
         <w:pStyle w:val="Heading1"/>
       </w:pPr>
       <w:r>
-        <w:t>16. Finish and return</w:t>
-      </w:r>
-    </w:p>
-    <w:p>
-      <w:r>
-        <w:t>Explain Activation functions without notes, identify a remaining question and plan a later check with a changed case.</w:t>
+        <w:t>17. Extra practice · Predict,check and repair</w:t>
+      </w:r>
+    </w:p>
+    <w:p>
+      <w:r>
+        <w:t>Keep supported feedback separate from the independent case.</w:t>
+      </w:r>
+    </w:p>
+    <w:p>
+      <w:pPr>
+        <w:pStyle w:val="Heading2"/>
+      </w:pPr>
+      <w:r>
+        <w:t>First supported question and optional hint</w:t>
+      </w:r>
+    </w:p>
+    <w:p>
+      <w:pPr>
+        <w:pStyle w:val="ListBullet"/>
+      </w:pPr>
+      <w:r>
+        <w:t>See what ReLU removes before the next weighted step.</w:t>
+      </w:r>
+    </w:p>
+    <w:p>
+      <w:pPr>
+        <w:pStyle w:val="Heading3"/>
+      </w:pPr>
+      <w:r>
+        <w:t>Practice 1: explain the deciding evidence</w:t>
+      </w:r>
+    </w:p>
+    <w:p>
+      <w:pPr>
+        <w:pStyle w:val="ListBullet"/>
+      </w:pPr>
+      <w:r>
+        <w:t>Which labelled step matches this detail? y values are 2, 2, 5; x = 1 and x = 3 collapse to the same output.</w:t>
+      </w:r>
+    </w:p>
+    <w:p>
+      <w:pPr>
+        <w:pStyle w:val="ListBullet"/>
+      </w:pPr>
+      <w:r>
+        <w:t>1. Apply ReLU</w:t>
+      </w:r>
+    </w:p>
+    <w:p>
+      <w:pPr>
+        <w:pStyle w:val="ListBullet"/>
+      </w:pPr>
+      <w:r>
+        <w:t>2. Compute output</w:t>
+      </w:r>
+    </w:p>
+    <w:p>
+      <w:pPr>
+        <w:pStyle w:val="ListBullet"/>
+      </w:pPr>
+      <w:r>
+        <w:t>3. Compute preactivation</w:t>
+      </w:r>
+    </w:p>
+    <w:p>
+      <w:pPr>
+        <w:pStyle w:val="Heading3"/>
+      </w:pPr>
+      <w:r>
+        <w:t>My selected conclusion, deciding fact and explanation</w:t>
+      </w:r>
+    </w:p>
+    <w:p>
+      <w:r>
+        <w:t>________________________________________________________________</w:t>
+      </w:r>
+    </w:p>
+    <w:p>
+      <w:r>
+        <w:t>________________________________________________________________</w:t>
+      </w:r>
+    </w:p>
+    <w:p>
+      <w:r>
+        <w:t>________________________________________________________________</w:t>
+      </w:r>
+    </w:p>
+    <w:p>
+      <w:r>
+        <w:t>________________________________________________________________</w:t>
+      </w:r>
+    </w:p>
+    <w:p>
+      <w:r>
+        <w:t>________________________________________________________________</w:t>
+      </w:r>
+    </w:p>
+    <w:p>
+      <w:pPr>
+        <w:pStyle w:val="ListBullet"/>
+      </w:pPr>
+      <w:r>
+        <w:t>Hint if needed: Read the steps in the pictorial case. Match the supplied detail to the stage that performs or records it.</w:t>
+      </w:r>
+    </w:p>
+    <w:p>
+      <w:pPr>
+        <w:pStyle w:val="Heading2"/>
+      </w:pPr>
+      <w:r>
+        <w:t>Check after the first attempt · reference / check after trying</w:t>
       </w:r>
     </w:p>
     <w:p>
@@ -4269,31 +4931,121 @@
         <w:rPr>
           <w:b w:val="0"/>
         </w:rPr>
-        <w:t xml:space="preserve">Close your notes. Explain this goal in your own words: Trace identity </w:t>
+        <w:t xml:space="preserve">After your attempt, compare with the supported explanation: Compute </w:t>
       </w:r>
       <w:r>
         <w:rPr>
           <w:b/>
         </w:rPr>
+        <w:t>output</w:t>
+      </w:r>
+      <w:r>
+        <w:rPr>
+          <w:b w:val="0"/>
+        </w:rPr>
+        <w:t xml:space="preserve"> y values are 2, 2, 5; x = 1 and x = 3 collapse to the same </w:t>
+      </w:r>
+      <w:r>
+        <w:rPr>
+          <w:b/>
+        </w:rPr>
+        <w:t>output</w:t>
+      </w:r>
+      <w:r>
+        <w:rPr>
+          <w:b w:val="0"/>
+        </w:rPr>
+        <w:t xml:space="preserve">. </w:t>
+      </w:r>
+      <w:r>
+        <w:rPr>
+          <w:b/>
+        </w:rPr>
         <w:t>ReLU</w:t>
       </w:r>
       <w:r>
         <w:rPr>
           <w:b w:val="0"/>
         </w:rPr>
-        <w:t xml:space="preserve"> and </w:t>
+        <w:t xml:space="preserve"> means keep a positive value and replace a negative one with zero.</w:t>
+      </w:r>
+    </w:p>
+    <w:p>
+      <w:pPr>
+        <w:spacing w:line="336" w:lineRule="auto" w:after="180"/>
+      </w:pPr>
+      <w:r>
+        <w:rPr>
+          <w:b w:val="0"/>
+        </w:rPr>
+        <w:t xml:space="preserve">The </w:t>
       </w:r>
       <w:r>
         <w:rPr>
           <w:b/>
         </w:rPr>
-        <w:t>sigmoid</w:t>
+        <w:t>output</w:t>
       </w:r>
       <w:r>
         <w:rPr>
           <w:b w:val="0"/>
         </w:rPr>
-        <w:t xml:space="preserve"> on a numerical score</w:t>
+        <w:t xml:space="preserve"> layer receives that transformed value, not the original </w:t>
+      </w:r>
+      <w:r>
+        <w:rPr>
+          <w:b/>
+        </w:rPr>
+        <w:t>input</w:t>
+      </w:r>
+      <w:r>
+        <w:rPr>
+          <w:b w:val="0"/>
+        </w:rPr>
+        <w:t xml:space="preserve">. </w:t>
+      </w:r>
+      <w:r>
+        <w:rPr>
+          <w:b/>
+        </w:rPr>
+        <w:t>Input</w:t>
+      </w:r>
+      <w:r>
+        <w:rPr>
+          <w:b w:val="0"/>
+        </w:rPr>
+        <w:t>s one and three therefore both deliver zero to the final layer and produce two.</w:t>
+      </w:r>
+    </w:p>
+    <w:p>
+      <w:pPr>
+        <w:spacing w:line="336" w:lineRule="auto" w:after="180"/>
+      </w:pPr>
+      <w:r>
+        <w:rPr>
+          <w:b w:val="0"/>
+        </w:rPr>
+        <w:t xml:space="preserve">Replacing </w:t>
+      </w:r>
+      <w:r>
+        <w:rPr>
+          <w:b/>
+        </w:rPr>
+        <w:t>ReLU</w:t>
+      </w:r>
+      <w:r>
+        <w:rPr>
+          <w:b w:val="0"/>
+        </w:rPr>
+        <w:t xml:space="preserve"> with identity changes the procedure: negative intermediate values now remain available to the next layer.</w:t>
+      </w:r>
+    </w:p>
+    <w:p>
+      <w:pPr>
+        <w:pStyle w:val="Heading2"/>
+      </w:pPr>
+      <w:r>
+        <w:t>Changed-case question and optional hint</w:t>
       </w:r>
     </w:p>
     <w:p>
@@ -4301,7 +5053,47 @@
         <w:pStyle w:val="Heading3"/>
       </w:pPr>
       <w:r>
-        <w:t>My deciding step, evidence and one remaining question</w:t>
+        <w:t>Practice 2: explain the deciding evidence</w:t>
+      </w:r>
+    </w:p>
+    <w:p>
+      <w:pPr>
+        <w:pStyle w:val="ListBullet"/>
+      </w:pPr>
+      <w:r>
+        <w:t>Changed-case practice: Replace ReLU with identity. Which conclusion is supported by the supplied facts?</w:t>
+      </w:r>
+    </w:p>
+    <w:p>
+      <w:pPr>
+        <w:pStyle w:val="ListBullet"/>
+      </w:pPr>
+      <w:r>
+        <w:t>1. This one example guarantees correct results for every future input.</w:t>
+      </w:r>
+    </w:p>
+    <w:p>
+      <w:pPr>
+        <w:pStyle w:val="ListBullet"/>
+      </w:pPr>
+      <w:r>
+        <w:t>2. h becomes -2, 0, 1 and outputs become -4, 2, 5.</w:t>
+      </w:r>
+    </w:p>
+    <w:p>
+      <w:pPr>
+        <w:pStyle w:val="ListBullet"/>
+      </w:pPr>
+      <w:r>
+        <w:t>3. We can decide the result without examining the changed input or the procedure.</w:t>
+      </w:r>
+    </w:p>
+    <w:p>
+      <w:pPr>
+        <w:pStyle w:val="Heading3"/>
+      </w:pPr>
+      <w:r>
+        <w:t>My selected conclusion, deciding fact and explanation</w:t>
       </w:r>
     </w:p>
     <w:p>
@@ -4331,37 +5123,199 @@
     </w:p>
     <w:p>
       <w:pPr>
+        <w:pStyle w:val="ListBullet"/>
+      </w:pPr>
+      <w:r>
+        <w:t>Hint if needed: Use the changed condition and the deciding step in the pictorial trace. The answer must say what follows from those facts.</w:t>
+      </w:r>
+    </w:p>
+    <w:p>
+      <w:pPr>
+        <w:pStyle w:val="Heading2"/>
+      </w:pPr>
+      <w:r>
+        <w:t>Check after the changed attempt · reference / check after trying</w:t>
+      </w:r>
+    </w:p>
+    <w:p>
+      <w:pPr>
         <w:spacing w:line="336" w:lineRule="auto" w:after="180"/>
       </w:pPr>
       <w:r>
         <w:rPr>
           <w:b w:val="0"/>
         </w:rPr>
-        <w:t xml:space="preserve">If you are unsure, return to the worked picture and explain one arrow. If you are ready, change an </w:t>
+        <w:t xml:space="preserve">After your attempt, compare with the supported explanation: h becomes -2, 0, 1 and </w:t>
       </w:r>
       <w:r>
         <w:rPr>
           <w:b/>
         </w:rPr>
+        <w:t>output</w:t>
+      </w:r>
+      <w:r>
+        <w:rPr>
+          <w:b w:val="0"/>
+        </w:rPr>
+        <w:t>s become -4, 2, 5. Identity retains the negative intermediate value instead of clipping it.</w:t>
+      </w:r>
+    </w:p>
+    <w:p>
+      <w:pPr>
+        <w:pStyle w:val="Heading2"/>
+      </w:pPr>
+      <w:r>
+        <w:t>Repair and retain the record</w:t>
+      </w:r>
+    </w:p>
+    <w:p>
+      <w:pPr>
+        <w:spacing w:line="336" w:lineRule="auto" w:after="180"/>
+      </w:pPr>
+      <w:r>
+        <w:rPr>
+          <w:b w:val="0"/>
+        </w:rPr>
+        <w:t>Review Bias terms and decision boundaries (ai-5/3). Goal: Calculate a weighted score with a bias term. Short practice: Is B positive under the original or changed model?</w:t>
+      </w:r>
+    </w:p>
+    <w:p>
+      <w:pPr>
+        <w:spacing w:line="336" w:lineRule="auto" w:after="180"/>
+      </w:pPr>
+      <w:r>
+        <w:rPr>
+          <w:b w:val="0"/>
+        </w:rPr>
+        <w:t xml:space="preserve">Point to the relevant step in the picture, then write the changed result and the rule or </w:t>
+      </w:r>
+      <w:r>
+        <w:rPr>
+          <w:b/>
+        </w:rPr>
+        <w:t>evidence</w:t>
+      </w:r>
+      <w:r>
+        <w:rPr>
+          <w:b w:val="0"/>
+        </w:rPr>
+        <w:t xml:space="preserve"> that supports it.. Return to this week and explain what you changed.</w:t>
+      </w:r>
+    </w:p>
+    <w:p>
+      <w:pPr>
+        <w:spacing w:line="336" w:lineRule="auto" w:after="180"/>
+      </w:pPr>
+      <w:r>
+        <w:rPr>
+          <w:b w:val="0"/>
+        </w:rPr>
+        <w:t xml:space="preserve">Review Representing </w:t>
+      </w:r>
+      <w:r>
+        <w:rPr>
+          <w:b/>
+        </w:rPr>
         <w:t>input</w:t>
       </w:r>
       <w:r>
         <w:rPr>
           <w:b w:val="0"/>
         </w:rPr>
-        <w:t xml:space="preserve"> or assumption and justify your </w:t>
+        <w:t xml:space="preserve">s as vectors (ai-5/1). Goal: Encode a record using a fixed feature order and units. Short practice: Why does equal total brightness not make A and B identical </w:t>
       </w:r>
       <w:r>
         <w:rPr>
           <w:b/>
         </w:rPr>
+        <w:t>input</w:t>
+      </w:r>
+      <w:r>
+        <w:rPr>
+          <w:b w:val="0"/>
+        </w:rPr>
+        <w:t>s?</w:t>
+      </w:r>
+    </w:p>
+    <w:p>
+      <w:pPr>
+        <w:spacing w:line="336" w:lineRule="auto" w:after="180"/>
+      </w:pPr>
+      <w:r>
+        <w:rPr>
+          <w:b w:val="0"/>
+        </w:rPr>
+        <w:t xml:space="preserve">Point to the relevant step in the picture, then write the changed result and the rule or </w:t>
+      </w:r>
+      <w:r>
+        <w:rPr>
+          <w:b/>
+        </w:rPr>
+        <w:t>evidence</w:t>
+      </w:r>
+      <w:r>
+        <w:rPr>
+          <w:b w:val="0"/>
+        </w:rPr>
+        <w:t xml:space="preserve"> that supports it.. Return to this week and explain what you changed.</w:t>
+      </w:r>
+    </w:p>
+    <w:p>
+      <w:pPr>
+        <w:spacing w:line="336" w:lineRule="auto" w:after="180"/>
+      </w:pPr>
+      <w:r>
+        <w:rPr>
+          <w:b w:val="0"/>
+        </w:rPr>
+        <w:t xml:space="preserve">The browser lab lets you edit the supported Python examples already included in this lesson. Predict first, run, inspect the actual </w:t>
+      </w:r>
+      <w:r>
+        <w:rPr>
+          <w:b/>
+        </w:rPr>
+        <w:t>output</w:t>
+      </w:r>
+      <w:r>
+        <w:rPr>
+          <w:b w:val="0"/>
+        </w:rPr>
+        <w:t xml:space="preserve"> or error, change one </w:t>
+      </w:r>
+      <w:r>
+        <w:rPr>
+          <w:b/>
+        </w:rPr>
+        <w:t>input</w:t>
+      </w:r>
+      <w:r>
+        <w:rPr>
+          <w:b w:val="0"/>
+        </w:rPr>
+        <w:t>, then run again.</w:t>
+      </w:r>
+    </w:p>
+    <w:p>
+      <w:pPr>
+        <w:spacing w:line="336" w:lineRule="auto" w:after="180"/>
+      </w:pPr>
+      <w:r>
+        <w:rPr>
+          <w:b w:val="0"/>
+        </w:rPr>
+        <w:t xml:space="preserve">Keep code, </w:t>
+      </w:r>
+      <w:r>
+        <w:rPr>
+          <w:b/>
+        </w:rPr>
         <w:t>prediction</w:t>
       </w:r>
       <w:r>
         <w:rPr>
           <w:b w:val="0"/>
         </w:rPr>
-        <w:t>.</w:t>
+        <w:t>s, actual results and a reasoned revision together. On paper, label your result as a trace rather than an execution.</w:t>
       </w:r>
     </w:p>
     <w:p>
@@ -4372,7 +5326,7 @@
         <w:rPr>
           <w:b w:val="0"/>
         </w:rPr>
-        <w:t xml:space="preserve">Save your workbook </w:t>
+        <w:t xml:space="preserve">Use Download completed work in the hosted lesson to export your answers, reflections, practice feedback and code-run </w:t>
       </w:r>
       <w:r>
         <w:rPr>
@@ -4384,7 +5338,61 @@
         <w:rPr>
           <w:b w:val="0"/>
         </w:rPr>
-        <w:t>. At the next review, try a different case before opening your old answer.</w:t>
+        <w:t>. Open the HTML copy to read or print it.</w:t>
+      </w:r>
+    </w:p>
+    <w:p>
+      <w:pPr>
+        <w:spacing w:line="336" w:lineRule="auto" w:after="180"/>
+      </w:pPr>
+      <w:r>
+        <w:rPr>
+          <w:b w:val="0"/>
+        </w:rPr>
+        <w:t>Drafts stay in this browser when storage is available; clear drafts on a shared device.</w:t>
+      </w:r>
+    </w:p>
+    <w:p>
+      <w:pPr>
+        <w:pStyle w:val="Heading2"/>
+      </w:pPr>
+      <w:r>
+        <w:t>Earlier wording, alternatives and picture transcripts · reference / check after trying</w:t>
+      </w:r>
+    </w:p>
+    <w:p>
+      <w:pPr>
+        <w:spacing w:line="336" w:lineRule="auto" w:after="180"/>
+      </w:pPr>
+      <w:r>
+        <w:rPr>
+          <w:b w:val="0"/>
+        </w:rPr>
+        <w:t>Use this supported practice once, in the browser or on paper. Keep the reserved independent assessment for a separate first attempt before teacher feedback.</w:t>
+      </w:r>
+    </w:p>
+    <w:p>
+      <w:pPr>
+        <w:pStyle w:val="Heading3"/>
+      </w:pPr>
+      <w:r>
+        <w:t>Repair a missing building block</w:t>
+      </w:r>
+    </w:p>
+    <w:p>
+      <w:pPr>
+        <w:pStyle w:val="Heading3"/>
+      </w:pPr>
+      <w:r>
+        <w:t>Predict, run and debug</w:t>
+      </w:r>
+    </w:p>
+    <w:p>
+      <w:pPr>
+        <w:pStyle w:val="Heading3"/>
+      </w:pPr>
+      <w:r>
+        <w:t>Keep your completed work</w:t>
       </w:r>
     </w:p>
     <w:p>
@@ -4392,729 +5400,17 @@
         <w:pStyle w:val="Heading1"/>
       </w:pPr>
       <w:r>
-        <w:t>17. Supported practice, repair and portfolio</w:t>
-      </w:r>
-    </w:p>
-    <w:p>
-      <w:r>
-        <w:t>Attempt supported questions before using hints or feedback. Review a missing building block, then keep the completed work.</w:t>
-      </w:r>
-    </w:p>
-    <w:p>
-      <w:pPr>
-        <w:spacing w:line="336" w:lineRule="auto" w:after="180"/>
-      </w:pPr>
-      <w:r>
-        <w:rPr>
-          <w:b w:val="0"/>
-        </w:rPr>
-        <w:t>Use this supported practice once, in the browser or on paper. Keep the reserved independent assessment for a separate first attempt before teacher feedback.</w:t>
-      </w:r>
-    </w:p>
-    <w:p>
-      <w:pPr>
-        <w:spacing w:line="336" w:lineRule="auto" w:after="180"/>
-      </w:pPr>
-      <w:r>
-        <w:rPr>
-          <w:b w:val="0"/>
-        </w:rPr>
-        <w:t xml:space="preserve">See what </w:t>
-      </w:r>
-      <w:r>
-        <w:rPr>
-          <w:b/>
-        </w:rPr>
-        <w:t>ReLU</w:t>
-      </w:r>
-      <w:r>
-        <w:rPr>
-          <w:b w:val="0"/>
-        </w:rPr>
-        <w:t xml:space="preserve"> removes before the next weighted step.</w:t>
-      </w:r>
-    </w:p>
-    <w:p>
-      <w:pPr>
-        <w:pStyle w:val="Heading3"/>
-      </w:pPr>
-      <w:r>
-        <w:t>Practice 1: explain the deciding evidence</w:t>
-      </w:r>
-    </w:p>
-    <w:p>
-      <w:pPr>
-        <w:spacing w:line="336" w:lineRule="auto" w:after="180"/>
-      </w:pPr>
-      <w:r>
-        <w:rPr>
-          <w:b w:val="0"/>
-        </w:rPr>
-        <w:t xml:space="preserve">Which labelled step matches this detail? y values are 2, 2, 5; x = 1 and x = 3 collapse to the same </w:t>
-      </w:r>
-      <w:r>
-        <w:rPr>
-          <w:b/>
-        </w:rPr>
-        <w:t>output</w:t>
-      </w:r>
-      <w:r>
-        <w:rPr>
-          <w:b w:val="0"/>
-        </w:rPr>
-        <w:t>.</w:t>
-      </w:r>
-    </w:p>
-    <w:p>
-      <w:pPr>
-        <w:spacing w:line="336" w:lineRule="auto" w:after="180"/>
-        <w:shd w:fill="F4F9FC"/>
-      </w:pPr>
-      <w:r>
-        <w:rPr>
-          <w:b w:val="0"/>
-        </w:rPr>
-        <w:t xml:space="preserve">1. Apply </w:t>
-      </w:r>
-      <w:r>
-        <w:rPr>
-          <w:b/>
-        </w:rPr>
-        <w:t>ReLU</w:t>
-      </w:r>
-    </w:p>
-    <w:p>
-      <w:pPr>
-        <w:spacing w:line="336" w:lineRule="auto" w:after="180"/>
-        <w:shd w:fill="F4F9FC"/>
-      </w:pPr>
-      <w:r>
-        <w:rPr>
-          <w:b w:val="0"/>
-        </w:rPr>
-        <w:t xml:space="preserve">2. Compute </w:t>
-      </w:r>
-      <w:r>
-        <w:rPr>
-          <w:b/>
-        </w:rPr>
-        <w:t>output</w:t>
-      </w:r>
-    </w:p>
-    <w:p>
-      <w:pPr>
-        <w:spacing w:line="336" w:lineRule="auto" w:after="180"/>
-        <w:shd w:fill="F4F9FC"/>
-      </w:pPr>
-      <w:r>
-        <w:rPr>
-          <w:b w:val="0"/>
-        </w:rPr>
-        <w:t>3. Compute preactivation</w:t>
-      </w:r>
-    </w:p>
-    <w:p>
-      <w:pPr>
-        <w:pStyle w:val="Heading3"/>
-      </w:pPr>
-      <w:r>
-        <w:t>My selected conclusion, deciding fact and explanation</w:t>
-      </w:r>
-    </w:p>
-    <w:p>
-      <w:r>
-        <w:t>________________________________________________________________</w:t>
-      </w:r>
-    </w:p>
-    <w:p>
-      <w:r>
-        <w:t>________________________________________________________________</w:t>
-      </w:r>
-    </w:p>
-    <w:p>
-      <w:r>
-        <w:t>________________________________________________________________</w:t>
-      </w:r>
-    </w:p>
-    <w:p>
-      <w:r>
-        <w:t>________________________________________________________________</w:t>
-      </w:r>
-    </w:p>
-    <w:p>
-      <w:r>
-        <w:t>________________________________________________________________</w:t>
-      </w:r>
-    </w:p>
-    <w:p>
-      <w:pPr>
-        <w:pStyle w:val="Heading3"/>
-      </w:pPr>
-      <w:r>
-        <w:t>Hint · try first</w:t>
-      </w:r>
-    </w:p>
-    <w:p>
-      <w:pPr>
-        <w:spacing w:line="336" w:lineRule="auto" w:after="180"/>
-        <w:shd w:fill="F1F6F8"/>
-      </w:pPr>
-      <w:r>
-        <w:rPr>
-          <w:b w:val="0"/>
-        </w:rPr>
-        <w:t>Hint if needed: Read the steps in the pictorial case. Match the supplied detail to the stage that performs or records it.</w:t>
-      </w:r>
-    </w:p>
-    <w:p>
-      <w:pPr>
-        <w:pStyle w:val="Heading3"/>
-      </w:pPr>
-      <w:r>
-        <w:t>Feedback · compare after trying</w:t>
-      </w:r>
-    </w:p>
-    <w:p>
-      <w:pPr>
-        <w:spacing w:line="336" w:lineRule="auto" w:after="180"/>
-        <w:shd w:fill="F1F6FC"/>
-      </w:pPr>
-      <w:r>
-        <w:rPr>
-          <w:b w:val="0"/>
-        </w:rPr>
-        <w:t xml:space="preserve">After your attempt, compare with the supported explanation: Compute </w:t>
-      </w:r>
-      <w:r>
-        <w:rPr>
-          <w:b/>
-        </w:rPr>
-        <w:t>output</w:t>
-      </w:r>
-      <w:r>
-        <w:rPr>
-          <w:b w:val="0"/>
-        </w:rPr>
-        <w:t xml:space="preserve"> y values are 2, 2, 5; x = 1 and x = 3 collapse to the same </w:t>
-      </w:r>
-      <w:r>
-        <w:rPr>
-          <w:b/>
-        </w:rPr>
-        <w:t>output</w:t>
-      </w:r>
-      <w:r>
-        <w:rPr>
-          <w:b w:val="0"/>
-        </w:rPr>
-        <w:t xml:space="preserve">. </w:t>
-      </w:r>
-      <w:r>
-        <w:rPr>
-          <w:b/>
-        </w:rPr>
-        <w:t>ReLU</w:t>
-      </w:r>
-      <w:r>
-        <w:rPr>
-          <w:b w:val="0"/>
-        </w:rPr>
-        <w:t xml:space="preserve"> means keep a positive value and replace a negative one with zero.</w:t>
-      </w:r>
-    </w:p>
-    <w:p>
-      <w:pPr>
-        <w:spacing w:line="336" w:lineRule="auto" w:after="180"/>
-        <w:shd w:fill="F1F6FC"/>
-      </w:pPr>
-      <w:r>
-        <w:rPr>
-          <w:b w:val="0"/>
-        </w:rPr>
-        <w:t xml:space="preserve">The </w:t>
-      </w:r>
-      <w:r>
-        <w:rPr>
-          <w:b/>
-        </w:rPr>
-        <w:t>output</w:t>
-      </w:r>
-      <w:r>
-        <w:rPr>
-          <w:b w:val="0"/>
-        </w:rPr>
-        <w:t xml:space="preserve"> layer receives that transformed value, not the original </w:t>
-      </w:r>
-      <w:r>
-        <w:rPr>
-          <w:b/>
-        </w:rPr>
-        <w:t>input</w:t>
-      </w:r>
-      <w:r>
-        <w:rPr>
-          <w:b w:val="0"/>
-        </w:rPr>
-        <w:t xml:space="preserve">. </w:t>
-      </w:r>
-      <w:r>
-        <w:rPr>
-          <w:b/>
-        </w:rPr>
-        <w:t>Input</w:t>
-      </w:r>
-      <w:r>
-        <w:rPr>
-          <w:b w:val="0"/>
-        </w:rPr>
-        <w:t>s one and three therefore both deliver zero to the final layer and produce two.</w:t>
-      </w:r>
-    </w:p>
-    <w:p>
-      <w:pPr>
-        <w:spacing w:line="336" w:lineRule="auto" w:after="180"/>
-        <w:shd w:fill="F1F6FC"/>
-      </w:pPr>
-      <w:r>
-        <w:rPr>
-          <w:b w:val="0"/>
-        </w:rPr>
-        <w:t xml:space="preserve">Replacing </w:t>
-      </w:r>
-      <w:r>
-        <w:rPr>
-          <w:b/>
-        </w:rPr>
-        <w:t>ReLU</w:t>
-      </w:r>
-      <w:r>
-        <w:rPr>
-          <w:b w:val="0"/>
-        </w:rPr>
-        <w:t xml:space="preserve"> with identity changes the procedure: negative intermediate values now remain available to the next layer.</w:t>
-      </w:r>
-    </w:p>
-    <w:p>
-      <w:pPr>
-        <w:pStyle w:val="Heading3"/>
-      </w:pPr>
-      <w:r>
-        <w:t>Practice 2: explain the deciding evidence</w:t>
-      </w:r>
-    </w:p>
-    <w:p>
-      <w:pPr>
-        <w:pStyle w:val="Heading3"/>
-      </w:pPr>
-      <w:r>
-        <w:t>Changed case · predict first</w:t>
-      </w:r>
-    </w:p>
-    <w:p>
-      <w:pPr>
-        <w:spacing w:line="336" w:lineRule="auto" w:after="180"/>
-        <w:shd w:fill="F5F1FB"/>
-      </w:pPr>
-      <w:r>
-        <w:rPr>
-          <w:b w:val="0"/>
-        </w:rPr>
-        <w:t xml:space="preserve">Changed-case practice: Replace </w:t>
-      </w:r>
-      <w:r>
-        <w:rPr>
-          <w:b/>
-        </w:rPr>
-        <w:t>ReLU</w:t>
-      </w:r>
-      <w:r>
-        <w:rPr>
-          <w:b w:val="0"/>
-        </w:rPr>
-        <w:t xml:space="preserve"> with identity. Which conclusion is supported by the supplied facts?</w:t>
-      </w:r>
-    </w:p>
-    <w:p>
-      <w:pPr>
-        <w:spacing w:line="336" w:lineRule="auto" w:after="180"/>
-        <w:shd w:fill="F4F9FC"/>
-      </w:pPr>
-      <w:r>
-        <w:rPr>
-          <w:b w:val="0"/>
-        </w:rPr>
-        <w:t xml:space="preserve">1. This one example guarantees correct results for every future </w:t>
-      </w:r>
-      <w:r>
-        <w:rPr>
-          <w:b/>
-        </w:rPr>
-        <w:t>input</w:t>
-      </w:r>
-      <w:r>
-        <w:rPr>
-          <w:b w:val="0"/>
-        </w:rPr>
-        <w:t>.</w:t>
-      </w:r>
-    </w:p>
-    <w:p>
-      <w:pPr>
-        <w:spacing w:line="336" w:lineRule="auto" w:after="180"/>
-        <w:shd w:fill="F4F9FC"/>
-      </w:pPr>
-      <w:r>
-        <w:rPr>
-          <w:b w:val="0"/>
-        </w:rPr>
-        <w:t xml:space="preserve">2. h becomes -2, 0, 1 and </w:t>
-      </w:r>
-      <w:r>
-        <w:rPr>
-          <w:b/>
-        </w:rPr>
-        <w:t>output</w:t>
-      </w:r>
-      <w:r>
-        <w:rPr>
-          <w:b w:val="0"/>
-        </w:rPr>
-        <w:t>s become -4, 2, 5.</w:t>
-      </w:r>
-    </w:p>
-    <w:p>
-      <w:pPr>
-        <w:spacing w:line="336" w:lineRule="auto" w:after="180"/>
-        <w:shd w:fill="F4F9FC"/>
-      </w:pPr>
-      <w:r>
-        <w:rPr>
-          <w:b w:val="0"/>
-        </w:rPr>
-        <w:t xml:space="preserve">3. We can decide the result without examining the changed </w:t>
-      </w:r>
-      <w:r>
-        <w:rPr>
-          <w:b/>
-        </w:rPr>
-        <w:t>input</w:t>
-      </w:r>
-      <w:r>
-        <w:rPr>
-          <w:b w:val="0"/>
-        </w:rPr>
-        <w:t xml:space="preserve"> or the procedure.</w:t>
-      </w:r>
-    </w:p>
-    <w:p>
-      <w:pPr>
-        <w:pStyle w:val="Heading3"/>
-      </w:pPr>
-      <w:r>
-        <w:t>My selected conclusion, deciding fact and explanation</w:t>
-      </w:r>
-    </w:p>
-    <w:p>
-      <w:r>
-        <w:t>________________________________________________________________</w:t>
-      </w:r>
-    </w:p>
-    <w:p>
-      <w:r>
-        <w:t>________________________________________________________________</w:t>
-      </w:r>
-    </w:p>
-    <w:p>
-      <w:r>
-        <w:t>________________________________________________________________</w:t>
-      </w:r>
-    </w:p>
-    <w:p>
-      <w:r>
-        <w:t>________________________________________________________________</w:t>
-      </w:r>
-    </w:p>
-    <w:p>
-      <w:r>
-        <w:t>________________________________________________________________</w:t>
-      </w:r>
-    </w:p>
-    <w:p>
-      <w:pPr>
-        <w:pStyle w:val="Heading3"/>
-      </w:pPr>
-      <w:r>
-        <w:t>Hint · try first</w:t>
-      </w:r>
-    </w:p>
-    <w:p>
-      <w:pPr>
-        <w:spacing w:line="336" w:lineRule="auto" w:after="180"/>
-        <w:shd w:fill="F1F6F8"/>
-      </w:pPr>
-      <w:r>
-        <w:rPr>
-          <w:b w:val="0"/>
-        </w:rPr>
-        <w:t>Hint if needed: Use the changed condition and the deciding step in the pictorial trace. The answer must say what follows from those facts.</w:t>
-      </w:r>
-    </w:p>
-    <w:p>
-      <w:pPr>
-        <w:pStyle w:val="Heading3"/>
-      </w:pPr>
-      <w:r>
-        <w:t>Feedback · compare after trying</w:t>
-      </w:r>
-    </w:p>
-    <w:p>
-      <w:pPr>
-        <w:spacing w:line="336" w:lineRule="auto" w:after="180"/>
-        <w:shd w:fill="F1F6FC"/>
-      </w:pPr>
-      <w:r>
-        <w:rPr>
-          <w:b w:val="0"/>
-        </w:rPr>
-        <w:t xml:space="preserve">After your attempt, compare with the supported explanation: h becomes -2, 0, 1 and </w:t>
-      </w:r>
-      <w:r>
-        <w:rPr>
-          <w:b/>
-        </w:rPr>
-        <w:t>output</w:t>
-      </w:r>
-      <w:r>
-        <w:rPr>
-          <w:b w:val="0"/>
-        </w:rPr>
-        <w:t>s become -4, 2, 5. Identity retains the negative intermediate value instead of clipping it.</w:t>
-      </w:r>
-    </w:p>
-    <w:p>
-      <w:pPr>
-        <w:pStyle w:val="Heading3"/>
-      </w:pPr>
-      <w:r>
-        <w:t>Repair a missing building block</w:t>
-      </w:r>
-    </w:p>
-    <w:p>
-      <w:pPr>
-        <w:spacing w:line="336" w:lineRule="auto" w:after="180"/>
-      </w:pPr>
-      <w:r>
-        <w:rPr>
-          <w:b w:val="0"/>
-        </w:rPr>
-        <w:t>Review Bias terms and decision boundaries (ai-5/3). Goal: Calculate a weighted score with a bias term. Short practice: Is B positive under the original or changed model?</w:t>
-      </w:r>
-    </w:p>
-    <w:p>
-      <w:pPr>
-        <w:spacing w:line="336" w:lineRule="auto" w:after="180"/>
-      </w:pPr>
-      <w:r>
-        <w:rPr>
-          <w:b w:val="0"/>
-        </w:rPr>
-        <w:t xml:space="preserve">Point to the relevant step in the picture, then write the changed result and the rule or </w:t>
-      </w:r>
-      <w:r>
-        <w:rPr>
-          <w:b/>
-        </w:rPr>
-        <w:t>evidence</w:t>
-      </w:r>
-      <w:r>
-        <w:rPr>
-          <w:b w:val="0"/>
-        </w:rPr>
-        <w:t xml:space="preserve"> that supports it.. Return to this week and explain what you changed.</w:t>
-      </w:r>
-    </w:p>
-    <w:p>
-      <w:pPr>
-        <w:spacing w:line="336" w:lineRule="auto" w:after="180"/>
-      </w:pPr>
-      <w:r>
-        <w:rPr>
-          <w:b w:val="0"/>
-        </w:rPr>
-        <w:t xml:space="preserve">Review Representing </w:t>
-      </w:r>
-      <w:r>
-        <w:rPr>
-          <w:b/>
-        </w:rPr>
-        <w:t>input</w:t>
-      </w:r>
-      <w:r>
-        <w:rPr>
-          <w:b w:val="0"/>
-        </w:rPr>
-        <w:t xml:space="preserve">s as vectors (ai-5/1). Goal: Encode a record using a fixed feature order and units. Short practice: Why does equal total brightness not make A and B identical </w:t>
-      </w:r>
-      <w:r>
-        <w:rPr>
-          <w:b/>
-        </w:rPr>
-        <w:t>input</w:t>
-      </w:r>
-      <w:r>
-        <w:rPr>
-          <w:b w:val="0"/>
-        </w:rPr>
-        <w:t>s?</w:t>
-      </w:r>
-    </w:p>
-    <w:p>
-      <w:pPr>
-        <w:spacing w:line="336" w:lineRule="auto" w:after="180"/>
-      </w:pPr>
-      <w:r>
-        <w:rPr>
-          <w:b w:val="0"/>
-        </w:rPr>
-        <w:t xml:space="preserve">Point to the relevant step in the picture, then write the changed result and the rule or </w:t>
-      </w:r>
-      <w:r>
-        <w:rPr>
-          <w:b/>
-        </w:rPr>
-        <w:t>evidence</w:t>
-      </w:r>
-      <w:r>
-        <w:rPr>
-          <w:b w:val="0"/>
-        </w:rPr>
-        <w:t xml:space="preserve"> that supports it.. Return to this week and explain what you changed.</w:t>
-      </w:r>
-    </w:p>
-    <w:p>
-      <w:pPr>
-        <w:pStyle w:val="Heading3"/>
-      </w:pPr>
-      <w:r>
-        <w:t>Predict, run and debug</w:t>
-      </w:r>
-    </w:p>
-    <w:p>
-      <w:pPr>
-        <w:spacing w:line="336" w:lineRule="auto" w:after="180"/>
-      </w:pPr>
-      <w:r>
-        <w:rPr>
-          <w:b w:val="0"/>
-        </w:rPr>
-        <w:t xml:space="preserve">The browser lab lets you edit the supported Python examples already included in this lesson. Predict first, run, inspect the actual </w:t>
-      </w:r>
-      <w:r>
-        <w:rPr>
-          <w:b/>
-        </w:rPr>
-        <w:t>output</w:t>
-      </w:r>
-      <w:r>
-        <w:rPr>
-          <w:b w:val="0"/>
-        </w:rPr>
-        <w:t xml:space="preserve"> or error, change one </w:t>
-      </w:r>
-      <w:r>
-        <w:rPr>
-          <w:b/>
-        </w:rPr>
-        <w:t>input</w:t>
-      </w:r>
-      <w:r>
-        <w:rPr>
-          <w:b w:val="0"/>
-        </w:rPr>
-        <w:t>, then run again.</w:t>
-      </w:r>
-    </w:p>
-    <w:p>
-      <w:pPr>
-        <w:spacing w:line="336" w:lineRule="auto" w:after="180"/>
-      </w:pPr>
-      <w:r>
-        <w:rPr>
-          <w:b w:val="0"/>
-        </w:rPr>
-        <w:t xml:space="preserve">Keep code, </w:t>
-      </w:r>
-      <w:r>
-        <w:rPr>
-          <w:b/>
-        </w:rPr>
-        <w:t>prediction</w:t>
-      </w:r>
-      <w:r>
-        <w:rPr>
-          <w:b w:val="0"/>
-        </w:rPr>
-        <w:t>s, actual results and a reasoned revision together. On paper, label your result as a trace rather than an execution.</w:t>
-      </w:r>
-    </w:p>
-    <w:p>
-      <w:pPr>
-        <w:pStyle w:val="Heading3"/>
-      </w:pPr>
-      <w:r>
-        <w:t>Keep your completed work</w:t>
-      </w:r>
-    </w:p>
-    <w:p>
-      <w:pPr>
-        <w:spacing w:line="336" w:lineRule="auto" w:after="180"/>
-      </w:pPr>
-      <w:r>
-        <w:rPr>
-          <w:b w:val="0"/>
-        </w:rPr>
-        <w:t xml:space="preserve">Use Download completed work in the hosted lesson to export your answers, reflections, practice feedback and code-run </w:t>
-      </w:r>
-      <w:r>
-        <w:rPr>
-          <w:b/>
-        </w:rPr>
-        <w:t>evidence</w:t>
-      </w:r>
-      <w:r>
-        <w:rPr>
-          <w:b w:val="0"/>
-        </w:rPr>
-        <w:t>. Open the HTML copy to read or print it.</w:t>
-      </w:r>
-    </w:p>
-    <w:p>
-      <w:pPr>
-        <w:spacing w:line="336" w:lineRule="auto" w:after="180"/>
-      </w:pPr>
-      <w:r>
-        <w:rPr>
-          <w:b w:val="0"/>
-        </w:rPr>
-        <w:t>Drafts stay in this browser when storage is available; clear drafts on a shared device.</w:t>
-      </w:r>
-    </w:p>
-    <w:p>
-      <w:pPr>
-        <w:pStyle w:val="Heading1"/>
-      </w:pPr>
-      <w:r>
-        <w:t>18. Visual concept journey</w:t>
-      </w:r>
-    </w:p>
-    <w:p>
-      <w:r>
-        <w:t>Explain each Activation functions graphic using its labels, deciding evidence and relevant limitation.</w:t>
-      </w:r>
-    </w:p>
-    <w:p>
-      <w:pPr>
-        <w:pStyle w:val="Heading3"/>
+        <w:t>18. Reference · Six-picture concept journey</w:t>
+      </w:r>
+    </w:p>
+    <w:p>
+      <w:r>
+        <w:t>Choose the picture that supports the current explanation.</w:t>
+      </w:r>
+    </w:p>
+    <w:p>
+      <w:pPr>
+        <w:pStyle w:val="Heading2"/>
       </w:pPr>
       <w:r>
         <w:t>01. Activation functions: the case</w:t>
@@ -5125,7 +5421,7 @@
         <w:drawing>
           <wp:inline xmlns:a="http://schemas.openxmlformats.org/drawingml/2006/main" xmlns:pic="http://schemas.openxmlformats.org/drawingml/2006/picture">
             <wp:extent cx="5486400" cy="2840736"/>
-            <wp:docPr id="3" name="Picture 3" descr="See what ReLU removes before the next weighted step. Supplied facts: Toy network z=x-3; h=max(0, z); y=3h+2. Inputs x=1, 3, 4. All inputs and outcomes in this worked example are invented classroom data; no real model run is claimed."/>
+            <wp:docPr id="6" name="Picture 6" descr="See what ReLU removes before the next weighted step. Supplied facts: Toy network z=x-3; h=max(0, z); y=3h+2. Inputs x=1, 3, 4. All inputs and outcomes in this worked example are invented classroom data; no real model run is claimed."/>
             <wp:cNvGraphicFramePr>
               <a:graphicFrameLocks noChangeAspect="1"/>
             </wp:cNvGraphicFramePr>
@@ -5137,7 +5433,7 @@
                     <pic:cNvPicPr/>
                   </pic:nvPicPr>
                   <pic:blipFill>
-                    <a:blip r:embed="rId11"/>
+                    <a:blip r:embed="rId14"/>
                     <a:stretch>
                       <a:fillRect/>
                     </a:stretch>
@@ -5217,7 +5513,6 @@
     <w:p>
       <w:pPr>
         <w:spacing w:line="336" w:lineRule="auto" w:after="180"/>
-        <w:shd w:fill="F5F1FB"/>
       </w:pPr>
       <w:r>
         <w:rPr>
@@ -5228,7 +5523,7 @@
     </w:p>
     <w:p>
       <w:pPr>
-        <w:pStyle w:val="Heading3"/>
+        <w:pStyle w:val="Heading2"/>
       </w:pPr>
       <w:r>
         <w:t>02. Follow the deciding steps</w:t>
@@ -5239,7 +5534,7 @@
         <w:drawing>
           <wp:inline xmlns:a="http://schemas.openxmlformats.org/drawingml/2006/main" xmlns:pic="http://schemas.openxmlformats.org/drawingml/2006/picture">
             <wp:extent cx="5486400" cy="3182112"/>
-            <wp:docPr id="4" name="Picture 4" descr="Compute preactivation: z values are -2, 0, 1. → Apply ReLU: h values are 0, 0, 1; the negative value is replaced by0. → Compute output: y values are 2, 2, 5; x = 1 and x = 3 collapse to the same output."/>
+            <wp:docPr id="7" name="Picture 7" descr="Compute preactivation: z values are -2, 0, 1. → Apply ReLU: h values are 0, 0, 1; the negative value is replaced by0. → Compute output: y values are 2, 2, 5; x = 1 and x = 3 collapse to the same output."/>
             <wp:cNvGraphicFramePr>
               <a:graphicFrameLocks noChangeAspect="1"/>
             </wp:cNvGraphicFramePr>
@@ -5251,7 +5546,7 @@
                     <pic:cNvPicPr/>
                   </pic:nvPicPr>
                   <pic:blipFill>
-                    <a:blip r:embed="rId12"/>
+                    <a:blip r:embed="rId10"/>
                     <a:stretch>
                       <a:fillRect/>
                     </a:stretch>
@@ -5320,7 +5615,6 @@
     <w:p>
       <w:pPr>
         <w:spacing w:line="336" w:lineRule="auto" w:after="180"/>
-        <w:shd w:fill="F5F1FB"/>
       </w:pPr>
       <w:r>
         <w:rPr>
@@ -5343,7 +5637,7 @@
     </w:p>
     <w:p>
       <w:pPr>
-        <w:pStyle w:val="Heading3"/>
+        <w:pStyle w:val="Heading2"/>
       </w:pPr>
       <w:r>
         <w:t>03. ReLU hidden computation at x=1</w:t>
@@ -5354,7 +5648,7 @@
         <w:drawing>
           <wp:inline xmlns:a="http://schemas.openxmlformats.org/drawingml/2006/main" xmlns:pic="http://schemas.openxmlformats.org/drawingml/2006/picture">
             <wp:extent cx="5486400" cy="2834640"/>
-            <wp:docPr id="5" name="Picture 5" descr="ReLU hidden computation at x=1. Inputs: [1]; weights: [1]; bias: -3; activation: relu; output: 0."/>
+            <wp:docPr id="8" name="Picture 8" descr="ReLU hidden computation at x=1. Inputs: [1]; weights: [1]; bias: -3; activation: relu; output: 0."/>
             <wp:cNvGraphicFramePr>
               <a:graphicFrameLocks noChangeAspect="1"/>
             </wp:cNvGraphicFramePr>
@@ -5363,229 +5657,6 @@
                 <pic:pic>
                   <pic:nvPicPr>
                     <pic:cNvPr id="0" name="academy-story-ai-5-4-03.png"/>
-                    <pic:cNvPicPr/>
-                  </pic:nvPicPr>
-                  <pic:blipFill>
-                    <a:blip r:embed="rId13"/>
-                    <a:stretch>
-                      <a:fillRect/>
-                    </a:stretch>
-                  </pic:blipFill>
-                  <pic:spPr>
-                    <a:xfrm>
-                      <a:off x="0" y="0"/>
-                      <a:ext cx="5486400" cy="2834640"/>
-                    </a:xfrm>
-                    <a:prstGeom prst="rect"/>
-                  </pic:spPr>
-                </pic:pic>
-              </a:graphicData>
-            </a:graphic>
-          </wp:inline>
-        </w:drawing>
-      </w:r>
-    </w:p>
-    <w:p>
-      <w:pPr>
-        <w:spacing w:line="336" w:lineRule="auto" w:after="180"/>
-      </w:pPr>
-      <w:r>
-        <w:rPr>
-          <w:b/>
-        </w:rPr>
-        <w:t>ReLU</w:t>
-      </w:r>
-      <w:r>
-        <w:rPr>
-          <w:b w:val="0"/>
-        </w:rPr>
-        <w:t xml:space="preserve"> hidden computation at x=1. </w:t>
-      </w:r>
-      <w:r>
-        <w:rPr>
-          <w:b/>
-        </w:rPr>
-        <w:t>Input</w:t>
-      </w:r>
-      <w:r>
-        <w:rPr>
-          <w:b w:val="0"/>
-        </w:rPr>
-        <w:t xml:space="preserve">s: [1]; weights: [1]; bias: -3; activation: </w:t>
-      </w:r>
-      <w:r>
-        <w:rPr>
-          <w:b/>
-        </w:rPr>
-        <w:t>relu</w:t>
-      </w:r>
-      <w:r>
-        <w:rPr>
-          <w:b w:val="0"/>
-        </w:rPr>
-        <w:t xml:space="preserve">; </w:t>
-      </w:r>
-      <w:r>
-        <w:rPr>
-          <w:b/>
-        </w:rPr>
-        <w:t>output</w:t>
-      </w:r>
-      <w:r>
-        <w:rPr>
-          <w:b w:val="0"/>
-        </w:rPr>
-        <w:t>: 0.</w:t>
-      </w:r>
-    </w:p>
-    <w:p>
-      <w:pPr>
-        <w:spacing w:line="336" w:lineRule="auto" w:after="180"/>
-        <w:shd w:fill="F5F1FB"/>
-      </w:pPr>
-      <w:r>
-        <w:rPr>
-          <w:b w:val="0"/>
-        </w:rPr>
-        <w:t>Read the labels and values. Explain the relationship the model shows.</w:t>
-      </w:r>
-    </w:p>
-    <w:p>
-      <w:pPr>
-        <w:pStyle w:val="Heading3"/>
-      </w:pPr>
-      <w:r>
-        <w:t>04. Change one thing. Trace what follows.</w:t>
-      </w:r>
-    </w:p>
-    <w:p>
-      <w:r>
-        <w:drawing>
-          <wp:inline xmlns:a="http://schemas.openxmlformats.org/drawingml/2006/main" xmlns:pic="http://schemas.openxmlformats.org/drawingml/2006/picture">
-            <wp:extent cx="5486400" cy="3026664"/>
-            <wp:docPr id="6" name="Picture 6" descr="Original case: y values are 2, 2, 5; x = 1 and x = 3 collapse to the same output. Changed condition: Replace ReLU with identity. Expected result: h becomes -2, 0, 1 and outputs become -4, 2, 5. Reason: Identity retains the negative intermediate value instead of clipping it."/>
-            <wp:cNvGraphicFramePr>
-              <a:graphicFrameLocks noChangeAspect="1"/>
-            </wp:cNvGraphicFramePr>
-            <a:graphic>
-              <a:graphicData uri="http://schemas.openxmlformats.org/drawingml/2006/picture">
-                <pic:pic>
-                  <pic:nvPicPr>
-                    <pic:cNvPr id="0" name="academy-story-ai-5-4-04.png"/>
-                    <pic:cNvPicPr/>
-                  </pic:nvPicPr>
-                  <pic:blipFill>
-                    <a:blip r:embed="rId14"/>
-                    <a:stretch>
-                      <a:fillRect/>
-                    </a:stretch>
-                  </pic:blipFill>
-                  <pic:spPr>
-                    <a:xfrm>
-                      <a:off x="0" y="0"/>
-                      <a:ext cx="5486400" cy="3026664"/>
-                    </a:xfrm>
-                    <a:prstGeom prst="rect"/>
-                  </pic:spPr>
-                </pic:pic>
-              </a:graphicData>
-            </a:graphic>
-          </wp:inline>
-        </w:drawing>
-      </w:r>
-    </w:p>
-    <w:p>
-      <w:pPr>
-        <w:spacing w:line="336" w:lineRule="auto" w:after="180"/>
-      </w:pPr>
-      <w:r>
-        <w:rPr>
-          <w:b w:val="0"/>
-        </w:rPr>
-        <w:t xml:space="preserve">Original case: y values are 2, 2, 5; x = 1 and x = 3 collapse to the same </w:t>
-      </w:r>
-      <w:r>
-        <w:rPr>
-          <w:b/>
-        </w:rPr>
-        <w:t>output</w:t>
-      </w:r>
-      <w:r>
-        <w:rPr>
-          <w:b w:val="0"/>
-        </w:rPr>
-        <w:t xml:space="preserve">. Changed condition: Replace </w:t>
-      </w:r>
-      <w:r>
-        <w:rPr>
-          <w:b/>
-        </w:rPr>
-        <w:t>ReLU</w:t>
-      </w:r>
-      <w:r>
-        <w:rPr>
-          <w:b w:val="0"/>
-        </w:rPr>
-        <w:t xml:space="preserve"> with identity. Expected result: h becomes -2, 0, 1 and </w:t>
-      </w:r>
-      <w:r>
-        <w:rPr>
-          <w:b/>
-        </w:rPr>
-        <w:t>output</w:t>
-      </w:r>
-      <w:r>
-        <w:rPr>
-          <w:b w:val="0"/>
-        </w:rPr>
-        <w:t>s become -4, 2, 5.</w:t>
-      </w:r>
-    </w:p>
-    <w:p>
-      <w:pPr>
-        <w:spacing w:line="336" w:lineRule="auto" w:after="180"/>
-      </w:pPr>
-      <w:r>
-        <w:rPr>
-          <w:b w:val="0"/>
-        </w:rPr>
-        <w:t>Reason: Identity retains the negative intermediate value instead of clipping it.</w:t>
-      </w:r>
-    </w:p>
-    <w:p>
-      <w:pPr>
-        <w:spacing w:line="336" w:lineRule="auto" w:after="180"/>
-        <w:shd w:fill="F5F1FB"/>
-      </w:pPr>
-      <w:r>
-        <w:rPr>
-          <w:b w:val="0"/>
-        </w:rPr>
-        <w:t>Predict before checking the worked changed-case result. Name what changed and what the supplied facts allow you to conclude.</w:t>
-      </w:r>
-    </w:p>
-    <w:p>
-      <w:pPr>
-        <w:pStyle w:val="Heading3"/>
-      </w:pPr>
-      <w:r>
-        <w:t>05. Connect the explanation to its limit</w:t>
-      </w:r>
-    </w:p>
-    <w:p>
-      <w:r>
-        <w:drawing>
-          <wp:inline xmlns:a="http://schemas.openxmlformats.org/drawingml/2006/main" xmlns:pic="http://schemas.openxmlformats.org/drawingml/2006/picture">
-            <wp:extent cx="5486400" cy="2834640"/>
-            <wp:docPr id="7" name="Picture 7" descr="ReLU means keep a positive value and replace a negative one with zero. The output layer receives that transformed value, not the original input. Inputs one and three therefore both deliver zero to the final layer and produce two. Replacing ReLU with identity changes the procedure: negative intermediate values now remain available to the next layer. Limit: ReLU is one activation choice. Clipping negatives does not itself train the network or prove useful representation."/>
-            <wp:cNvGraphicFramePr>
-              <a:graphicFrameLocks noChangeAspect="1"/>
-            </wp:cNvGraphicFramePr>
-            <a:graphic>
-              <a:graphicData uri="http://schemas.openxmlformats.org/drawingml/2006/picture">
-                <pic:pic>
-                  <pic:nvPicPr>
-                    <pic:cNvPr id="0" name="academy-story-ai-5-4-05.png"/>
                     <pic:cNvPicPr/>
                   </pic:nvPicPr>
                   <pic:blipFill>
@@ -5622,6 +5693,227 @@
         <w:rPr>
           <w:b w:val="0"/>
         </w:rPr>
+        <w:t xml:space="preserve"> hidden computation at x=1. </w:t>
+      </w:r>
+      <w:r>
+        <w:rPr>
+          <w:b/>
+        </w:rPr>
+        <w:t>Input</w:t>
+      </w:r>
+      <w:r>
+        <w:rPr>
+          <w:b w:val="0"/>
+        </w:rPr>
+        <w:t xml:space="preserve">s: [1]; weights: [1]; bias: -3; activation: </w:t>
+      </w:r>
+      <w:r>
+        <w:rPr>
+          <w:b/>
+        </w:rPr>
+        <w:t>relu</w:t>
+      </w:r>
+      <w:r>
+        <w:rPr>
+          <w:b w:val="0"/>
+        </w:rPr>
+        <w:t xml:space="preserve">; </w:t>
+      </w:r>
+      <w:r>
+        <w:rPr>
+          <w:b/>
+        </w:rPr>
+        <w:t>output</w:t>
+      </w:r>
+      <w:r>
+        <w:rPr>
+          <w:b w:val="0"/>
+        </w:rPr>
+        <w:t>: 0.</w:t>
+      </w:r>
+    </w:p>
+    <w:p>
+      <w:pPr>
+        <w:spacing w:line="336" w:lineRule="auto" w:after="180"/>
+      </w:pPr>
+      <w:r>
+        <w:rPr>
+          <w:b w:val="0"/>
+        </w:rPr>
+        <w:t>Read the labels and values. Explain the relationship the model shows.</w:t>
+      </w:r>
+    </w:p>
+    <w:p>
+      <w:pPr>
+        <w:pStyle w:val="Heading2"/>
+      </w:pPr>
+      <w:r>
+        <w:t>04. Change one thing. Trace what follows.</w:t>
+      </w:r>
+    </w:p>
+    <w:p>
+      <w:r>
+        <w:drawing>
+          <wp:inline xmlns:a="http://schemas.openxmlformats.org/drawingml/2006/main" xmlns:pic="http://schemas.openxmlformats.org/drawingml/2006/picture">
+            <wp:extent cx="5486400" cy="3026664"/>
+            <wp:docPr id="9" name="Picture 9" descr="Original case: y values are 2, 2, 5; x = 1 and x = 3 collapse to the same output. Changed condition: Replace ReLU with identity. Expected result: h becomes -2, 0, 1 and outputs become -4, 2, 5. Reason: Identity retains the negative intermediate value instead of clipping it."/>
+            <wp:cNvGraphicFramePr>
+              <a:graphicFrameLocks noChangeAspect="1"/>
+            </wp:cNvGraphicFramePr>
+            <a:graphic>
+              <a:graphicData uri="http://schemas.openxmlformats.org/drawingml/2006/picture">
+                <pic:pic>
+                  <pic:nvPicPr>
+                    <pic:cNvPr id="0" name="academy-story-ai-5-4-04.png"/>
+                    <pic:cNvPicPr/>
+                  </pic:nvPicPr>
+                  <pic:blipFill>
+                    <a:blip r:embed="rId11"/>
+                    <a:stretch>
+                      <a:fillRect/>
+                    </a:stretch>
+                  </pic:blipFill>
+                  <pic:spPr>
+                    <a:xfrm>
+                      <a:off x="0" y="0"/>
+                      <a:ext cx="5486400" cy="3026664"/>
+                    </a:xfrm>
+                    <a:prstGeom prst="rect"/>
+                  </pic:spPr>
+                </pic:pic>
+              </a:graphicData>
+            </a:graphic>
+          </wp:inline>
+        </w:drawing>
+      </w:r>
+    </w:p>
+    <w:p>
+      <w:pPr>
+        <w:spacing w:line="336" w:lineRule="auto" w:after="180"/>
+      </w:pPr>
+      <w:r>
+        <w:rPr>
+          <w:b w:val="0"/>
+        </w:rPr>
+        <w:t xml:space="preserve">Original case: y values are 2, 2, 5; x = 1 and x = 3 collapse to the same </w:t>
+      </w:r>
+      <w:r>
+        <w:rPr>
+          <w:b/>
+        </w:rPr>
+        <w:t>output</w:t>
+      </w:r>
+      <w:r>
+        <w:rPr>
+          <w:b w:val="0"/>
+        </w:rPr>
+        <w:t xml:space="preserve">. Changed condition: Replace </w:t>
+      </w:r>
+      <w:r>
+        <w:rPr>
+          <w:b/>
+        </w:rPr>
+        <w:t>ReLU</w:t>
+      </w:r>
+      <w:r>
+        <w:rPr>
+          <w:b w:val="0"/>
+        </w:rPr>
+        <w:t xml:space="preserve"> with identity. Expected result: h becomes -2, 0, 1 and </w:t>
+      </w:r>
+      <w:r>
+        <w:rPr>
+          <w:b/>
+        </w:rPr>
+        <w:t>output</w:t>
+      </w:r>
+      <w:r>
+        <w:rPr>
+          <w:b w:val="0"/>
+        </w:rPr>
+        <w:t>s become -4, 2, 5.</w:t>
+      </w:r>
+    </w:p>
+    <w:p>
+      <w:pPr>
+        <w:spacing w:line="336" w:lineRule="auto" w:after="180"/>
+      </w:pPr>
+      <w:r>
+        <w:rPr>
+          <w:b w:val="0"/>
+        </w:rPr>
+        <w:t>Reason: Identity retains the negative intermediate value instead of clipping it.</w:t>
+      </w:r>
+    </w:p>
+    <w:p>
+      <w:pPr>
+        <w:spacing w:line="336" w:lineRule="auto" w:after="180"/>
+      </w:pPr>
+      <w:r>
+        <w:rPr>
+          <w:b w:val="0"/>
+        </w:rPr>
+        <w:t>Predict before checking the worked changed-case result. Name what changed and what the supplied facts allow you to conclude.</w:t>
+      </w:r>
+    </w:p>
+    <w:p>
+      <w:pPr>
+        <w:pStyle w:val="Heading2"/>
+      </w:pPr>
+      <w:r>
+        <w:t>05. Connect the explanation to its limit</w:t>
+      </w:r>
+    </w:p>
+    <w:p>
+      <w:r>
+        <w:drawing>
+          <wp:inline xmlns:a="http://schemas.openxmlformats.org/drawingml/2006/main" xmlns:pic="http://schemas.openxmlformats.org/drawingml/2006/picture">
+            <wp:extent cx="5486400" cy="2834640"/>
+            <wp:docPr id="10" name="Picture 10" descr="ReLU means keep a positive value and replace a negative one with zero. The output layer receives that transformed value, not the original input. Inputs one and three therefore both deliver zero to the final layer and produce two. Replacing ReLU with identity changes the procedure: negative intermediate values now remain available to the next layer. Limit: ReLU is one activation choice. Clipping negatives does not itself train the network or prove useful representation."/>
+            <wp:cNvGraphicFramePr>
+              <a:graphicFrameLocks noChangeAspect="1"/>
+            </wp:cNvGraphicFramePr>
+            <a:graphic>
+              <a:graphicData uri="http://schemas.openxmlformats.org/drawingml/2006/picture">
+                <pic:pic>
+                  <pic:nvPicPr>
+                    <pic:cNvPr id="0" name="academy-story-ai-5-4-05.png"/>
+                    <pic:cNvPicPr/>
+                  </pic:nvPicPr>
+                  <pic:blipFill>
+                    <a:blip r:embed="rId16"/>
+                    <a:stretch>
+                      <a:fillRect/>
+                    </a:stretch>
+                  </pic:blipFill>
+                  <pic:spPr>
+                    <a:xfrm>
+                      <a:off x="0" y="0"/>
+                      <a:ext cx="5486400" cy="2834640"/>
+                    </a:xfrm>
+                    <a:prstGeom prst="rect"/>
+                  </pic:spPr>
+                </pic:pic>
+              </a:graphicData>
+            </a:graphic>
+          </wp:inline>
+        </w:drawing>
+      </w:r>
+    </w:p>
+    <w:p>
+      <w:pPr>
+        <w:spacing w:line="336" w:lineRule="auto" w:after="180"/>
+      </w:pPr>
+      <w:r>
+        <w:rPr>
+          <w:b/>
+        </w:rPr>
+        <w:t>ReLU</w:t>
+      </w:r>
+      <w:r>
+        <w:rPr>
+          <w:b w:val="0"/>
+        </w:rPr>
         <w:t xml:space="preserve"> means keep a positive value and replace a negative one with zero. The </w:t>
       </w:r>
       <w:r>
@@ -5704,7 +5996,6 @@
     <w:p>
       <w:pPr>
         <w:spacing w:line="336" w:lineRule="auto" w:after="180"/>
-        <w:shd w:fill="F5F1FB"/>
       </w:pPr>
       <w:r>
         <w:rPr>
@@ -5715,7 +6006,7 @@
     </w:p>
     <w:p>
       <w:pPr>
-        <w:pStyle w:val="Heading3"/>
+        <w:pStyle w:val="Heading2"/>
       </w:pPr>
       <w:r>
         <w:t>06. Make the idea visible in your project</w:t>
@@ -5726,7 +6017,7 @@
         <w:drawing>
           <wp:inline xmlns:a="http://schemas.openxmlformats.org/drawingml/2006/main" xmlns:pic="http://schemas.openxmlformats.org/drawingml/2006/picture">
             <wp:extent cx="5486400" cy="3681984"/>
-            <wp:docPr id="8" name="Picture 8" descr="For your Image-pattern Network Investigation, save the input, procedure, observed result and limitation of this check. Label this worked example as practice; use a different, previously unreviewed case when checking independent understanding. Draw your input, deciding step, result and limit. Supported question: Which original inputs cannot be distinguished by this network’s final output? Point to the relevant step in the picture, then write the changed result and the rule or evidence that supports it."/>
+            <wp:docPr id="11" name="Picture 11" descr="For your Image-pattern Network Investigation, save the input, procedure, observed result and limitation of this check. Label this worked example as practice; use a different, previously unreviewed case when checking independent understanding. Draw your input, deciding step, result and limit. Supported question: Which original inputs cannot be distinguished by this network’s final output? Point to the relevant step in the picture, then write the changed result and the rule or evidence that supports it."/>
             <wp:cNvGraphicFramePr>
               <a:graphicFrameLocks noChangeAspect="1"/>
             </wp:cNvGraphicFramePr>
@@ -5738,7 +6029,7 @@
                     <pic:cNvPicPr/>
                   </pic:nvPicPr>
                   <pic:blipFill>
-                    <a:blip r:embed="rId16"/>
+                    <a:blip r:embed="rId17"/>
                     <a:stretch>
                       <a:fillRect/>
                     </a:stretch>
@@ -5853,7 +6144,6 @@
     <w:p>
       <w:pPr>
         <w:spacing w:line="336" w:lineRule="auto" w:after="180"/>
-        <w:shd w:fill="F5F1FB"/>
       </w:pPr>
       <w:r>
         <w:rPr>
@@ -5872,6 +6162,62 @@
           <w:b w:val="0"/>
         </w:rPr>
         <w:t>.</w:t>
+      </w:r>
+    </w:p>
+    <w:p>
+      <w:pPr>
+        <w:pStyle w:val="Heading2"/>
+      </w:pPr>
+      <w:r>
+        <w:t>Earlier wording, alternatives and picture transcripts · reference / check after trying</w:t>
+      </w:r>
+    </w:p>
+    <w:p>
+      <w:pPr>
+        <w:pStyle w:val="Heading3"/>
+      </w:pPr>
+      <w:r>
+        <w:t>01. Activation functions: the case</w:t>
+      </w:r>
+    </w:p>
+    <w:p>
+      <w:pPr>
+        <w:pStyle w:val="Heading3"/>
+      </w:pPr>
+      <w:r>
+        <w:t>02. Follow the deciding steps</w:t>
+      </w:r>
+    </w:p>
+    <w:p>
+      <w:pPr>
+        <w:pStyle w:val="Heading3"/>
+      </w:pPr>
+      <w:r>
+        <w:t>03. ReLU hidden computation at x=1</w:t>
+      </w:r>
+    </w:p>
+    <w:p>
+      <w:pPr>
+        <w:pStyle w:val="Heading3"/>
+      </w:pPr>
+      <w:r>
+        <w:t>04. Change one thing. Trace what follows.</w:t>
+      </w:r>
+    </w:p>
+    <w:p>
+      <w:pPr>
+        <w:pStyle w:val="Heading3"/>
+      </w:pPr>
+      <w:r>
+        <w:t>05. Connect the explanation to its limit</w:t>
+      </w:r>
+    </w:p>
+    <w:p>
+      <w:pPr>
+        <w:pStyle w:val="Heading3"/>
+      </w:pPr>
+      <w:r>
+        <w:t>06. Make the idea visible in your project</w:t>
       </w:r>
     </w:p>
     <w:sectPr>
